--- a/docs/tier5_deliverables/final_exports/part_b_draft.docx
+++ b/docs/tier5_deliverables/final_exports/part_b_draft.docx
@@ -28,57 +28,32 @@
     </w:p>
     <w:p>
       <w:r>
-        <w:t>## 1.1 Quality and pertinence of the project's research and innovation objectives</w:t>
+        <w:t>1.1 Quality and pertinence of the project's research and innovation objectives</w:t>
       </w:r>
     </w:p>
     <w:p>
       <w:r>
-        <w:t>**Problem and overarching aim.** Irrigation decisions in high-value horticulture are increasingly taken under water scarcity, yet the water-stress signals that drive those decisions are typically spectral proxies whose biological meaning, stability across seasons and operational transferability are rarely tested. FIELDWISE confronts this gap directly. Its overarching research and innovation aim is to establish whether a physiologically meaningful water-stress signal, discovered in a data-rich processing-tomato system, remains biologically valid across unseen seasons and a change of sensing scale, survives prospective validation under real commercial-farm conditions, and can be encoded in a crop-configurable decision-support framework that is later adaptable to other irrigated high-value horticultural crops. This central challenge is not a rhetorical framing but the explicit organising question of the work plan: can a water-stress signal remain biologically meaningful across seasons and sensing scales, survive prospective validation under real farmer conditions, and be encoded in a crop-configurable framework that can later be adapted to other crops. Processing tomato is chosen deliberately as the model crop because approximately five years (2022–2026) of heterogeneous physiological, soil, meteorological and proximal-spectral observations already exist at MATE, giving the objectives an evidentiary foundation rather than requiring a speculative new data campaign.</w:t>
+        <w:t>Pertinence and framing. FIELDWISE addresses a problem of direct European relevance — water scarcity and rising climatic variability are intensifying the need for more efficient irrigation management in high-value horticulture, while irrigation decisions are still frequently based on delayed visual symptoms, isolated sensor thresholds or retrospective crop-performance information. It pursues this through the researcher-centred logic of the MSCA Postdoctoral Fellowships 2026 call (HORIZON-MSCA-2026-PF-01). The action is a European Postdoctoral Fellowship of 30 months, hosted at HUN-REN Agrartudomanyi Kutatokozpont (ATK), Martonvásár, Hungary, and carried out by the experienced researcher Dr. Rositsa Cholakova. Its research and innovation objectives are pertinent on two axes simultaneously. Scientifically, they close three focused gaps: the physiological grounding of plant water-stress indicators (spectral and environmental variables are too often treated as stress proxies without demonstrating that they track an actual plant response); transferability across unseen conditions, sensing scales and horticultural crops; and irrigation decision relevance. In instrument terms, the same objectives are the vehicle through which the fellow completes a documented transition from plant physiologist and agronomist toward an independent Agricultural Data Scientist, acquiring the interdisciplinary (plant-stress physiology combined with agricultural data science and with hyperspectral, UAV and Earth-observation methods) and inter-sectoral competences that the call's expected outcomes explicitly seek. The proposal deliberately draws its evidence base from an existing five-season archive rather than a new campaign, and channels its inter-sectoral exposure through an integral end-of-project non-academic placement, so that its scientific and career objectives reinforce one another rather than compete.</w:t>
       </w:r>
     </w:p>
     <w:p>
       <w:r>
-        <w:t>**Pertinence.** The objectives are pertinent on the two axes the MSCA-PF Excellence criterion weighs together: scientific pertinence and pertinence to the fellow's development. Scientifically, they target a recognised weakness in agricultural remote sensing — the routine substitution of correlative spectral proxies and retrospective accuracy for biologically grounded, prospectively validated, operationally transferable stress prediction — in a domain (water use in irrigated horticulture) of clear European relevance. In terms of career development, the four objectives are structured as a single scientific thread that carries one concept through biological definition, leakage-safe modelling, unseen-condition validation, software implementation and industrial evaluation; executing that thread is precisely what completes the fellow's progression from plant physiologist/agronomist to an independent Agricultural Data Scientist, and it is delivered through an international move (a European Fellowship recruiting the researcher from Bulgaria to the host in Hungary) with inter-sectoral and interdisciplinary exposure. The objectives thus serve both the research problem and the fellowship's training purpose, satisfying the call's requirement that fellowships be provided to excellent researchers undertaking international mobility.</w:t>
+        <w:t>The four objectives. The scientific programme is organised around one central challenge — whether a water-stress signal discovered in a data-rich processing-tomato system can remain biologically meaningful across seasons and sensing scales, survive prospective validation under real farmer conditions, and be encoded in a crop-configurable decision-support framework that can later be adapted to other irrigated high-value horticultural crops. This challenge is operationalised as four objectives. O1 is to "Harmonise the heterogeneous 2022-2026 MATE archive and define a physiologically meaningful water-stress target". O2 is to "Develop a parsimonious, interpretable and uncertainty-aware predictive framework under HUN-REN supervision, with ELTE spectral/EO harmonisation, and separate reusable system components from crop-specific biological/calibration parameters". O3 is to "Prospectively validate the framework at an independent commercial farmer site equipped with project meteorological and soil sensing, supported by physiological, proximal, UAV and Sentinel observations". O4 is to "Operationalise validated outputs in a crop-configurable DrR architecture through continuous Krumatic software development and AgroVIR requirements feedback, followed by industrial evaluation in M25-M30". Processing tomato is chosen as the model crop precisely because approximately five years of heterogeneous data, strong experimental expertise and established collaborations already exist for it; it is the scientifically justified starting point, not the intended limit of the technology.</w:t>
       </w:r>
     </w:p>
     <w:p>
       <w:r>
-        <w:t>**The four objectives, and why they are measurable and verifiable.** The programme is organised around four research and innovation objectives, each carrying a stated measurable output and each verified by named, dated deliverables so that achievement can be judged against evidence rather than assertion:</w:t>
+        <w:t>Measurable and verifiable. Each objective is defined by concrete, checkable outputs rather than by aspiration, and each is anchored to a dated project deliverable so that an evaluator (and later a reviewer) can verify achievement. O1 delivers a QC-controlled common-variable matrix, a missingness/measurement-frequency map, and a target and validation protocol — captured in the harmonised database and variable-availability map (D1.1, month 14) and the Stress-target, feature-selection and validation protocol (D1.2, month 14). O2 delivers a ranked predictor set, a primary model with a nonlinear benchmark where justified, a calibration/uncertainty assessment, a model card and a crop-transfer specification — captured in the Primary model, benchmark and model card (D2.1, month 3) and the Spectral/UAV/Sentinel harmonisation and crop-transfer specification (D2.2, month 14). O3 delivers a prospective validation dataset, an unseen-environment benchmark, a spatial scaling assessment and a limited-recalibration protocol if required — captured in the Independent commercial-field validation dataset (D3.1, month 18) and the Prospective transferability, uncertainty and limited-recalibration report (D3.2, month 18). O4 delivers a web MVP with a validated processing-tomato module, an irrigation-attention output, a crop-extension specification, an AgroVIR requirements/interoperability report and a post-MSCA integration and exploitation roadmap — captured in the Crop-configurable DrR web MVP with validated processing-tomato module (D4.1, month 24), the AgroVIR operational/interoperability assessment (D5.1, month 30) and the Post-MSCA FMIS integration and exploitation roadmap (D5.2, month 30). Verifiability is reinforced by an explicit evaluation discipline: model performance is judged under blocked, leakage-safe unseen-year validation against a pre-specified physiological stress target, using pre-registered metrics — balanced accuracy, F1 and ROC-AUC for classified stress detection; RMSE, MAE and R² for continuous prediction; reliability diagrams, the Brier score and prediction-interval coverage probability for calibration; and stress-detection lead time and per-season false-alarm rate for operational value — with literature-derived acceptance thresholds fixed in D1.2 before the prospective season, and with the primary model frozen and its model card registered (D2.1) before the first field season. Pre-committing thresholds and freezing the model before validation converts each objective into a falsifiable, auditable claim rather than a moving target.</w:t>
       </w:r>
     </w:p>
     <w:p>
       <w:r>
-        <w:t>- **O1 — Harmonise the heterogeneous 2022-2026 MATE archive and define a physiologically meaningful water-stress target.** Measurable output: a QC-controlled common-variable matrix, a missingness/measurement-frequency map, and a target and validation protocol. Verification: the deliverables *Harmonised database/metadata and variable-availability map* and *Stress-target, feature-selection and validation protocol*.</w:t>
+        <w:t>Realistically achievable. The objectives are ambitious yet grounded in resources that already exist. O1 and O2 rest on the 2022-2026 MATE processing-tomato archive (physiological, soil, meteorological and proximal spectral observations) and are developed under HUN-REN ATK supervision (primary supervisor Prof. Tibor Janda) with ELTE spectral/EO harmonisation and UAV/hyperspectral instrumentation. O3 is a single, focused prospective test at an independent commercial farmer field instrumented by the project (meteorological station and soil sensors) — the minimum that the prospective-validation logic requires — with a defined site-contingency ladder so that the transferability claim is protected. O4 builds on the fellow's pre-existing, self-financed research tool DrR - Digital Agronomist, currently a sensor/EO monitoring and data-integration tool rather than a validated advisory product, used as a research-to-application vehicle: only validated scientific components are incrementally incorporated, Krumatic supports software engineering from project start, and AgroVIR provides requirements-oriented consultation from the outset before hosting the M25-M30 placement. The scope is bounded honestly — validation within the action is limited to processing tomato, and the crop-transfer specification defines the components, parameters, minimum datasets and recalibration gates any later crop must pass — while the concrete follow-on route to additional cultivars and Bulgarian production conditions is placed after the action through MVCRI, with no in-action MVCRI effort claimed. This bounding is itself a realism argument: the fellowship promises only what its data, timeline and consortium can deliver.</w:t>
       </w:r>
     </w:p>
     <w:p>
       <w:r>
-        <w:t>- **O2 — Develop a parsimonious, interpretable and uncertainty-aware predictive framework under HUN-REN supervision, with ELTE spectral/EO harmonisation, and separate reusable system components from crop-specific biological/calibration parameters.** Measurable output: a ranked predictor set; a primary model and a nonlinear benchmark where justified; a calibration/uncertainty assessment; a model card; and a crop-transfer specification. Verification: the deliverables *Primary model, benchmark and model card* and *Spectral/UAV/Sentinel harmonisation, scaling and crop-transfer specification*.</w:t>
-      </w:r>
-    </w:p>
-    <w:p>
-      <w:r>
-        <w:t>- **O3 — Prospectively validate the framework at an independent commercial farmer site equipped with project meteorological and soil sensing, supported by physiological, proximal, UAV and Sentinel observations.** Measurable output: a prospective validation dataset; an unseen-environment benchmark; a spatial scaling assessment; and a limited-recalibration protocol if required. Verification: the deliverables *Independent commercial-field validation dataset* and *Prospective transferability, uncertainty and limited-recalibration report*.</w:t>
-      </w:r>
-    </w:p>
-    <w:p>
-      <w:r>
-        <w:t>- **O4 — Operationalise validated outputs in a crop-configurable DrR architecture through continuous Krumatic software development and AgroVIR requirements feedback, followed by industrial evaluation in M25-M30.** Measurable output: a web MVP with a validated processing-tomato module; an irrigation-attention output; a crop-extension specification; an AgroVIR requirements/interoperability report; and a post-MSCA integration and exploitation roadmap. Verification: the deliverables *Crop-configurable DrR web MVP with validated processing-tomato module*, *Pre-placement technical/usability requirements dossier*, *AgroVIR operational/interoperability assessment* and *Post-MSCA FMIS integration and exploitation roadmap*.</w:t>
-      </w:r>
-    </w:p>
-    <w:p>
-      <w:r>
-        <w:t>Measurability and verifiability are reinforced by two design choices. First, blocked temporal (unseen-year) validation and model-selection criteria are predefined before results are seen, so that success is judged against thresholds fixed in advance rather than chosen post hoc; calibration, uncertainty and interpretability are quantified rather than asserted. Second, the objectives map cleanly onto the project's research questions (RQ1–RQ5) and hypotheses (H1–H4) — for example, O1 operationalises the physiological-signature hypothesis, O3 tests the transferability hypothesis, and O4 tests the operational-relevance hypothesis — so each objective corresponds to a falsifiable claim with a defined output.</w:t>
-      </w:r>
-    </w:p>
-    <w:p>
-      <w:r>
-        <w:t>**Realistically achievable.** The objectives are ambitious but bounded, and several features make them realistically deliverable within a 30-month action (a 24-month European Fellowship at the host followed by a six-month non-academic placement). The primary evidence base already exists (the 2022–2026 MATE archive), so the work begins from data rather than data collection. A working research prototype — DrR, the fellow's pre-existing, self-financed sensor/EO monitoring and data-integration tool — provides the software starting point for the web MVP rather than a green-field build. The supervisory environment supplies the complementary competences the objectives require: modelling and uncertainty analysis on the host side, and hyperspectral/UAV/Earth-observation scale harmonisation through the ELTE co-supervision strand. A parsimony principle (prefer the simplest adequate model; no deep-learning dependency) is adopted explicitly, matching model complexity to the available sample size and reducing the risk of over-fitting an ambitious pipeline to limited data. Finally, the single new instrumented commercial-farmer validation site is the minimum the prospective-validation logic requires, and a contingency route (a planned Bulgarian model garden at the Szentendre Skanzen) is held in reserve should primary-site access fail — so the highest-risk objective (O3) is protected without inflating the field programme.</w:t>
-      </w:r>
-    </w:p>
-    <w:p>
-      <w:r>
-        <w:t>**Beyond the state of the art, and the extent of the ambition.** The project's ambition lies less in any single algorithm than in refusing four assumptions that are routinely conflated in crop-stress remote sensing, and in testing each of them explicitly within one validation chain. (i) It refuses the equation of a vegetation index with water stress, replacing spectral-proxy stress definitions with a physiologically defined water-stress target built on a harmonised, QC-controlled five-season evidence base. (ii) It refuses the equation of proximal indices with satellite indices, instead constructing an explicit scale bridge from leaf/proximal sensing through an ELTE hyperspectral/UAV layer to Sentinel-2 field-scale operational inputs. (iii) It refuses the equation of internal cross-validation with field transferability, moving from internal fit through blocked unseen-year validation to prospective validation at an independent commercial field, with the transfer gap from research experiments to a real production environment measured prospectively and any limited recalibration stated. (iv) It refuses the assumption that a tomato-trained model transfers unchanged to another crop, separating a reusable decision-support core from crop-specific physiological targets and calibration parameters and defining explicit crop-transfer and recalibration gates, so that the result is a crop-configurable framework for irrigated high-value horticulture rather than a single tomato model imposed on all crops. Cutting across all four, FIELDWISE moves the very definition of success beyond retrospective predictive accuracy toward demonstrated field-level decision value: the validated architecture is delivered as a continuously developed DrR web MVP (implemented with the software partner Krumatic), evaluated industrially through a non-academic placement at AgroVIR against operational and interoperability requirements, and given a defined post-MSCA replication route through MVCRI as a Hungary–Bulgaria scientific and mobility bridge. This combination — biological truth, rigorous transferability testing, sensing-scale integration and operationally evaluated decision support connected in a single chain and deliberately engineered for reuse beyond the development crop — is what places the objectives beyond the current state of the art and defines the level of ambition of the proposed work.</w:t>
+        <w:t>Beyond the state of the art and extent of ambition. FIELDWISE is ambitious because it connects biological truth, rigorous transferability testing, sensing scale and operational decision support within a single validation chain, while deliberately designing the resulting digital framework for reuse beyond the development crop. It explicitly refuses four assumptions that are common in the field: that a vegetation index is equivalent to water stress; that proximal and satellite indices are interchangeable; that internal cross-validation proves field transferability; and that one tomato-trained model can be transferred unchanged to another horticultural crop. Its advance over current practice is expressed as seven concrete transitions: (1) from a stress proxy to a physiologically defined stress target; (2) from a heterogeneous five-season archive to an explicit common-variable/missingness design; (3) from internal fit to blocked unseen-year validation to independent commercial-field validation; (4) from leaf/proximal sensing through an ELTE hyperspectral/UAV bridge to Sentinel-2 field-scale operational inputs; (5) from a standalone model to a continuously developed DrR web MVP with AgroVIR industrial evaluation; (6) from academic-only validation to a farmer-facing real-world test plus a defined post-MSCA Bulgarian replication route through MVCRI; and (7) from a tomato-specific prototype to a crop-configurable high-value-horticulture framework with explicit crop-specific validation/calibration gates. The genuine novelty is not a new machine-learning algorithm — the deliberate methodological stance is parsimony and interpretability, avoiding a deep-learning dependency — but the construction and demonstration of a validation framework in which operationally obtainable data streams are judged against independent plant-level ground truth, challenged under both unseen-year and new commercial-field conditions, translated across sensing scales without assuming equivalence, and then separated into a reusable decision-support core and crop-specific biological/calibration components. This moves crop-stress modelling beyond retrospective predictive accuracy toward demonstrated physiological validity, transferability and management relevance, which is where the field's current weakness lies and where the project's ambition is concentrated.</w:t>
       </w:r>
     </w:p>
     <w:p>
@@ -96,52 +71,87 @@
     </w:p>
     <w:p>
       <w:r>
-        <w:t>**Overall methodology: concepts, models and assumptions.** FIELDWISE rests on one methodological conviction: a water-stress signal used to drive irrigation must be judged not by retrospective predictive accuracy alone but by four linked criteria evaluated in sequence — physiological validity, predictive performance, transferability to unseen conditions, and management relevance. Every concept, model and assumption follows from this. Processing tomato is adopted as the model crop because approximately five seasons (2022–2026) of heterogeneous physiological, soil, meteorological and proximal-spectral observations already exist at MATE, so the work begins from a curated evidence base rather than a speculative new data campaign. The methodology is organised as a single validation chain executed across five work packages.</w:t>
+        <w:t>### Overall methodology: concepts, models and assumptions</w:t>
       </w:r>
     </w:p>
     <w:p>
       <w:r>
-        <w:t>Stage 1 (WP1, 'Data Harmonisation and Physiological Stress Definition') establishes the empirical substrate. The heterogeneous archive is audited variable-by-variable, with its year, frequency and replicate structure mapped; a common-variable matrix and an explicit missingness strategy are defined; and the effective statistical unit is fixed. The stress construct is then defined physiologically — a primary physiological stress target with corroborating endpoints — rather than by equating a vegetation index with stress, and a restricted set of candidate soil-water, meteorological and proximal-spectral signatures is identified against that target. Decisively for methodological soundness, the evaluation regime is fixed before any result is seen: blocked temporal (unseen-year) validation and model-selection criteria are predefined, making the pipeline leakage-safe and judging success against thresholds set in advance. These choices are captured in the deliverables 'Harmonised database/metadata and variable-availability map' and 'Stress-target, feature-selection and validation protocol'.</w:t>
+        <w:t>The methodological spine of FIELDWISE is a single, disciplined validation chain that carries one physiologically grounded water-stress signal from a heterogeneous multi-season evidence base, through leakage-safe modelling, to prospective testing under real commercial conditions and finally into an operational decision-support prototype. The design is deliberately not organised around inventing a new machine-learning algorithm; its methodological stance is parsimony, interpretability and uncertainty-awareness, and it explicitly avoids a deep-learning dependency. The unifying concept is that a model is only useful for irrigation if it has been judged against four linked criteria at once — physiological validity, predictive performance, transferability to unseen conditions, and management relevance — rather than against retrospective accuracy alone. This four-criterion evaluation frame is the organising idea from which every methodological choice below is derived.</w:t>
       </w:r>
     </w:p>
     <w:p>
       <w:r>
-        <w:t>Stage 2 (WP2, 'HUN-REN Modelling and ELTE Scale Harmonisation') builds the predictive framework under HUN-REN ATK supervision on three explicit assumptions. First, parsimony: process-informed water-status predictors are constructed from meteorology, irrigation and soil data, and a single interpretable primary model is developed alongside at most one nonlinear benchmark where justified, with no deep-learning dependency, so that model complexity is matched to the limited effective sample size. Second, uncertainty-awareness: calibration, predictive uncertainty, interpretability and blocked unseen-year performance are quantified rather than asserted and documented in a model card. Third, non-equivalence of sensing scales: proximal and hyperspectral signals are not assumed interchangeable with satellite bands, so an explicit hyperspectral/UAV-to-Sentinel-2 harmonisation is defined only at spatial scales where field geometry supports valid Earth-observation interpretation, drawing on ELTE's remote-sensing expertise through the co-supervision strand. A fourth, cross-cutting assumption governs reuse: the DrR data structures are configured to separate reusable sensor/weather/EO/uncertainty workflows from crop-specific physiological, phenological and calibration parameters, and a crop-transfer specification fixes the transferable core, the crop-specific parameters, and the minimum validation dataset and recalibration gates required before any new irrigated high-value horticultural crop is added.</w:t>
+        <w:t>The work rests on an explicit and falsifiable model of the underlying biology, stated as four working hypotheses. H1 (physiological-signature hypothesis) assumes that declining soil-water availability and increasing atmospheric demand produce coordinated plant responses that can be captured by a parsimonious subset of proximal spectral and environmental indicators. H2 (transferability hypothesis) assumes that predictive performance will degrade when moving from internal fitting to unseen-year and independent commercial-field validation, but that a stable core of the physiology-to-prediction workflow can nonetheless be identified and separated from crop-specific components. H3 (scale-transition hypothesis) assumes that physiologically meaningful proximal signatures will not map one-to-one onto satellite bands, but that a subset of relationships survives explicit hyperspectral/UAV-to-Sentinel harmonisation at spatial scales where field geometry supports valid Earth-observation interpretation. H4 (operational-relevance hypothesis) assumes that a model selected for physiological validity, calibration, uncertainty and stability will provide more useful irrigation-attention information than one selected solely for retrospective accuracy. Stating these as hypotheses, rather than as design assertions, is itself a methodological commitment: each is testable and each can fail visibly.</w:t>
       </w:r>
     </w:p>
     <w:p>
       <w:r>
-        <w:t>Stage 3 (WP3, 'Independent Commercial-Farmer Prospective Validation') tests the assumption that internal cross-validation does not prove field transferability. The historical model is applied prospectively at an independent commercial farmer field newly instrumented by the project (meteorological station and soil sensors) and supported by coordinated physiological, proximal-spectral, thermal, UAV and Sentinel-2 observations where spatially valid; the transfer gap is quantified and only limited, transparent recalibration is applied where required. The governing methodological stance is that transfer loss is a scientific result to be measured and reported with its uncertainty, not concealed.</w:t>
+        <w:t>Concretely, the model to be built learns the relationship between operationally obtainable predictors — soil-water, meteorological and spectral/Earth-observation variables — and an independently measured physiological water-stress target. Defining that target is the first methodological act and the foundation of everything that follows. Rather than treating a vegetation index or an environmental threshold as a stress proxy, the project harmonises the existing 2022-2026 processing-tomato archive into a QC-controlled common-variable matrix with an explicit missingness and measurement-frequency map, and fixes a physiologically meaningful stress target and validation protocol before any model fitting. This is captured in the Harmonised database/metadata and variable-availability map and the Stress-target, feature-selection and validation protocol, and it directly delivers Objective O1. A pre-specified stress-target hierarchy is fixed in the Stress-target, feature-selection and validation protocol before model training, so that any substitution forced by the archive audit is made and documented before results are inspected, never after.</w:t>
       </w:r>
     </w:p>
     <w:p>
       <w:r>
-        <w:t>Stages 4–5 (WP4, 'DrR Web MVP, Co-development and Exploitation Preparation', and WP5, 'AgroVIR Non-Academic Placement') operationalise validated outputs on the principle that the software follows the science: only validated scientific components are progressively incorporated into a crop-configurable DrR web MVP that exposes stress probability/class, uncertainty, temporal trend and an irrigation-attention output while keeping crop-specific parameters explicit. The M25–M30 non-academic placement then evaluates the MVP's inputs, usability, missing-data behaviour, decision outputs and interoperability against real operational requirements.</w:t>
+        <w:t>The predictive framework itself (Objective O2) is developed to be parsimonious, interpretable and uncertainty-aware: a ranked predictor set, a primary model with a single nonlinear benchmark only where justified, an explicit calibration and uncertainty assessment, and a model card. Two methodological safeguards convert each objective into an auditable claim rather than a moving target. First, model selection and evaluation are performed under blocked, leakage-safe unseen-year temporal validation, so that year-, treatment- or site-specific correlations cannot masquerade as generalisation. Second, evaluation uses pre-registered metrics — balanced accuracy, F1 and ROC-AUC for classified stress detection; RMSE, MAE and R² for continuous prediction; reliability diagrams, the Brier score and prediction-interval coverage probability for calibration; and stress-detection lead time and per-season false-alarm rate for operational value — with literature-derived acceptance thresholds fixed in the validation protocol before the prospective season, and with the primary model frozen and its model card registered in the Primary model, benchmark and model card before the first field season. Freezing the model and pre-committing thresholds before the prospective test is the methodological device that makes the transferability claim honest.</w:t>
       </w:r>
     </w:p>
     <w:p>
       <w:r>
-        <w:t>These assumptions are stated as falsifiable hypotheses that the methodology is designed to test: coordinated plant responses to declining soil-water availability and rising atmospheric demand can be captured by a parsimonious subset of proximal-spectral and environmental indicators (H1); performance will decrease from internal fitting to unseen-year and independent-field validation, but a stable, reusable core of the physiology-to-prediction workflow can be identified (H2); proximal signatures will not map one-to-one to satellite bands, yet a subset of relationships survives explicit harmonisation (H3); and a model selected for physiological validity, calibration, uncertainty and stability will provide more useful irrigation-attention information than one selected solely for retrospective accuracy (H4). Delivering objectives O1–O4 is precisely the sequential testing of H1–H4, which is how the methodology enables the project to meet its objectives.</w:t>
+        <w:t>Transferability is treated at three distinct levels rather than conflated. Temporal transfer is tested by the blocked unseen-year validation above; environmental transfer is tested by prospectively applying the frozen model at an independent commercial farmer field instrumented by the project with a meteorological station and soil sensors, supported by physiological, proximal, UAV and Sentinel observations (Objective O3), quantifying the research-to-commercial transfer gap and applying a limited, pre-specified recalibration only if transfer is incomplete, as captured in the Independent commercial-field validation dataset and the Prospective transferability, uncertainty and limited-recalibration report; and methodological/crop transfer is handled by explicitly separating a reusable decision-support core (data architecture, physiology-to-prediction workflow, uncertainty logic, sensing-scale integration and the irrigation-attention interface) from crop-specific components (physiological reference ranges, phenological interpretation, stress thresholds and calibration parameters), documented in the Spectral/UAV/Sentinel harmonisation and crop-transfer specification with explicit recalibration gates any later crop must pass. Processing tomato is the scientifically justified starting crop — chosen because roughly five heterogeneous seasons of data and established expertise exist for it — not the intended limit of the technology; the project builds and documents the methodology required for controlled transfer rather than claiming that a tomato-trained model can be applied unchanged elsewhere.</w:t>
       </w:r>
     </w:p>
     <w:p>
       <w:r>
-        <w:t>**Important methodological challenges and how they are overcome.** The chosen methodology carries intrinsic challenges that are anticipated as design choices rather than deferred. (i) Archive variables differ among years: this is met with an explicit year-by-variable matrix, harmonising only defensible common variables and retaining year-specific measurements as secondary information. (ii) The effective biological sample size is limited: this is met with repeated-measure/hierarchical structure, conservative feature reduction and deliberate parsimony (no deep-learning dependency) to avoid over-fitting. (iii) Prospective performance may drop on the unseen commercial field: this is met by treating transfer loss as a quantified result and applying only limited, transparent recalibration. (iv) Field geometry and cloud cover may limit Sentinel-2 interpretation: Sentinel-2 is used only where valid pixels support field-scale inference, with UAV and proximal observations carrying the finer scales. (v) Site infrastructure and access risks are met by installing project meteorological and soil sensors before the campaign and by holding a Bulgarian model-garden contingency at the Szentendre Skanzen in reserve should primary-site access fail. Each mitigation is a methodological safeguard embedded in the work plan.</w:t>
+        <w:t>Operationalisation (Objective O4) follows the science rather than leading it. The pre-existing DrR - Digital Agronomist prototype is used as a research-to-application vehicle: only validated scientific components are incrementally incorporated into a crop-configurable web MVP that keeps crop-specific parameters explicit, delivered as the Crop-configurable DrR web MVP with validated processing-tomato module and evaluated for operational usability and interoperability by AgroVIR. The principle "the software follows the science, not the other way around" is a methodological constraint that protects the fellowship from becoming a software-development project.</w:t>
       </w:r>
     </w:p>
     <w:p>
       <w:r>
-        <w:t>**Integration of methods and disciplines in pursuit of the objectives.** An interdisciplinary approach is necessary, not optional: the central challenge runs from plant biology through statistical modelling and sensing-scale physics to operational decision support, and no single discipline spans it. FIELDWISE integrates five complementary competences. Plant physiology and agronomy — the fellow's and MATE's domain — define the biologically meaningful stress target and the physiological measurements that ground it. Data science, predictive modelling and uncertainty quantification, supplied under HUN-REN ATK supervision, convert that target into a parsimonious, calibrated, interpretable forecasting framework. Remote sensing, hyperspectral imaging, UAV operation and geoinformatics, supplied by ELTE through the co-supervision strand led by Prof. András Jung, provide the scale bridge from leaf/proximal measurement toward Sentinel-2 field monitoring. Software engineering, supplied by Krumatic, implements validated components in the DrR web MVP. Operational agronomy and farm-management-information-system knowledge, supplied by AgroVIR, anchor usability and interoperability in real farm practice. Integration is structural rather than rhetorical: the disciplines are bound into one validation chain (physiological definition → modelling and uncertainty → scale bridging → prospective field validation → operational evaluation); DrR is the shared integration vehicle through which biological and geospatial evidence becomes decision support; and the crop-transfer specification is the explicit interface that keeps reusable engineering separate from crop-specific biology. Weekly supervision, a dedicated EO-harmonisation strand with the co-supervisor, and a cross-partner Steering Group coordinate the disciplinary hand-offs. This interdisciplinary and inter-sectoral integration is also the mechanism by which the fellowship forges the new interdisciplinary mind-set the call expects of its fellows.</w:t>
+        <w:t>**Identified challenges and how they are overcome.** The methodology names its own principal risks and builds the countermeasures into the workflow. (i) Archive heterogeneity and missingness: overcome by the common-variable matrix, an explicit missingness strategy and a defined effective statistical unit fixed before modelling. (ii) Optimistic generalisation from random splits: overcome by blocked, leakage-safe unseen-year validation and pre-registered metrics/thresholds. (iii) The research-to-field transfer gap: overcome by a frozen model, prospective commercial-field testing and a pre-specified limited-recalibration protocol, so that any performance drop is measured and reported rather than hidden. (iv) Fragility of UAV/hyperspectral campaigns: overcome by prioritising acquisitions around key physiological measurement dates and by retaining physiology and proximal sensing as the core pathway if individual UAV campaigns are missed. (v) Dependence on a single commercial validation site: overcome by a defined site-contingency ladder, in which a second independent commercial processing-tomato producer serves as a first-line, claim-preserving backup and a public-garden route serves as a measurement-only fallback with an explicitly downgraded transferability claim. (vi) The temptation to over-fit for accuracy: overcome by the parsimony-and-interpretability stance and by scoring operational value (lead time, false-alarm rate) alongside statistical fit.</w:t>
       </w:r>
     </w:p>
     <w:p>
       <w:r>
-        <w:t>**Gender dimension and other diversity aspects.** Consistent with the guidance that this question concerns the content of the research and innovation activities rather than the gender balance of teams, the analytical sex/gender dimension has been examined and found not to be a relevant biological variable in the research content: the study object is the water-stress physiology of processing tomato, in which no human sex or gender factor is present, so sex/gender is not a meaningful analytical category for the stress-signature, modelling or scale-transfer work. Diversity is, however, pertinent to the innovation content — the decision-support tool and its intended users. FIELDWISE deliberately targets operationally obtainable data streams and an interpretable irrigation-attention output rather than presupposing advanced on-farm infrastructure, so that the resulting tool can serve heterogeneous end-users, including smaller and less digitally equipped holdings, and is not tailored only to large, well-resourced, high-technology farms. This attention to user diversity — differences in farm size, resource level and digital literacy among the agronomists and farm decision-makers who would use the output — is carried into the usability and interoperability requirements gathered through structured AgroVIR consultation and the placement evaluation, and into the crop-configurable design that lets the same physiology-to-decision workflow serve varied cropping contexts. Where structured feedback is collected from participating farmers and staff, participation is voluntary, under informed consent and a right of withdrawal, and no health, biometric or special-category personal data is collected.</w:t>
+        <w:t>### Integration of methods and disciplines to pursue the objectives</w:t>
       </w:r>
     </w:p>
     <w:p>
       <w:r>
-        <w:t>**Open science practices as an integral part of the methodology.** Open science is built into the workflow rather than appended to it, under the principle 'as open as possible, as closed as necessary'. A Data Management Plan is prepared and submitted as an early deliverable by month 6 in line with the MSCA-PF requirement, and FAIR handling is designed in from Stage 1: the harmonised database and its metadata/variable-availability map, the stress-target and validation protocol, and the model card documenting assumptions, calibration, uncertainty and limitations are structured for findability, accessibility, interoperability and reuse. Reproducibility is a first-class methodological commitment: validation and model-selection criteria are predefined and leakage-safe, and the prospective transfer gap and any recalibration are reported transparently rather than hidden. Peer-reviewed results are targeted for open-access publication, and the project both builds on and returns to open data, Copernicus/Sentinel-2 observations being open by default. Commercially sensitive information from the farmer site and from AgroVIR is handled proportionately: results are published only in aggregated, coded or anonymised form, and all data remain within the EU. The fellow's pre-existing DrR background is documented with a dated background declaration and deposited (for example on Zenodo), keeping the DrR background and the FIELDWISE foreground cleanly separated for reuse and citation. Finally, open-science and FAIR-data practice, research integrity and digital skills including generative-AI literacy are embedded as trained competences in the Career Development Plan, satisfying the call's requirement that training foster open science.</w:t>
+        <w:t>An interdisciplinary approach is essential here, not optional: the central challenge cannot be met by any single discipline, because it requires a physiological definition of stress, a rigorous data-science treatment of prediction and uncertainty, a remote-sensing treatment of scale, and an agricultural/operational treatment of decision relevance to co-exist within one workflow. FIELDWISE integrates four method families. Plant-stress physiology and agronomy supply the physiologically meaningful stress target, the corroborating endpoints and the judgement of whether model-derived signals track genuine plant responses; this strand is anchored in the HUN-REN ATK Plant Physiology and Metabolomics Department, whose head is a plant-stress physiologist, and in the processing-tomato experimental and archive base contributed by MATE. Agricultural data science supplies the parsimonious modelling, feature engineering, calibration, uncertainty analysis and leakage-safe validation design. Remote sensing and geoinformatics supply the hyperspectral/UAV-to-Sentinel scale-transition methodology that prevents leaf-, plot- and satellite-scale measurements from being treated as equivalent. Software engineering and operational farm-management expertise supply the translation of validated functions into a maintainable, interoperable prototype: Krumatic provides software development from project start, and AgroVIR provides requirements-oriented consultation from the outset and later operational and interoperability evaluation.</w:t>
+      </w:r>
+    </w:p>
+    <w:p>
+      <w:r>
+        <w:t>The integration mechanism is deliberately structured rather than assumed. The disciplines meet at defined methodological interfaces — the physiological target definition constrains the predictor set; the predictor set and validation protocol constrain the model; the scale-transition specification governs how proximal signals become field-scale inputs; and the reusable-core/crop-specific separation governs what is allowed to enter the DrR architecture. This is reinforced by a deliberately complementary two-way transfer of knowledge: the fellow contributes agronomy, plant protection, plant-stress physiology, physiological phenotyping, horticultural field experimentation, proximal spectral interpretation and the existing DrR concept, while the host and partners contribute advanced agricultural data science, robust modelling and uncertainty analysis, hyperspectral/UAV/EO integration, precision-agriculture workflows and research-to-software/industry translation. The remote-sensing, UAV and hyperspectral environment and a co-supervisory methodological strand for scale-aware EO interpretation are provided on the ELTE side as an associated partner, and the predictive-modelling/machine-learning methodological leadership is carried by a named ELTE-side team member. The result is an interdisciplinary design in which the fellow is the integrating agent who, by the end of the action, will have carried a scientific concept through biological definition, model development, unseen-condition validation, software implementation and industrial evaluation.</w:t>
+      </w:r>
+    </w:p>
+    <w:p>
+      <w:r>
+        <w:t>### Gender dimension and other diversity aspects</w:t>
+      </w:r>
+    </w:p>
+    <w:p>
+      <w:r>
+        <w:t>A sex/gender dimension in the *content* of the research is not relevant to FIELDWISE, and this conclusion follows directly from the nature of the research object rather than being an omission. The biological subject of study is the processing-tomato crop and its physiological water-stress response; the project collects no human or animal biological data, no health, biometric or special-category data, and no personal attributes for which sex or gender is an analytical variable. There is therefore no biological or physiological endpoint in the research on which a sex/gender analysis could operate, and introducing one would be artificial. In line with the guidance that this question concerns research content and not team composition, no gender-dimension claim is made about the scientific model.</w:t>
+      </w:r>
+    </w:p>
+    <w:p>
+      <w:r>
+        <w:t>Other diversity aspects are, however, taken into account where the research and innovation content actually touches people — namely in the design and evaluation of the decision-support output. Because the DrR web MVP and its irrigation-attention interface are intended for real growers, inclusive, user-centred design is treated as a methodological requirement: structured requirements consultation and usability, missing-data-behaviour and interoperability evaluation with AgroVIR and with participating farmers are used to ensure the tool serves users with differing farm sizes, differing degrees of digital literacy and differing operating contexts, rather than an idealised advanced user. The dissemination and uptake pathway is explicitly bilingual and cross-border, with Krumatic supporting Bulgarian farmer-facing uptake alongside the Hungarian validation and evaluation environment, so that the innovation is accessible across the two national grower communities the project works in. Where human participants provide feedback — grower requirements and the operational evaluation — participation is governed by informed consent and a right of withdrawal, and farmer and commercial data are minimised and processed in coded or anonymised form. These measures are the appropriate treatment of diversity for a project whose only human dimension is end-user engagement.</w:t>
+      </w:r>
+    </w:p>
+    <w:p>
+      <w:r>
+        <w:t>### Open science practices as an integral part of the methodology</w:t>
+      </w:r>
+    </w:p>
+    <w:p>
+      <w:r>
+        <w:t>Open science is embedded in the workflow rather than appended to it, under the governing principle "as open as possible, as closed as necessary". Several methodological choices are simultaneously open-science practices. The pre-registration of the stress target, feature-selection approach, metrics and literature-derived acceptance thresholds before the prospective season — fixed in the Stress-target, feature-selection and validation protocol — is a reproducibility and transparency commitment that guards against outcome-selective reporting. The primary model is documented with a model card in the Primary model, benchmark and model card, exposing its intended use, predictors, performance, calibration and known limitations. The evidence base itself is treated FAIR-by-design: the Harmonised database/metadata and variable-availability map produces documented, quality-controlled data and metadata, and methods, metadata and publications are made reusable wherever possible. The project relies on open Copernicus/Sentinel-2 Earth-observation data for its field-scale inputs, and results derived from commercially sensitive farmer or partner information are published only in aggregated, coded or anonymised form.</w:t>
+      </w:r>
+    </w:p>
+    <w:p>
+      <w:r>
+        <w:t>Open access to publications is planned: at least two high-quality peer-reviewed papers (physiologically grounded water-stress signatures; modelling, uncertainty and transfer from historical experiments to prospective commercial-field validation), with an optional third methods/application paper, are targeted for open-access dissemination, complemented by conference presentations, seminars and practitioner-facing demonstrations. Open science is also carried into training as a transferable-skills competence (research integrity, open science and FAIR practice, generative-AI literacy), so that the fellow consolidates these practices as part of the career transition. Data governance is handled honestly rather than naively: a background/foreground inventory is established at project start, and pre-existing DrR background, FIELDWISE scientific foreground, institutional datasets and partner-developed code are treated as separate rights layers, with potentially protectable foreground evaluated before public disclosure — the "as closed as necessary" side of the principle that legitimately balances openness against valorisation. Consistent with the standard MSCA requirement for FAIR data management and open science, a Data Management Plan will be produced as an early project deliverable, within the first six months of the action, detailing data types, standards, storage, sharing, access and long-term reuse arrangements and operationalising the FAIR and open-access commitments above across all work packages.</w:t>
       </w:r>
     </w:p>
     <w:p>
@@ -154,32 +164,42 @@
     </w:p>
     <w:p>
       <w:r>
-        <w:t>## 1.3 Quality of the supervision, training and of the two-way transfer of knowledge between the researcher and the host</w:t>
+        <w:t>### 1.3 Quality of the supervision, training and of the two-way transfer of knowledge between the researcher and the host</w:t>
       </w:r>
     </w:p>
     <w:p>
       <w:r>
-        <w:t>**Supervisory architecture.** FIELDWISE is a European Fellowship recruiting Dr. Rositsa Cholakova from Bulgaria to the sole beneficiary and recruiting organisation, HUN-REN Centre for Agricultural Research (HUN-REN ATK), Martonvásár, Hungary. Because it is a European Fellowship rather than a Global Fellowship, the training relationship centres on a genuine two-way transfer of knowledge between the researcher and the host (there is no outgoing-phase associated partner and hence no three-way transfer to construct). The supervision is deliberately matched to the interdisciplinary reach of the work plan and is delivered by a two-supervisor structure reinforced by named specialist support. Dr. Roland Hollós, research associate in the Department of Crop Production at HUN-REN ATK and HUN-REN AI Ambassador for the Centre for Agricultural Research, is the primary supervisor and carries the modelling, data-integration and uncertainty-analysis core of the training. Prof. András Jung, Professor at the Institute of Cartography and Geoinformatics of Eötvös Loránd University (ELTE) — the associated remote-sensing partner — is the co-supervisor and carries the hyperspectral-to-Sentinel scale-harmonisation strand. This mirrors the methodological spine of Sections 1.1 and 1.2: the biological-to-operational validation chain requires both robust predictive modelling and rigorous sensing-scale integration, and each competence is anchored in a supervisor who owns it.</w:t>
+        <w:t>**A complementary supervisory team matched to the two pillars of the action.** FIELDWISE is a 30-month European Postdoctoral Fellowship (24 months at the host, M1–M24, plus a 6-month non-academic placement, M25–M30, under CC-07), and its supervision is structured around the two disciplinary pillars on which the science depends: plant-stress physiology and agricultural data science / Earth observation. Primary supervision is provided at the recruiting organisation and host, HUN-REN Agrartudomanyi Kutatokozpont (ATK), Martonvásár, by Prof. Tibor Janda, Head of the Plant Physiology and Metabolomics Department at the Agricultural Institute. His expertise — plant physiology, abiotic-stress (including drought) physiology and stress metabolomics — is exactly the competence the scientific spine of the project requires: he anchors the definition of the physiologically meaningful water-stress target, the judgement of whether model-derived and remotely sensed signals track genuine plant responses, and the physiological measurement programme. As head of an established department with extensive drought and abiotic-stress research, he directs a mature advanced-training environment and is positioned to supervise at the level the fellowship demands. The host's institutional capacity to deliver high-quality MSCA supervision is evidenced, not asserted: HUN-REN Agrartudomanyi Kutatokozpont coordinated and hosted the funded MSCA Individual Fellowship LANDRACES (752453, 2017–2019) and participates in Horizon Europe today (COUSIN, AI4SoilHealth, TUdi). A committed supervisory effort of approximately 2.5 person-months across the action underwrites substantive, recurring engagement rather than nominal oversight.</w:t>
       </w:r>
     </w:p>
     <w:p>
       <w:r>
-        <w:t>**Qualifications, experience and track record of the supervisors.** The primary supervisor's expertise is in AI-based agricultural and ecosystem modelling, climate-related modelling, heterogeneous agricultural-data integration and sustainable agricultural decision-making; his central role is to structure the modelling workflow, integrate historical field observations with remote-sensing and physiological information, select the AI/ML approaches and interpret model performance from an agricultural standpoint. His research track record is evidenced by his own modelling line — the 2026 reimplementation and improvement of the Biome-BGC model published in Geoscientific Model Development — and by HUN-REN ATK's active participation in relevant EU projects (COUSIN, AI4SoilHealth and TUdi, verified on CORDIS). Critically for the assessment of advanced-level training capacity, HUN-REN ATK is not a first-time host: it hosted and coordinated a funded Marie Skłodowska-Curie Individual Fellowship, LANDRACES (2017-2019), so the recruiting organisation has demonstrated institutional experience of supervising and training a fellow at postdoctoral level and of discharging the associated administrative and mentoring obligations. The co-supervisor is a full professor whose field spans remote sensing, hyperspectral imaging, field spectroscopy and multisensor data fusion; his standing is evidenced by a current publication record from the hosting group in Earth-observation and agricultural venues (for example items in Agronomy, Applied Sciences and Agriculture in 2025 and an IEEE Geoscience and Remote Sensing Letters paper in 2024). The supervisory core is complemented by three named specialists who broaden the training envelope without diluting accountability: Prof. Tibor Janda, head of the Plant Physiology and Metabolomics Department at HUN-REN ATK, provides physiological interpretation of remotely sensed and model-derived stress indicators and consultation on the selection of validation parameters; Prof. Gábor Milics (MATE) supports translation of stress indicators into a precision-agriculture and farm-management context; and Dr. Zsófia Varga (ELTE) provides practical UAV flight-planning and imaging-sensor operation support. The host also supplies the material training environment: the computational and data-processing infrastructure required for multi-source data integration and predictive modelling, with access to the wider HUN-REN research infrastructure for computationally intensive analyses, and an established plant-physiology and abiotic-stress department for physiological validation.</w:t>
+        <w:t>Co-supervision is provided by Prof. András Jung of Eötvös Loránd University (ELTE), Institute of Cartography and Geoinformatics — a specialist in remote sensing, hyperspectral imaging, field spectroscopy and multisensor data fusion — who carries the hyperspectral/UAV-to-Sentinel scale-transition strand, the second methodological pillar, with a co-supervisory effort of approximately 2.0 person-months. As an associated partner, Eötvös Loránd University (ELTE) additionally contributes Dr. Roland Hollós as the named team member responsible for the predictive-modelling/machine-learning strand (heterogeneous agricultural-data integration, AI/ML approach selection, feature engineering, validation design, uncertainty analysis and model interpretation) and Dr. Zsófia Varga for practical UAV operation, flight planning and imaging-sensor deployment. The source scientific environment, Magyar Agrár- és Élettudományi Egyetem (MATE), contributes the longitudinal 2022–2026 processing-tomato archive and agronomic/irrigation expertise through Dr. Sándor Takács, with senior precision-agriculture and decision-support consultation from Prof. Gábor Milics. The result is a single fellow supported by named specialists covering every methodological interface the project crosses — physiological definition, modelling and uncertainty, sensing-scale transition, and operational translation — so that no strand of the interdisciplinary programme is left without expert guidance.</w:t>
       </w:r>
     </w:p>
     <w:p>
       <w:r>
-        <w:t>**Planned training activities.** The training is structured, personalised and evidenced by a mandatory Career Development Plan (deliverable D1.3, Career Development Plan), agreed by month 3, owned jointly by the fellow and the primary supervisor, signed by both supervisors and the fellow, and reviewed at the project's scheduled milestone review points and quarterly against the plan. Training operates on three complementary tracks. (i) Scientific and technical training is delivered as supervised practice embedded in the work plan rather than as detached coursework: from the host side, heterogeneous agricultural-data integration, AI/ML-supported modelling and feature engineering, leakage-safe validation design and blocked temporal evaluation, uncertainty analysis and model interpretation; from the ELTE side, geoinformatics and field spectroscopy, hyperspectral/UAV methods and multisensor data fusion, scale-aware Earth-observation interpretation from proximal through UAV to Sentinel-2, and spectral-feature selection and spatial/spectral harmonisation, with hands-on UAV operation supported by the specialist support role. This directly closes the fellow's stated remaining competence gap — rigorous predictive modelling and model validation across time, sensing scales and environments — and delivers the intended career progression from plant physiologist/agronomist using digital tools to an independent Agricultural Data Scientist specialised in plant stress, Earth observation and decision-support systems. (ii) Management and research-leadership training is delivered through progressive ownership: the fellow coordinates the WP3 validation protocol, conducts or co-conducts the UAV campaigns, and leads the day-to-day scientific choices under a defined escalation structure. (iii) Transferable-skills training, embedded in the Career Development Plan, covers research integrity, open-science and FAIR-data practice, generative-AI literacy, grant writing, IP and exploitation, project management and science communication — satisfying the call's expectation that fellowships foster open science and rounded professional development. A teaching strand runs through guest lectures, seminars and practical sessions at MATE and, where institutionally possible, the Agricultural University of Plovdiv; this builds on the fellow's approximately five years of prior university teaching, transferring that experience into precision agriculture and Earth observation rather than starting it from scratch.</w:t>
+        <w:t>**Structured supervision and governance.** Supervision is delivered through a defined cadence rather than ad hoc contact: a weekly one-to-one meeting between the fellow and the supervisor; technical sessions with the co-supervisor through the EO-harmonisation strand and with the ELTE-side predictive-modelling team member through the modelling-intensive window, tapering outside them; a monthly written progress record held by the fellow; and a quarterly review against the Career Development Plan attended by both supervisors. A Project Steering Group chaired by the supervisor, with the fellow, the co-supervisor, the ELTE-side modelling team member and one named contact each from the data, software and placement partners, provides go/no-go oversight at defined steering points across the action, including a mid-placement review. Decision rights and a two-step, office-based conflict-resolution route are pre-defined, so that scientific, methodological, resourcing and access decisions each have a clear owner and escalation path. This governance is designed to give an experienced researcher returning to full-time research after a documented career break a stable, well-defined support structure while protecting her scientific independence.</w:t>
       </w:r>
     </w:p>
     <w:p>
       <w:r>
-        <w:t>**Two-way transfer of knowledge between the researcher and the host.** The transfer is genuinely bidirectional and deliberately complementary, as a European Fellowship requires. Into the fellow flow the host's and associated partner's advanced competences: advanced agricultural data science, robust and interpretable modelling, uncertainty quantification, hyperspectral/UAV/Earth-observation integration, precision-agriculture workflows and research-to-software translation. From the fellow flow competences the host gains: agronomy, plant protection and plant physiology; plant-stress biology and physiological phenotyping; horticultural field experimentation; proximal spectral interpretation; and the concept and multi-source data-integration experience embodied in DrR - Digital Agronomist, the fellow's pre-existing, self-financed research tool. Because the host's strength is modelling and data science while the fellow's is the biological and experimental grounding of the stress signal, neither side is merely a recipient: the fellow supplies the physiological meaning that keeps the modelling honest, and the host supplies the statistical and geospatial rigour that makes the biology operational. The mechanism for this exchange is concrete and continuous: weekly one-to-one meetings between the fellow and the primary supervisor, technical sessions with the co-supervisor through the Earth-observation harmonisation strand, a monthly written progress record, quarterly review against the Career Development Plan attended by both supervisors, and a cross-partner Project Steering Group that coordinates the disciplinary hand-offs.</w:t>
+        <w:t>**Planned training activities (scientific, management and transferable skills).** The training design is that of supervised practice on real project work, organised as three scientific strands and a transferable-skills programme, and it directly serves the call's expected outcomes of increased research and transferable skills, improved employability, and enhanced quality and sustainability of research training and supervision. Scientifically, the fellow is trained in (i) physiological water-stress interpretation, validation-parameter selection and phenotyping practice at the host under the supervisor; (ii) geoinformatics, field spectroscopy, hyperspectral/UAV methods, multisensor fusion and scale-aware EO interpretation in the Eötvös Loránd University (ELTE) spatial-sensing environment under the co-supervisor and with UAV operations support; and (iii) heterogeneous-data integration, AI/ML-supported modelling, feature engineering, leakage-safe validation design and uncertainty analysis with the ELTE-side predictive-modelling team member. This addresses the fellow's one remaining competence gap — rigorous predictive modelling and model validation across time, sensing scales and environments — and completes her progression from plant physiologist/agronomist using digital tools to an independent Agricultural Data Scientist specialised in plant stress, Earth observation and decision-support systems. Management and research-management competences are built through leading the harmonisation, validation and MVP work and coordinating multi-partner data, instrument and field-site access. Transferable skills are trained explicitly and in line with the call's requirement to integrate digital, open-science, valorisation and integrity competences: research integrity; open science and FAIR practice; generative-AI literacy; grant writing; IP and exploitation; project management; and science communication. A teaching strand transfers an existing strength — approximately five years of university teaching in plant physiology and plant-stress physiology at the Agricultural University of Plovdiv — into the new discipline through short guest lectures, seminars and practical sessions at Magyar Agrár- és Élettudományi Egyetem (MATE) and, where institutionally possible, the Agricultural University of Plovdiv, feeding research results back into teaching. The whole plan is consolidated in the Career Development Plan, established jointly by both supervisors and the fellow and submitted early as an obligatory deliverable (Career Development Plan), and reviewed at defined steering points across the action, satisfying the call's Career Development Plan requirement.</w:t>
       </w:r>
     </w:p>
     <w:p>
       <w:r>
-        <w:t>**Rationale and added value of the non-academic placement.** The fellowship includes a six-month non-academic placement at AgroVIR (AGROVIR Üzletviteli Tanácsadó Korlátolt Felelősségű Társaság) over months M25-M30, structured as an extension of the European Fellowship rather than a change of instrument, and preceded by delivery of the DrR web MVP so that the placement is evaluation and transfer rather than first build. Its rationale is that the project's optimisation target — demonstrated field-level decision value, not retrospective accuracy alone — can only be tested against a real operational environment, and AgroVIR provides exactly that: a farm-management-software company whose FMIS is in production use across more than 745,000 hectares in eight countries, including Hungary and Bulgaria, the two countries in which FIELDWISE works. During the placement the fellow evaluates the MVP's inputs, usability, missing-data behaviour, decision outputs and workflow compatibility; assesses interoperability requirements using protected or coded information; conducts monthly face-to-face technical reviews alongside routine collaboration; and finalises the FMIS integration requirements, exploitation roadmap and career-transfer outputs. The added value is precisely the set of competences the academic host cannot provide alone: operational model evaluation against a production FMIS, research-to-MVP translation, agricultural-software requirements practice, interoperability assessment, user-centred decision support and exploitation planning. The placement is supervised by Miklós Maróti, AgroVIR's Managing Director, whose experience in agricultural digitalisation and farm-management systems suits the evaluation of the MVP's stress and irrigation outputs within practical farm workflows; it is conducted mainly through remote collaboration with monthly face-to-face technical meetings, working with the AgroVIR product development team responsible for the FMIS platform, and it does not require access to proprietary customer databases or production systems because protected, coded or anonymised extracts are sufficient for interoperability testing. Ownership of placement results follows the grant-agreement default, vesting in HUN-REN ATK as the beneficiary acting through the fellow; a written placement agreement between the fellow, HUN-REN ATK and AgroVIR, concluded before the placement begins, will confirm this allocation and the access terms to the fellow's DrR background IP. Taken together, the supervisory structure, the personalised training plan and the inter-sectoral placement consolidate an already-established interdisciplinary trajectory into the independent Agricultural Data Scientist profile that is the fellowship's career-development objective.</w:t>
+        <w:t>**Two-way transfer of knowledge between the researcher and the host.** Because FIELDWISE is a European Fellowship, the relevant transfer is the two-way exchange between the researcher and the host and its associated partners; there is no outgoing phase and therefore no three-way construction. The transfer is deliberately complementary and bidirectional. The fellow brings into the host environment agronomy, plant protection, plant-stress biology, physiological phenotyping, horticultural field experimentation, proximal spectral interpretation and the existing DrR concept and multi-source data-integration experience — grounding that the modelling and EO strands need in order to be physiologically valid rather than merely statistically accurate. The host and partners provide, in return, advanced agricultural data science, robust modelling and uncertainty analysis, hyperspectral/UAV/EO integration, precision-agriculture workflows and research-to-software/industry translation. Concretely, the host contributes plant-stress-physiology supervision and institutional research integration; the associated Earth-observation partner contributes scale-aware sensing and the predictive-modelling strand; and the fellow contributes the biological and experimental grounding and the DrR application concept. This is a genuine exchange — the fellow strengthens the host's biological grounding and application reach while the host consolidates the fellow's data-science and EO competences — which is precisely the knowledge-transfer and R&amp;I-capacity outcome the call seeks for participating organisations.</w:t>
+      </w:r>
+    </w:p>
+    <w:p>
+      <w:r>
+        <w:t>**Rationale and added value of the non-academic placement.** The proposal includes an integral, end-of-project non-academic placement (WP5 — AgroVIR Non-Academic Placement) at AgroVIR (M25–M30), included as an integral and separately evaluated part of the proposal in line with the call's optional up-to-six-month placement provision; no separate secondment is proposed. The placement supplies inter-sectoral competences the academic host cannot provide alone: operational model evaluation against a production farm-management information system, research-to-MVP translation, agricultural-software requirements engineering, interoperability assessment, user-centred decision support and exploitation planning. AgroVIR's added value is credible on operational grounds — its farm management information system is in production use across more than 745,000 hectares in eight countries, including Hungary and Bulgaria, the two countries FIELDWISE works in — even though its track record is commercial rather than research-based, with no participation in EU-funded research projects. The placement is conducted mainly through remote collaboration with monthly face-to-face technical meetings, and is designed so that the fellow does not require access to proprietary customer databases or production systems: AgroVIR supplies protected, coded or anonymised extracts (for example coded field identifiers) sufficient for the agreed evaluation tasks (MVP usability, missing-data behaviour, interoperability, and finalisation of FMIS-integration requirements, an exploitation roadmap and career-transfer outputs). It is supervised by Miklós Maróti, whose managing-director experience in agricultural digitalisation and farm-management systems is the basis for the supervision argument, with a committed partner effort of approximately 3.0 person-months. Crucially, the placement deepens an established collaboration rather than opening a cold one: AgroVIR is consulted from M1, so requirements feedback shapes the MVP throughout WP4 before the formal evaluation begins. Ownership of placement results follows the grant-agreement default, vesting in HUN-REN Agrartudomanyi Kutatokozpont as beneficiary acting through the fellow, with a written placement agreement between the fellow, HUN-REN Agrartudomanyi Kutatokozpont and AgroVIR concluded before the placement begins to confirm this allocation and the access terms to the fellow's DrR background. By completion, the fellow will demonstrably have carried a scientific concept through biological definition, model development, unseen-condition validation, software implementation and industrial evaluation — a distinctive, cross-sectoral competence profile relevant to universities, research organisations, precision-agriculture and irrigation-technology companies, EO/geospatial organisations and FMIS providers.</w:t>
+      </w:r>
+    </w:p>
+    <w:p>
+      <w:r>
+        <w:t>The status of the forward-looking supervision and placement commitments is stated transparently: the supervisor's and co-supervisor's formal acceptance of their seats and committed effort, the ELTE-side representation of the predictive-modelling team member and the instrument-access arrangement, the named data-partner contact, and the placement arrangement, supervisor, effort and IP allocation are operator-declared working assumptions to be confirmed in partner writing before the action starts; the identities, institutional roles and infrastructure on which they rest are confirmed on public and partner-authored evidence.</w:t>
       </w:r>
     </w:p>
     <w:p>
@@ -192,32 +212,37 @@
     </w:p>
     <w:p>
       <w:r>
-        <w:t>## 1.4 Quality and appropriateness of the researcher's professional experience, competences and skills</w:t>
+        <w:t>**1.4 Quality and appropriateness of the researcher's professional experience, competences and skills**</w:t>
       </w:r>
     </w:p>
     <w:p>
       <w:r>
-        <w:t>**A profile matched to the project's interdisciplinary chain.** FIELDWISE runs a single validation chain from plant biology through predictive modelling and sensing-scale integration to operational decision support (Sections 1.1 and 1.2), and Dr. Rositsa Cholakova's existing professional experience is appropriate to that chain because it is strong precisely where the science is biologically demanding and developing precisely where the fellowship supplies its training. She is a plant physiologist and agronomist who publishes under Cholakova (and, before 2020, under Rositsa Cholakova-Bimbalova); her experience covers the biological, experimental and prototype-tool foundations of the project in full, with one clearly identified developmental need that is the direct subject of the supervised training.</w:t>
+        <w:t>**A profile deliberately matched to the two pillars of the action.** The experienced researcher, Dr. Rositsa Cholakova — who published before 2020 under the name Rositsa Cholakova-Bimbalova — brings a professional profile that is closely and demonstrably matched to FIELDWISE, because the project was conceived around the two competence axes on which her career already sits: established depth in plant-stress physiology and agronomy, and a rapidly consolidating capability in agricultural data science and Earth observation. Appropriateness here is not a general assertion of excellence but a specific fit — each strand of the scientific programme draws on experience she already holds, and the single element she does not yet hold at the required level is precisely the element the fellowship is designed to supply. Her existing experience therefore maps onto the project by design rather than by coincidence.</w:t>
       </w:r>
     </w:p>
     <w:p>
       <w:r>
-        <w:t>**Biological and experimental foundation.** The researcher supplies the disciplinary anchor on which the whole project depends. She holds a PhD in Plant Physiology (2020) from the Agricultural University of Plovdiv, supervised by Prof. Dr. Andon Vassilev, with doctoral research in plant stress physiology (the low-temperature stress response of maize and the effectiveness of subsequent foliar fertilisation). She served as Assistant Professor in Plant Physiology and Plant Stress Physiology at the same university from 2015 to 2020, and holds BSc and MSc degrees in Plant Protection alongside a recent second MSc in Environmental Engineering (2025-2026). This experience carries plant-stress biology, physiological phenotyping, horticultural field experimentation and proximal spectral interpretation — exactly the competences required to define the physiologically meaningful water-stress target of objective O1 and the harmonised evidence base of WP1, and exactly the competences the researcher contributes into the two-way knowledge transfer with the host. Her current appointment as Chief Assistant Professor and plant-physiology researcher, and current participation in projects on abiotic stress (ZEMDKT 17, drought and salinity in Solanum lycopersicum) and on satellite and UAV monitoring of vegetable crops (KP-06-COST/2), keep this expertise active and directly relevant to processing-tomato water stress.</w:t>
+        <w:t>**Established scientific foundation in plant-stress physiology and agronomy.** Her doctoral and academic record supplies the physiological grounding on which the project depends. She holds a PhD in Plant Physiology (2020, Agricultural University of Plovdiv, under Prof. Dr. Andon Vassilev), preceded by BSc and MSc degrees in Plant Protection, giving her the agronomy-and-plant-protection base that the crop-facing work of the action requires. From 2015 to 2020 she was Assistant Professor in Plant Physiology and Plant Stress Physiology at the Agricultural University of Plovdiv — approximately five years of teaching and supervised research directly in the discipline that anchors the physiologically meaningful water-stress target at the heart of objective O1 (Harmonise the heterogeneous 2022-2026 MATE archive and define a physiologically meaningful water-stress target). Since 2024 she has been Chief Assistant Professor and plant-physiology researcher at the Maritsa Vegetable Crops Research Institute (MVCRI), where her current abiotic-stress work — including the drought and salinity strand of the ZEMDKT 17 programme in Solanum lycopersicum and the tomato multi-stress SolGenSys action — keeps her scientifically active in exactly the crop and the stress domain that FIELDWISE studies. This is the competence that allows her to judge whether a model-derived or remotely sensed signal tracks a genuine plant response rather than an unvalidated spectral proxy — the discriminating judgement the whole validation chain rests on.</w:t>
       </w:r>
     </w:p>
     <w:p>
       <w:r>
-        <w:t>**Data-science and Earth-observation competences already in place.** Onto this biological core the researcher has already built the data-science and remote-sensing competences the modelling and scale-harmonisation strands call for, which is why the fellowship is a consolidation of an established interdisciplinary trajectory rather than a change of field. She worked as a Data Analyst at KPMG Global Hungary in 2024 (Python, R, basic machine learning, Power BI and spreadsheet analysis over large datasets), following earlier experience as an agricultural market analyst; she holds an A1/A3 UAV pilot licence issued by the Civil Aviation Administration of Bulgaria; and she uses DrR - Digital Agronomist in her current research as a sensor and Earth-observation monitoring and data-integration environment, the same prototype that provides the software starting point for the project's web MVP. DrR is a self-initiated, self-financed research prototype she developed independently. Her standing in the geospatial community is evidenced by a COST Action CA22136 PANGEOS Short-Term Scientific Mission hosted at MATE in 2025 and by membership of COST Actions CA22136 PANGEOS, CA22149 AI4Insect and CA22141 REcrop.</w:t>
+        <w:t>**Horticultural field experimentation and physiological measurement practice.** Alongside the theoretical grounding, she brings hands-on horticultural field experimentation, physiological phenotyping and proximal spectral interpretation. This experimental competence is directly appropriate to the archive-harmonisation, stress-target definition and physiological-validation activities of the project, and it is the biological grounding she contributes into the host environment as her half of the two-way knowledge transfer, ensuring the modelling and Earth-observation work remain physiologically valid rather than merely statistically accurate.</w:t>
       </w:r>
     </w:p>
     <w:p>
       <w:r>
-        <w:t>**International mobility and teaching experience.** The researcher's mobility record demonstrates the international, cross-institutional orientation an MSCA fellowship rewards and establishes working relationships with the very environments FIELDWISE draws on: three Erasmus+ staff mobilities to MATE and the University of Novi Sad (2025-2026), an Erasmus master's research internship at ELTE Budapest (2026) and an earlier Erasmus PhD mobility to the Moscow Timiryazev Academy. She enters the action being recruited internationally from Bulgaria to the host in Hungary under a European Fellowship. Her approximately five years of university teaching at the Agricultural University of Plovdiv — syllabus design, lecturing and examining in Bulgarian and English including for Erasmus students, and supervision of Bachelor's theses — is the pre-existing strength the fellowship's teaching strand transfers into precision agriculture and Earth observation, rather than a skill built from scratch.</w:t>
+        <w:t>**An already-underway transition into data science and Earth observation.** The second pillar — the one the fellowship helps her consolidate — is already substantially underway, which is what makes the transition credible rather than aspirational. Her applied data-science experience includes a period as a Data Analyst at KPMG Global Hungary (Python, R, basic machine learning, Power BI and work over large datasets) and earlier agricultural-market analysis using survey and database tools; it is embodied most concretely in DrR - Digital Agronomist, her self-financed, pre-existing research tool, which she already uses in her MVCRI research as a sensor, Earth-observation and data-integration environment (not, at this stage, a validated advisory product). Her Earth-observation and remote-sensing competence is evidenced through a coherent set of recent, verifiable activities rather than resting on a publication record: a COST Short-Term Scientific Mission (CA22136 PANGEOS) hosted at MATE in 2025, Erasmus+ staff mobilities to MATE and the University of Novi Sad in 2025-2026, an Erasmus master's internship at ELTE in 2026, an A1/A3 UAV pilot licence, an in-progress second MSc in Environmental Engineering, and membership of three COST Actions (PANGEOS, AI4Insect and REcrop). The proposal is explicit and honest that the Earth-observation half of her profile rests on this practical, mobility- and licence-based experience rather than on deep publication output — of her nine recorded publications only a small number touch remote sensing, all recent and as a contributing author — and this candour is itself appropriate to an interdisciplinary transition still in progress.</w:t>
       </w:r>
     </w:p>
     <w:p>
       <w:r>
-        <w:t>**Honest appraisal of fit and developmental need.** Assessed candidly against the project, the profile is deliberately complementary to the host's. The publication record is concentrated in plant physiology; the three items touching remote sensing are recent and carry the researcher as a middle author, so the Earth-observation half of her profile rests on the STSM, the Erasmus mobilities and the UAV licence rather than on a mature publication list. The single remaining competence gap — rigorous predictive modelling and model validation across time, sensing scales and environments — is exactly what FIELDWISE is designed to close, completing the progression from a plant physiologist and agronomist using digital tools to an independent Agricultural Data Scientist specialised in plant stress, Earth observation and decision-support systems. The appropriateness of the postdoctoral stage is reinforced, not weakened, by a full-time parenting career break from July 2021 to May 2024, which is declared and does not count against the research-experience eligibility ceiling. The overall judgement is therefore that the researcher's existing experience makes her both able to carry the biologically anchored science immediately and the right candidate to acquire, through this fellowship's supervision and inter-sectoral placement, the one methodological capability that turns that science into transferable, operationally evaluated decision support.</w:t>
+        <w:t>**Precise alignment with the project, and the one remaining gap.** Taken together, her existing profile maps onto every strand of FIELDWISE except one, and that single remaining gap is the explicit rationale for the fellowship. Her competence base already covers physiological definition, agronomy and plant protection, horticultural experimentation, proximal sensing, practical UAV/EO practice and applied data handling; what it does not yet include at the level the science demands is rigorous predictive modelling and model validation across time, sensing scales and environments. FIELDWISE is therefore a consolidation of an already-established interdisciplinary trajectory — from plant physiologist and agronomist using digital tools toward an independent Agricultural Data Scientist specialised in plant stress, Earth observation and decision-support systems — rather than a change of field, and it is structured so that this one gap is closed through supervised practice on the project's own modelling and validation work (the training design that delivers this is set out in section 1.3 and is not repeated here).</w:t>
+      </w:r>
+    </w:p>
+    <w:p>
+      <w:r>
+        <w:t>**Professional maturity, timing and integrating capacity.** She is, in addition, a returning researcher: following a documented full-time-parenting career break of just over 34 months (2021-2024, in Budapest), she has re-entered research with clear momentum, and the break does not count against the MSCA research-experience window — making the timing of the fellowship apt for an experienced researcher re-establishing a full-time research trajectory. Her teaching record — approximately five years of university lecturing and examining in Bulgarian and English, including for Erasmus students, with supervision of Bachelor's theses — supplies the communication and knowledge-transfer skills on which the action's teaching and dissemination activities draw. The combined profile makes her well placed to be the integrating agent the project needs: a single researcher able to carry one physiologically defined concept through biological definition, model development, unseen-condition validation, software implementation and industrial evaluation — which is exactly the distinctive, cross-sectoral competence the fellowship is built to produce.</w:t>
       </w:r>
     </w:p>
     <w:p>
@@ -238,62 +263,42 @@
     </w:p>
     <w:p>
       <w:r>
-        <w:t>## 2.1 Credibility of the measures to enhance the career perspectives and employability of the researcher and contribution to his/her skills development</w:t>
+        <w:t>Sub-section 2.1 — Credibility of the measures to enhance the career perspectives and employability of the researcher and contribution to his/her skills development</w:t>
       </w:r>
     </w:p>
     <w:p>
       <w:r>
-        <w:t>### Starting point and career target</w:t>
+        <w:t>Starting point and the competence gap the fellowship closes. Dr. Rositsa Cholakova enters FIELDWISE as an accomplished plant physiologist and agronomist, holding a BSc/MSc in Plant Protection/Agronomy, a PhD in Plant Physiology, approximately five years of university teaching and research in plant stress physiology, and an expanding technical profile in remote sensing, hyperspectral sensing, UAV applications, GIS and agricultural data analysis. The measures proposed here are credible precisely because they are targeted: FIELDWISE is designed around the one competence gap that stands between this profile and full independence in a fast-growing field — rigorous predictive modelling and model validation across time, sensing scales and environments. By closing that gap, the fellowship completes a coherent progression from a plant physiologist/agronomist who uses digital tools into an independent Agricultural Data Scientist specialised in plant stress, Earth observation and decision-support systems. This is the researcher-facing outcome the whole action is engineered to deliver, and it is what directly serves the call's expected outcome of an increased set of research and transferable skills leading to improved employability and career prospects within academia and beyond (EO-01) and its corresponding expected impact (EI-01). It is not asserted as a slogan: it is operationalised by the Career Development Plan and the inter-sectoral placement set out below, and it is measured by the project's own career KPI.</w:t>
       </w:r>
     </w:p>
     <w:p>
       <w:r>
-        <w:t>FIELDWISE is a 30-month MSCA European Fellowship structured as a 24-month European Fellowship at HUN-REN ATK followed by a six-month non-academic placement at AgroVIR. The recruited researcher, Dr. Rositsa Cholakova, enters the fellowship as an accomplished plant physiologist and agronomist: a BSc/MSc in Plant Protection/Agronomy, a PhD in Plant Physiology, approximately five years of university teaching and research in plant stress physiology, and an expanding technical profile in remote sensing, hyperspectral sensing, UAV applications, GIS and agricultural data analysis. The measures below are not generic training add-ons; they are designed around one explicit, evidence-based career objective. The fellowship addresses the single remaining competence gap in this profile — rigorous predictive modelling and model validation across time, sensing scales and environments — and thereby completes the researcher's progression from a plant physiologist/agronomist who uses digital tools into an independent Agricultural Data Scientist specialised in plant stress, Earth observation and decision-support systems. Every measure is chosen to close a named part of that gap, so that the enhancement of career perspectives is specific and demonstrable rather than asserted.</w:t>
+        <w:t>The Career Development Plan as the governing skills-development instrument. The central measure is a Career Development Plan, delivered as an early, formal project deliverable (D1.3 Career Development Plan, due month 3) and established jointly by the supervisors and the researcher, satisfying the mandatory scope requirement that such a plan be agreed jointly and submitted at the beginning of the action (SR-08). It is not a one-off document: it is signed by both supervisors and the fellow, and it is revisited at five defined steering/review points across the fellowship (M6, M14, M18, M24 and M27), so that training and career needs are re-assessed against progress rather than fixed at the outset. The plan binds together research objectives (O1 to O4), an explicit training-and-career-needs strand delivered as supervised practice, a structured transferable-skills curriculum, a teaching strand, publication planning, and an open-science engagement commitment framed as "as open as possible, as closed as necessary". This structure gives the evaluator a concrete, reviewable governance object rather than a promise, and it is the instrument-level mechanism through which FIELDWISE aligns the researcher's working conditions with the principles of the European Charter for Researchers.</w:t>
       </w:r>
     </w:p>
     <w:p>
       <w:r>
-        <w:t>### Specific measures to enhance career perspectives and employability</w:t>
+        <w:t>The transferable-skills curriculum. The Career Development Plan itemises a transferable-skills set matched to the call's mandatory training requirement (SR-07): research integrity; open science and FAIR practice; generative-AI literacy; grant writing; intellectual property and exploitation; project management; and science communication. These competences are not taught in the abstract — they are exercised on the project's own material. FAIR and open-science practice are exercised in harmonising and documenting the five-season data archive and in publishing methods and metadata; generative-AI literacy and modelling rigour are exercised in the interpretable, uncertainty-aware modelling work; IP and exploitation skills are exercised in maintaining the background/foreground rights inventory and preparing the exploitation route; and grant-writing and project-management skills are exercised through the fellow's leadership of a multi-partner, single-researcher action. This design means each transferable skill is anchored to a deliverable the fellow actually produces, which is what makes the skills-development claim credible rather than generic.</w:t>
       </w:r>
     </w:p>
     <w:p>
       <w:r>
-        <w:t>**A jointly owned Career Development Plan.** The backbone of the career-development effort is a Career Development Plan, established jointly by the supervisors and the researcher and delivered as an early project deliverable (D1.3 Career Development Plan, due M3). The plan links the four research objectives to concrete training and career needs, a transferable-skills programme, a teaching route, publication planning and open-science engagement, and it is not a one-off document: it is revisited at several defined review points spread across the action, including a mid-placement review, so that training investment is monitored and adjusted against the researcher's evolving career goals. This gives the fellowship an auditable mechanism for steering skills acquisition toward employability rather than leaving development to chance.</w:t>
+        <w:t>Discipline-specific scientific skills and the two-way transfer of knowledge. The core scientific up-skilling is delivered through a defined, complementary two-way transfer. The fellow contributes agronomy, plant protection, plant physiology, plant-stress biology, physiological phenotyping, horticultural field experimentation, proximal spectral interpretation and the existing DrR concept; the host and partners provide advanced agricultural data science, robust modelling, uncertainty analysis, hyperspectral/UAV/Earth-observation integration, precision-agriculture workflows and research-to-software/industry translation. Supervision is anchored at the recruiting organisation, HUN-REN ATK, by Prof. Tibor Janda, head of the Plant Physiology and Metabolomics Department, whose remit covers the physiological water-stress target, the physiological validity of model outputs and the physiological measurement programme. The associated partner ELTE supplies two named methodological strands: Prof. András Jung as co-supervisor for geoinformatics, field spectroscopy, hyperspectral/UAV methods, multisensor fusion and scale-aware Earth-observation interpretation; and Dr. Roland Hollós as the ELTE-side team member responsible for the predictive-modelling/machine-learning component (heterogeneous data integration, AI/ML-supported modelling, feature engineering, validation design, uncertainty analysis and model interpretation). Practical UAV and hyperspectral training is provided in the ELTE spatial-sensing environment, with Dr. Zsófia Varga supporting mission planning, sensor operation and data acquisition. This spread of named expertise across physiology, Earth observation and machine learning is exactly the interdisciplinary breadth the fellow needs to consolidate the Agricultural Data Scientist profile, and it directly instantiates the new mind-sets and approaches forged through international, inter-sectoral and interdisciplinary experience that the call expects (EO-02).</w:t>
       </w:r>
     </w:p>
     <w:p>
       <w:r>
-        <w:t>**Interdisciplinary, supervised two-way transfer of knowledge.** The scientific training is delivered as supervised practice in a genuinely interdisciplinary environment. Primary supervision at HUN-REN ATK is provided by Dr. Roland Hollós, who anchors training in heterogeneous agricultural-data integration, AI/ML-supported modelling, feature engineering, validation design, uncertainty analysis and model interpretation; his standing as a HUN-REN AI Ambassador connects the fellow to a network-wide AI-for-Science environment. Co-supervision at the associated partner Eötvös Loránd University (ELTE) is provided by Prof. András Jung, who carries the geoinformatics, field-spectroscopy, hyperspectral/UAV and scale-aware Earth-observation training strand. The transfer is deliberately two-way and complementary: the fellow brings agronomy, plant physiology, plant-stress biology, physiological phenotyping and proximal spectral interpretation into the modelling and remote-sensing environment, and receives in return the data-science, robust-modelling and multi-sensor integration competences her profile currently lacks. This international and interdisciplinary configuration is the core mechanism by which the fellowship forges new mind-sets and approaches to research and innovation work.</w:t>
+        <w:t>Inter-sectoral employability: the non-academic placement. Employability beyond academia is addressed through a concrete, integral measure rather than an aspiration: a six-month non-academic placement at AgroVIR in the final phase of the fellowship (M25-M30), included as an integral and evaluable part of the proposal under the additional-placement provision (SR-06). The placement supplies competences the academic host cannot provide alone — operational model evaluation, research-to-MVP translation, agricultural-software requirements, interoperability assessment, user-centred decision support and exploitation planning. Its credibility rests on continuity: AgroVIR is consulted from M1, so the placement deepens an established collaboration rather than opening a cold one, and by completion the fellow will have demonstrably carried a scientific concept through biological definition, model development, unseen-condition validation, software implementation and industrial evaluation — a distinctive profile for both academic and non-academic agricultural data-science careers. The placement is conducted mainly through remote collaboration with monthly face-to-face technical meetings, and is supervised by Miklós Maróti, Managing Director of AgroVIR, whose experience in agricultural digitalisation and farm-management systems is directly relevant to the fellow's intended career direction. This inter-sectoral exposure is the mechanism by which FIELDWISE contributes to the call's expected impact of stimulating knowledge transfer and expanding career opportunities by promoting career moves between sectors and organisations through the non-academic placement incentive (EI-05).</w:t>
       </w:r>
     </w:p>
     <w:p>
       <w:r>
-        <w:t>**A structured transferable-skills portfolio.** Alongside the scientific training, the Career Development Plan commits the fellow to a defined transferable-skills programme covering research integrity, open science and FAIR practice, generative-AI literacy, grant writing, IP and exploitation, project management and science communication. These are the competences that convert scientific results into an independent research career: grant writing and project management underpin the transition toward principal-investigator roles; IP, exploitation and open-science literacy support both academic and industry pathways; and generative-AI literacy is directly relevant to the data-science identity the fellowship is building.</w:t>
+        <w:t>Teaching, communication and profile-building. The plan preserves and re-purposes an existing strength: building on approximately five years of prior university teaching in Plant Physiology and Plant Stress Physiology at the Agricultural University of Plovdiv (2015-2020, including syllabus design, lecturing and examining in Bulgarian and English and Bachelor's supervision), the fellow will seek short guest lectures, seminars and practical sessions at MATE and, where institutionally possible, the Agricultural University of Plovdiv, transferring an established teaching capability into the new discipline. Scientific visibility is built through at least two high-quality peer-reviewed submissions (P1 on physiologically grounded water-stress signatures; P2 on modelling, uncertainty and the transfer from historical experiments to prospective commercial-field validation), with a third methods/application paper if the independent dataset supports it, alongside conference presentations and practitioner-oriented demonstrations. These activities enhance the networking and communication capacities the call expects a fellow to gain.</w:t>
       </w:r>
     </w:p>
     <w:p>
       <w:r>
-        <w:t>**An inter-sectoral non-academic placement.** Employability outside academia is addressed directly through a six-month non-academic placement at AgroVIR in the final phase of the action. The placement supplies competences the academic host cannot provide alone: operational model evaluation, research-to-MVP translation, agricultural-software requirements engineering, interoperability assessment, user-centred decision support and exploitation planning. It is supervised by Miklós Maróti, Managing Director of AgroVIR, and is conducted mainly through remote collaboration with monthly face-to-face technical meetings. Because AgroVIR is additionally consulted from the start of the action, the placement deepens an established collaboration rather than opening a cold one, and the fellow arrives at it already familiar with the industrial partner's needs. This inter-sectoral exposure is precisely the kind of career move between sectors and organisations that the call promotes as a driver of expanded career opportunities and knowledge transfer.</w:t>
-      </w:r>
-    </w:p>
-    <w:p>
-      <w:r>
-        <w:t>**A teaching and dissemination route.** The fellowship also protects and extends the researcher's teaching capability. As HUN-REN ATK is a research organisation rather than a university, the teaching route runs through short guest lectures, seminars and practical sessions at MATE and, where institutionally possible, the Agricultural University of Plovdiv (AU Plovdiv), transferring the fellow's approximately five years of university teaching in Plant Physiology and Plant Stress Physiology (2015-2020, including syllabus design, lecturing and examining in Bulgarian and English, and Bachelor's supervision) into the new discipline of agricultural data science. Scientific dissemination targets at least two high-quality peer-reviewed publications, with a possible third methods/application paper, giving the fellow a visible independent publication record from the action.</w:t>
-      </w:r>
-    </w:p>
-    <w:p>
-      <w:r>
-        <w:t>### Expected contribution of the skills development to the future career</w:t>
-      </w:r>
-    </w:p>
-    <w:p>
-      <w:r>
-        <w:t>Taken together, these measures produce a distinctive and marketable competence profile. By completion, the fellow will have carried a scientific concept through biological definition, model development, unseen-condition validation, software implementation and industrial evaluation — an end-to-end trajectory that few early-career agricultural data scientists can evidence. This profile is deliberately dual-track. Within academia it qualifies the researcher for independent, grant-winning positions at universities, European research organisations, crop-phenotyping groups and Earth-observation/geospatial research units, supported by the modelling, validation, grant-writing and publication competences acquired. Beyond academia it opens roles in precision-agriculture and irrigation-technology companies, farm-management information system (FMIS) providers and geospatial-service organisations, supported by the requirements-engineering, interoperability, exploitation-planning and user-centred design experience gained on the AgroVIR placement. The combination of a physiological and agronomic foundation with rigorous data-science and inter-sectoral experience is difficult to acquire on either an academic or an industrial track alone, and it is exactly this combination that FIELDWISE is engineered to deliver.</w:t>
-      </w:r>
-    </w:p>
-    <w:p>
-      <w:r>
-        <w:t>These career and skills measures address the call's expected outcomes and impacts directly: they deliver an increased set of research and transferable skills and competences leading to improved employability and career prospects within academia and beyond (EO-01/EI-01); they forge new mind-sets and approaches to research and innovation work through international, inter-sectoral and interdisciplinary experience (EO-02); and, through the non-academic placement, they stimulate knowledge transfer and expand career opportunities via a career move between sectors (EI-02). The credibility of the plan rests on the fact that each measure is tied to a named competence gap, is owned and monitored through a jointly agreed and periodically reviewed Career Development Plan, and is delivered within a supervision and partner configuration that already exists around the researcher.</w:t>
+        <w:t>Expected contribution of the skills to the future career. The combined effect of these measures is a research-to-operation competence portfolio that is deliberately broad in its employability. FIELDWISE gives the fellow end-to-end experience from multi-year scientific evidence, through leakage-safe modelling and independent commercial-field validation, to a web-accessible MVP and industrial assessment. This portfolio is explicitly relevant to universities, European research organisations, precision-agriculture and irrigation-technology companies, Earth-observation/geospatial organisations, crop-phenotyping groups and farm-management-information-system (FMIS) providers — a spread that spans academic and non-academic destinations and therefore materially improves the researcher's career prospects inside and outside academia. Because the Career Development Plan is agreed early, reviewed at five steering points and signed by both supervisors and the fellow, the skills-development pathway is auditable and adaptive; and because working-condition alignment with the European Charter for Researchers is evidenced at instrument level by that plan and the documented supervision and training arrangements (no institutional HR award is claimed for HUN-REN ATK, as its status has not been established), the credibility of the measures rests on committed, verifiable arrangements rather than on unverified accreditation. Taken together, the plan, the interdisciplinary supervision architecture and the inter-sectoral placement form a single, coherent instrument for consolidating the fellow's target profile and demonstrably enhancing her employability within academia and beyond.</w:t>
       </w:r>
     </w:p>
     <w:p>
@@ -306,67 +311,42 @@
     </w:p>
     <w:p>
       <w:r>
-        <w:t>## 2.2 Suitability and quality of the measures to maximise expected outcomes and impacts, as set out in the dissemination and exploitation plan, including communication activities</w:t>
+        <w:t>Sub-section 2.2 — Suitability and quality of the measures to maximise expected outcomes and impacts, as set out in the dissemination and exploitation plan, including communication activities</w:t>
       </w:r>
     </w:p>
     <w:p>
       <w:r>
-        <w:t>### Proportionality and design principle</w:t>
+        <w:t>Overall strategy and proportionality to a single-researcher action. FIELDWISE treats dissemination, exploitation and communication as one continuous, planned strand rather than an end-loaded afterthought. The work plan carries a dedicated cross-cutting dissemination/exploitation strand alongside the training/two-way-transfer strand and the management/Open Science/IP strand, running across the whole action and resourced from the fellow's cross-cutting person-month allocation. Because this is a single-researcher fellowship executed by Dr. Rositsa Cholakova, every measure below is deliberately sized to what one fellow, supported by the host HUN-REN Agrartudomanyi Kutatokozpont and the associated and partner organisations, can credibly deliver and sustain — a focused set of high-quality outputs and well-targeted audience actions rather than an over-scaled campaign. The whole strand is governed by the Open Science principle "as open as possible, as closed as necessary": methods, metadata and publications are made reusable wherever possible, while any potentially protectable foreground is evaluated before public disclosure. This proportionate, front-to-back design is what allows the modest resource of a single postdoctoral action to still generate scientific, practitioner-facing and industrial impact.</w:t>
       </w:r>
     </w:p>
     <w:p>
       <w:r>
-        <w:t>FIELDWISE is a single-beneficiary MSCA European Fellowship hosted by HUN-REN ATK, so its dissemination, exploitation and communication measures are deliberately scaled to what one experienced researcher, working with an associated-partner environment (ELTE, MATE, Krumatic) and a non-academic placement host (AgroVIR), can credibly deliver in 30 months. The plan avoids the over-scaled ambitions typical of large consortia and instead attaches each activity to a concrete project output already defined in the work plan, so that every measure is verifiable through a named deliverable and a Key Performance Indicator. Three audiences are addressed in a graded way: the scientific community (dissemination), agricultural practitioners and the general public (communication), and the technology-uptake chain of software providers and farm-management information system (FMIS) integrators (exploitation). This mirrors the call's own logic, which asks the fellowship to increase and broaden research and innovation impact through enhanced networking and communication with scientific peers and the general public (EO-03/EI-03), and to strengthen knowledge transfer and R&amp;I capacity among participating organisations (EI-05, EI-06).</w:t>
+        <w:t>Target groups. The plan addresses five distinct groups, each with a matched channel: (i) the scientific and professional research community in plant-stress physiology, agricultural data science, remote sensing/Earth observation and precision agriculture; (ii) growers, farm advisors and the wider agricultural sector, particularly in the two countries FIELDWISE works in, Hungary and Bulgaria; (iii) the agricultural-software and farm-management-information-system (FMIS) industry, together with precision-agriculture and irrigation-technology companies, Earth-observation/geospatial organisations and crop-phenotyping groups, as the exploitation-relevant audience; (iv) students and the higher-education community; and (v) the general public and policy-relevant audiences, framed through the project's contribution to SDG 2, SDG 6, SDG 12 and SDG 13. Naming the groups explicitly lets each activity be judged on fit rather than on volume.</w:t>
       </w:r>
     </w:p>
     <w:p>
       <w:r>
-        <w:t>### Dissemination plan and target groups (scientific community)</w:t>
+        <w:t>Dissemination to scientific and professional audiences. Scientific dissemination is built around at least two high-quality peer-reviewed submissions during or shortly after the fellowship: P1 on physiologically grounded water-stress signatures derived from the heterogeneous MATE archive, and P2 on modelling, uncertainty and the transfer from historical experiments to prospective commercial-field validation; a third methods/application paper on multi-scale UAV/Sentinel operationalisation and DrR is prepared if the independent dataset supports it. These are complemented by conference presentations and by seminars in the MATE, HUN-REN and ELTE environments. Dissemination is delivered under Open Science discipline in line with the call's training requirement: open access to publications, and FAIR, reusable methods and metadata, including the registered model card of the Primary model, benchmark and model card and the Stress-target, feature-selection and validation protocol, and the harmonised datasets and variable-availability map where institutional permissions allow. Crucially, the project commits to reporting transfer honestly — the Prospective transferability, uncertainty and limited-recalibration report (due month 18) treats any performance drop under prospective validation as a scientific result to be quantified rather than hidden — which is itself a form of high-integrity dissemination. This directly serves the call's expected outcome of enhanced networking and communication capacities with scientific peers (EO-03) and the corresponding expected impact of increased and broadened R&amp;I impact (EI-02), and it feeds the stronger R&amp;I capacity and better knowledge transfer among participating organisations (EI-05) through the model card, the Spectral/UAV/Sentinel harmonisation and crop-transfer specification (due month 14) and the two-way transfer between the fellow and the ATK/ELTE/MATE environments.</w:t>
       </w:r>
     </w:p>
     <w:p>
       <w:r>
-        <w:t>Scientific dissemination is anchored in peer-reviewed publication and in the reusable, well-documented artefacts the research itself produces. The action targets at least two high-quality peer-reviewed publications, with a possible third methods/application paper if the independent commercial-field dataset supports it. The scientific value is concentrated in two artefacts that are engineered to be citable and reusable rather than internal: the model card released within D2.1 Primary model, benchmark and model card (due M14), which reports the primary model and nonlinear benchmark with calibration, uncertainty, interpretability and blocked unseen-year performance; and the crop-transfer specification released within D2.2 Spectral/UAV/Sentinel harmonisation, scaling and crop-transfer specification (due M14), which enumerates the transferable core components, crop-specific parameters, minimum validation data and recalibration gates required to add a new crop. The prospective transferability finding — including any transfer loss, stated rather than hidden — is a scientific result in its own right and is disseminated through the WP3 report. Dissemination follows an open-science posture of 'as open as possible, as closed as necessary', with methods, metadata and publications made reusable and FAIR where the commercial-sensitivity constraints on farmer and MATE-derived data allow. Dissemination into higher education is delivered through a teaching route of short guest lectures, seminars and practical sessions at MATE and, where institutionally possible, the Agricultural University of Plovdiv, transferring the fellow's prior university teaching into the new discipline of agricultural data science; this addresses EI-06 despite ATK being a research organisation rather than a university. Target groups here are plant-physiology, crop-modelling, remote-sensing/Earth-observation and precision-agriculture research communities, and students at the named teaching venues.</w:t>
+        <w:t>Communication to practitioners, students and the public. Communication is deliberately widened beyond research audiences. The fellow will deliver practitioner-oriented demonstrations of the stress and uncertainty outputs; Krumatic supports Bulgarian farmer-facing dissemination, demonstration and uptake of the MVP, providing a concrete channel into the Bulgarian grower community. As an operator-preserved commitment, the project targets one public field demonstration with farmers and one public-facing article per year. Only if it is formally established and scientifically suitable, a public-facing demonstration at the planned Szentendre Skanzen model Bulgarian garden would link traditional horticultural knowledge with modern environmental sensing; this is stated conditionally and carries no unconditional promise. Teaching-linked communication — short guest lectures, seminars or practical sessions at MATE and, where institutionally possible, the Agricultural University of Plovdiv — feeds research results back into higher education. Together these activities address broadened public engagement (EI-03) and the feedback of results into teaching (EI-06), while remaining sized to a single fellow's realistic reach.</w:t>
       </w:r>
     </w:p>
     <w:p>
       <w:r>
-        <w:t>### Communication activities and target groups (practitioners and the public)</w:t>
+        <w:t>Exploitation plan. Exploitation is anchored in a tangible research-to-application vehicle: the crop-configurable DrR web MVP with validated processing-tomato module (due month 24), which provides a concrete route from validated research to external testing while preserving the distinction between the fellow's pre-existing DrR background and the FIELDWISE foreground. Because the MVP is completed before the M25-M30 placement, the non-academic placement at AgroVIR is genuine evaluation and transfer rather than first build: it yields the AgroVIR operational/interoperability assessment (due month 30) covering MVP inputs, usability, missing-data behaviour, decision outputs, workflow compatibility and interoperability requirements, and the Post-MSCA FMIS integration and exploitation roadmap (due month 30), which names the required interfaces, the exploitation route and the post-fellowship steps. The architecture is crop-configurable by design: within the action, validation is confined to processing tomato, and the Spectral/UAV/Sentinel harmonisation and crop-transfer specification defines the transferable core components, crop-specific parameters, minimum validation datasets and recalibration gates any later crop addition must pass — so exploitation beyond tomato is presented as a scientifically controlled pathway, not an unsupported universalisation. Economic value is deliberately not expressed as an invented EUR/ha or fixed water-saving promise; instead the project quantifies the measured quantities — irrigation water applied, water productivity, yield and marketable yield, quality indicators, intervention timing and warning lead time — from which later economic value can be assessed. A defined post-MSCA replication route through MVCRI transfers and re-validates the outcomes on additional tomato cultivars under Bulgarian production conditions as knowledge transfer outside the 24-month work plan (no in-action MVCRI effort is claimed). This inter-sectoral, cross-border exploitation logic instantiates the call's expected impact of stimulated innovation and knowledge transfer and expanded career opportunities through the non-academic placement incentive (EI-05) and reinforces the fellow's employability across academic and non-academic destinations (EI-01). The delivery of the reachable web MVP, the completion of the external AgroVIR evaluation and the definition of the integration path give the plan three concrete, verifiable exploitation checkpoints.</w:t>
       </w:r>
     </w:p>
     <w:p>
       <w:r>
-        <w:t>Communication is practitioner- and public-facing and is scaled to a single fellow. It comprises practitioner-oriented demonstrations of the stress and uncertainty outputs, at least one public-facing article per year, and — through Krumatic — farmer-facing demonstrations and communication in Bulgaria, using the software partner's established Bulgarian deployment channel to reach growers directly. A possible public-facing demonstration at the planned Szentendre Skanzen model garden, linking traditional horticultural knowledge with modern sensing, is held as a contingent, complementary opportunity that will be pursued only if the garden is formally established and scientifically suitable. These activities respond to EI-03 (broadened public engagement) and situate the work within its wider societal frame — the fellowship contributes particularly to SDG 2, SDG 6, SDG 12 and SDG 13, and communication messaging is disciplined to avoid an unearned numeric water-saving promise, reporting instead the quantities the project actually measures. Target groups are commercial vegetable growers (in Hungary and Bulgaria), agronomic advisors, and the interested public.</w:t>
+        <w:t>Intellectual-property management and foreseen protection measures. IP is managed on a separate-rights-layers doctrine established at the outset. At project start, HUN-REN ATK, ELTE, MATE, Krumatic, AgroVIR and the fellow establish an inventory of relevant background datasets, software, code, methods and other assets, and this background/foreground inventory is maintained throughout the action as an explicit task and used to define the post-MSCA exploitation route. Four rights layers are kept distinct and each documented before the action starts: the fellow's pre-existing DrR background; the FIELDWISE scientific foreground; institutional datasets; and Krumatic-developed code. The fellow's DrR background is stated to have been initiated and developed independently using her own time and personal financial resources, with no MVCRI ownership position — a position to be confirmed in writing and hardened by a dated background declaration and version inventory before the action starts. Protection measures are proportionate and staged: potentially protectable foreground is evaluated before public disclosure under the "as closed as necessary" limb; MATE data are used only for the approved scientific purposes of FIELDWISE under institutional data-use conditions to be documented before the action starts, and any use of MATE-derived models or institutional assets in a future marketable product is subject to a separate legal and institutional data-rights/IP assessment before commercial exploitation. Code-IP terms for the FIELDWISE code (ownership or sufficient exploitation rights) are to be settled in a Krumatic development agreement concluded before the action starts. For the placement, ownership of results is to follow the grant-agreement default, vesting in HUN-REN ATK as beneficiary acting through the fellow, with a written placement agreement between the fellow, HUN-REN ATK and AgroVIR — concluded before the placement begins — confirming this allocation and the access terms to the DrR background; the placement itself is conducted mainly through remote collaboration, with AgroVIR supplying only protected, coded or anonymised data extracts (for example "Field X" identifiers) so that no access to proprietary customer databases or production systems is required. Farmer and AgroVIR operational information is minimised and coded/anonymised where appropriate, and results are published only in aggregated, coded or anonymised form. Several of these arrangements (MATE data rights, the placement IP allocation and the placement data arrangement) rest on operator declarations pending partner writing and are presented as such rather than as settled fact; the IP framework nevertheless gives the evaluator a complete, layered protection design rather than a gap.</w:t>
       </w:r>
     </w:p>
     <w:p>
       <w:r>
-        <w:t>### Exploitation plan and target groups (uptake chain)</w:t>
-      </w:r>
-    </w:p>
-    <w:p>
-      <w:r>
-        <w:t>Exploitation is organised around the DrR web MVP as the tangible route from validated research to external testing. WP4 (DrR Web MVP, Co-development and Exploitation Preparation) delivers D4.1 Crop-configurable DrR web MVP with validated processing-tomato module (due M24) and D4.2 Pre-placement technical/usability requirements dossier (due M24); the architecture is deliberately crop-configurable so that the reusable data-ingestion, uncertainty, visualisation and irrigation-attention components can carry later crop modules once crop-specific validation exists, rather than universalising from tomato. The exploitation pathway is then hardened by the non-academic placement: WP5 (AgroVIR Non-Academic Placement) delivers D5.1 AgroVIR operational/interoperability assessment (due M30) and D5.2 Post-MSCA FMIS integration and exploitation roadmap (due M30), the latter naming the required interfaces, the exploitation route and the concrete post-fellowship steps toward FMIS integration. AgroVIR's involvement supplies requirements-oriented consultation from project start and an operational evaluator whose relevance is commercial rather than scientific, and the placement is supervised by Miklós Maróti; the fellow works with the AgroVIR product development team responsible for the FMIS platform. Beyond the funded period, a defined post-MSCA replication and transferability route through MVCRI provides a Bulgarian recalibration-and-extension pathway, and Krumatic supports Bulgarian farmer-facing uptake. Target groups for exploitation are FMIS providers and agricultural-software developers (AgroVIR, Krumatic), and, through them, commercial growers of irrigated high-value horticulture.</w:t>
-      </w:r>
-    </w:p>
-    <w:p>
-      <w:r>
-        <w:t>### Intellectual-property management and foreseen protection measures</w:t>
-      </w:r>
-    </w:p>
-    <w:p>
-      <w:r>
-        <w:t>The IP strategy rests on a clean separation of rights layers that is made explicit throughout the concept: the fellow's pre-existing DrR - Digital Agronomist background is kept distinct from FIELDWISE foreground, from institutional datasets, and from Krumatic-developed code, with each layer requiring its own documentation before the action starts. As a concrete protection and hygiene measure, task T4.6 maintains a background/foreground and data/IP inventory across the action, and risk R10 commits the project to using MATE-derived assets only for approved research and to conducting an institutional data-rights/IP assessment before any commercial exploitation. The fellow's independent, self-financed authorship of DrR — with no MVCRI ownership position — is the stated background position, to be hardened by a dated DrR background declaration and version inventory (with deposit, e.g. on Zenodo, as an option) before the action begins. Ownership of placement results follows the grant-agreement default, vesting in HUN-REN ATK as beneficiary acting through the fellow, to be confirmed by a written placement agreement between the fellow, HUN-REN ATK and AgroVIR concluded before the placement, which will also fix the access terms to the fellow's DrR background IP; Krumatic's code-IP terms are settled in a development agreement before the action starts. These measures are proportionate: they are documentation and agreement instruments rather than patent-scale protection, which matches a software-and-methodology fellowship whose value lies in validated, reusable know-how.</w:t>
-      </w:r>
-    </w:p>
-    <w:p>
-      <w:r>
-        <w:t>### Fit to expected outcomes and impacts</w:t>
-      </w:r>
-    </w:p>
-    <w:p>
-      <w:r>
-        <w:t>Taken together, these measures give each of the call's impact and outcome expectations a concrete, deliverable-backed mechanism: dissemination through the model card, crop-transfer specification, publications and teaching route serves EI-05 and EI-06; communication through practitioner demonstrations, annual public articles and Bulgarian farmer-facing outreach serves EI-03/EO-03; and exploitation through the DrR web MVP, the AgroVIR operational assessment, the post-MSCA FMIS roadmap and the MVCRI replication route serves the international, inter-sectoral and knowledge-transfer expectations of EI-02. Every activity is scaled to a single-fellow action, tied to a KPI (K1-K10 track the delivered artefacts; K11 tracks the reviewed Career Development Plan), and carries concrete actions both during the fellowship (inventory maintenance, MVP co-development, AgroVIR evaluation) and after it (the post-MSCA FMIS integration and exploitation roadmap and the Bulgarian replication route).</w:t>
+        <w:t>Concrete actions during and after the project, and overall proportionality. During the action, the measures are embodied in named, resourced activities: the continuous dissemination/exploitation strand; the maintained background/foreground/IP inventory; structured AgroVIR requirements consultation from month 1; the DrR web MVP and its pre-placement usability/interoperability dossier; annual public-facing communication; and the placement's operational evaluation. After the action, continuity is secured by the Post-MSCA FMIS integration and exploitation roadmap, the MVCRI Bulgarian replication route, the crop-transfer specification enabling later crop modules after crop-specific validation, and publications appearing during or shortly after the fellowship. All of this is scaled to a single-researcher MSCA Postdoctoral Fellowship: a compact, high-quality output set with clearly matched target groups and verifiable checkpoints, delivering scientific, practitioner and industrial impact without over-committing the resources of one fellow.</w:t>
       </w:r>
     </w:p>
     <w:p>
@@ -379,67 +359,37 @@
     </w:p>
     <w:p>
       <w:r>
-        <w:t>## 2.3 The magnitude and importance of the project's contribution to the expected scientific, societal and economic impacts</w:t>
+        <w:t>Sub-section 2.3 — The magnitude and importance of the project's contribution to the expected scientific, societal and economic impacts</w:t>
       </w:r>
     </w:p>
     <w:p>
       <w:r>
-        <w:t>### The shape and honesty of the FIELDWISE impact claim</w:t>
+        <w:t>How the results make a difference beyond the immediate scope. FIELDWISE is a single-researcher action on one development crop, but its contribution is deliberately engineered to reach past that immediate scope along three connected axes — scientific, agricultural/environmental and technological/economic — with a defined European and societal relevance layered on top. The unifying mechanism is that the project does not merely build another crop-stress model; it builds and prospectively tests a validation framework in which operationally obtainable data streams are judged against independent plant-level ground truth and challenged under both unseen-year and genuinely new commercial-field conditions. The result that outlives the action is therefore methodological knowledge: which physiological water-stress relationships survive the transition from proximal measurements toward UAV and Sentinel-2 field-scale monitoring, and which components of the modelling and decision workflow are genuinely reusable beyond the development crop. This is what converts a processing-tomato study into a methodological basis for later crop-by-crop extension across irrigated high-value horticulture — a scientifically controlled pathway rather than an unsupported universalisation from a single crop. Its importance is that it addresses the exact failure mode that limits digital agronomy today: models that fit retrospective data but are never shown to hold under scale change, new seasons and real production settings.</w:t>
       </w:r>
     </w:p>
     <w:p>
       <w:r>
-        <w:t>FIELDWISE is a single-fellow, 30-month MSCA European Fellowship — a 24-month European Fellowship at HUN-REN ATK followed by a six-month non-academic placement at AgroVIR — and its claim to impact is calibrated to that reality. It is deliberately a claim about methodological reach, credible magnitude context and a realistic uptake pathway, not a claim about immediate market penetration or a headline percentage of water saved. The importance of the contribution lies precisely in that discipline: FIELDWISE quantifies what it actually controls and delivers, and frames wider magnitude through published evidence and official statistics rather than invented figures, so that every number an evaluator reads is either measured by the project or referenced to a named source. This is what makes the impact assessment trustworthy at the magnitude it does claim, and it is the reason the contribution is durable beyond the funded period rather than rhetorical within it. The subsections below take the three impact dimensions in turn — scientific, agricultural/environmental and technological/economic, together with European and societal relevance — and for each give both the mechanism (how the result makes a difference beyond the immediate scope) and the magnitude (how large and how important that difference credibly is).</w:t>
+        <w:t>Scientific impact and its magnitude. The scientific contribution is concentrated in three durable, citable objects: the Primary model, benchmark and model card, which reports calibration, uncertainty and blocked unseen-year performance; the Spectral/UAV/Sentinel harmonisation and crop-transfer specification, which enumerates the transferable core components, crop-specific parameters, minimum validation datasets and recalibration gates any later crop must pass; and, above all, the Prospective transferability, uncertainty and limited-recalibration report (due month 18), which quantifies the transfer gap from research experiments to an independent commercial field and states any performance drop honestly rather than hiding it. The magnitude of this contribution is best measured not by a single accuracy figure but by the fact that it delivers a reusable, uncertainty-aware protocol and an openly reported transfer result — a form of high-integrity science that is directly reusable by other groups and that strengthens the research capacity and knowledge transfer of the participating HUN-REN ATK, ELTE and MATE environments through the documented two-way transfer and the planned peer-reviewed publications. This is the project's principal route to the call's expected impact of increased and broadened research and innovation impact (EI-02) and of increased R&amp;I capacity, output and knowledge transfer among European research organisations (EI-05).</w:t>
       </w:r>
     </w:p>
     <w:p>
       <w:r>
-        <w:t>### Scientific impact and its magnitude</w:t>
+        <w:t>Agricultural and environmental impact — credible magnitude with disciplined honesty. FIELDWISE begins with processing tomato precisely because roughly five seasons of heterogeneous scientific observations (2022-2026) already exist, while the intended application domain is irrigated high-value horticulture. Critically, the project makes no fixed-percentage water-saving promise, because real savings depend on crop, cultivar, soil, weather, growth stage, irrigation system and the management action actually taken. What the project provides for magnitude is credible, bounded, literature-referenced context: comparable published studies demonstrate water-saving effects in the approximate 8–30% range under specific strategies — for processing tomato, plant-and-soil monitoring has been reported to reduce irrigation by around 30% versus empirical farmer management and by around 7.5% versus ET-based scheduling in a two-year field trial (Carucci et al. 2023), and early-stage controlled deficit has achieved roughly 25% water saving without statistically significant yield loss while poorly timed deficits reduced yield (Badr et al. 2026). These are stated as bounded context only, never as a FIELDWISE promise; they establish that the magnitude at stake is material and that the water–yield trade-off must be quantified rather than assumed. The project's own claimed value is therefore expressed as correct stress detection, warning lead time, uncertainty honesty, usability and irrigation-attention relevance. Prospective water-saving quantification is claimed only to the extent the commercial farmer-field irrigation-treatment arrangement actually supports it; where it does not, FIELDWISE reports detection, lead-time and uncertainty outcomes together with measured yield and quality. This disciplined framing is itself part of the importance of the contribution: it gives evaluators a defensible magnitude signal without overclaiming.</w:t>
       </w:r>
     </w:p>
     <w:p>
       <w:r>
-        <w:t>The project's primary scientific contribution is a validation framework in which operationally obtainable data streams are judged against independent plant-level ground truth and challenged under both unseen-year and new commercial-field conditions. It clarifies which stress relationships survive the transition from proximal measurements toward UAV and Sentinel-2 field monitoring, and which components of the modelling and decision workflow are genuinely reusable beyond the development crop — a methodological basis for later crop-by-crop extension across irrigated high-value horticulture rather than an unsupported universalisation from tomato. The magnitude of this contribution is amplified, and made portable to other research groups, by two engineered and citable outputs: the model card released within D2.1 Primary model, benchmark and model card, which reports the primary model and nonlinear benchmark with calibration, uncertainty, interpretability and blocked unseen-year performance; and the crop-transfer specification released within D2.2 Spectral/UAV/Sentinel harmonisation, scaling and crop-transfer specification, which enumerates the transferable core components, crop-specific parameters, minimum validation data and recalibration gates required to add a new crop. The prospectively measured transfer gap reported in D3.2 Prospective transferability, uncertainty and limited-recalibration report is itself a scientific result — the transfer loss is stated, not hidden — and it directly strengthens the R&amp;I capacity, output and knowledge transfer of the participating organisations. Beyond the immediate scope, the importance of this work is that it confronts a systemic weakness in agricultural sensing and modelling: strong retrospective accuracy that does not survive leakage-safe temporal validation or prospective field testing, and that may diagnose established stress too late to alter irrigation. By demonstrating a parsimonious, interpretable and uncertainty-aware alternative and documenting exactly which relationships are reusable, FIELDWISE contributes a methodology other groups can adopt without depending on novel or opaque AI — a scientific magnitude that scales with reuse rather than being consumed by a single crop or site.</w:t>
+        <w:t>Technological and economic impact and its magnitude. The economic and technological contribution is anchored in a tangible research-to-application vehicle rather than a paper concept: the crop-configurable DrR web MVP with validated processing-tomato module (due month 24) provides a concrete route from validated research to external testing, while preserving the distinction between the fellow's pre-existing DrR background and the FIELDWISE foreground. Because the architecture is crop-configurable — reusable data-ingestion, uncertainty, visualisation and irrigation-attention components separated from crop-specific parameters — the same investment can support additional crop modules after crop-specific validation, multiplying the reach of a single fellowship's output. The magnitude of the economic contribution is deliberately not fabricated as an invented EUR/ha or fixed water-saving figure; instead the project measures the quantities from which later economic value can genuinely be assessed — irrigation water applied, water productivity, yield and marketable yield, quality indicators, intervention timing and warning lead time. The route to real-world uptake is made concrete by the AgroVIR operational/interoperability assessment (due month 30) and the Post-MSCA FMIS integration and exploitation roadmap (due month 30), which name the required interfaces, the exploitation route and the post-fellowship steps, with Krumatic supporting software implementation and Bulgarian farmer-facing uptake. This inter-sectoral chain is the mechanism by which FIELDWISE contributes to stimulated innovation, knowledge transfer and expanded career opportunities through the non-academic placement incentive (EI-05).</w:t>
       </w:r>
     </w:p>
     <w:p>
       <w:r>
-        <w:t>### Agricultural and environmental impact and its magnitude</w:t>
+        <w:t>European and societal relevance and its scale. The societal magnitude is bounded and evidenced rather than rhetorical. Eurostat reports fresh vegetables cultivated over approximately 2.0 million hectares in the EU in 2023, and about 0.7 million EU farms cultivating fresh vegetables in the 2020 census — an indication of the scale of the horticultural domain in which scientifically transferable, plant-based irrigation decision support could ultimately matter, presented explicitly as a potential application domain and not as an immediate addressable market. Bulgaria supplies concrete downstream context for the project's cross-border replication logic: about 35.6 thousand hectares of main vegetable area and roughly 128 thousand tonnes of tomato in harvest 2024. The combination of Hungarian scientific and industrial environments, a real farmer validation setting, Bulgarian software and dissemination links through Krumatic, and a defined post-MSCA replication and re-validation route through MVCRI provides a realistic pathway toward wider reuse, contributing particularly to SDG 2, SDG 6, SDG 12 and SDG 13. This cross-border pathway also broadens public and practitioner engagement with the research (EI-03) through practitioner-oriented demonstrations and farmer-facing communication.</w:t>
       </w:r>
     </w:p>
     <w:p>
       <w:r>
-        <w:t>FIELDWISE starts with processing tomato because the consortium can build on approximately five years of heterogeneous scientific observations (2022-2026); the intended application domain is irrigated high-value horticulture. The project deliberately will not promise a fixed percentage reduction in irrigation water, because actual savings depend on crop, cultivar, soil, weather, growth stage, irrigation system and the management action taken. To indicate credible magnitude without over-claiming, it anchors the potential to published processing-tomato evidence: comparable studies demonstrate water-saving effects in the approximate 8-30% range under specific strategies — for example, about 30% less irrigation water than empirical farmer management and about 7.5% less than ET-based scheduling in a two-year field trial (Carucci et al. 2023), and about 25% water saving from early-stage controlled deficit without statistically significant yield loss, with poorly timed or prolonged deficits reducing yield (Badr et al. 2026). These are bounded context, not project targets: FIELDWISE reports its own water saving, yield, quality and uncertainty from the prospective validation data rather than adopting any of these figures as a promise, and communication messaging is disciplined to avoid an unearned numeric water-saving claim. This restraint is itself important for impact. The project's environmental contribution — better-timed irrigation that serves SDG 2, SDG 6, SDG 12 and SDG 13 — is credible precisely because it is quantified from the project's own measurements and bounded by literature evidence in the plausible 8-30% band, and because the physiology- and plant-stage-aware timing premise on which it rests is exactly what the cited timing evidence supports. The magnitude that matters here is not a single percentage but the demonstrated ability to make water-yield trade-offs visible and to act on them earlier, which is the mechanism by which any real-world saving in the published range would be captured.</w:t>
-      </w:r>
-    </w:p>
-    <w:p>
-      <w:r>
-        <w:t>### Technological and economic impact and its magnitude</w:t>
-      </w:r>
-    </w:p>
-    <w:p>
-      <w:r>
-        <w:t>The web-based DrR MVP provides a tangible route from validated research to external testing (D4.1 Crop-configurable DrR web MVP with validated processing-tomato module), preserving the distinction between the fellow's pre-existing DrR background and FIELDWISE foreground. The architecture is crop-configurable: processing tomato supplies the first validated crop module, while the reusable data-ingestion, uncertainty, visualisation and irrigation-attention components can support later modules once crop-specific validation exists. The economic magnitude is deliberately not asserted as an invented EUR/ha figure; instead FIELDWISE quantifies irrigation water applied, water productivity, yield and marketable yield, quality indicators, intervention timing, warning lead time and operational requirements, from which later economic value can be assessed by those best placed to do so. The route to that value is concrete and is hardened by the non-academic placement: AgroVIR identifies the data, usability, interoperability and workflow requirements for future FMIS integration through D5.1 AgroVIR operational/interoperability assessment and D5.2 Post-MSCA FMIS integration and exploitation roadmap, while Krumatic supports software implementation and Bulgarian farmer-facing uptake. The importance of this pathway — its potential reach beyond the immediate scope — is indicated by the operational footprint of the industrial partner's platform: AgroVIR reports a farm-management information system in production use across more than 745,000 hectares in eight countries, including Hungary and Bulgaria, the two countries in which FIELDWISE works. A successful FMIS-integration route therefore targets an existing operational base rather than a hypothetical one, which is what gives a single-fellow technological result a plausible path to scale. The economic claim FIELDWISE makes is thus not a promised return but a credibly instrumented route to one, backed by the measured operational metrics the project actually delivers.</w:t>
-      </w:r>
-    </w:p>
-    <w:p>
-      <w:r>
-        <w:t>### European and societal relevance and its magnitude</w:t>
-      </w:r>
-    </w:p>
-    <w:p>
-      <w:r>
-        <w:t>The domain in which scientifically transferable, plant-based irrigation decision support could ultimately matter is large. Eurostat reports fresh vegetables cultivated over approximately 2.0 million hectares in the EU in 2023, and about 0.7 million EU farms cultivating fresh vegetables in the 2020 census — the scale of the horticultural application domain, stated explicitly as a potential domain and not as an immediate addressable market. Bulgaria supplies concrete downstream context for the project's cross-border reach: about 35.6 thousand hectares of main vegetable-production area and about 128 thousand tonnes of tomato in harvest 2024. The combination of Hungarian scientific and industrial environments, a real commercial-farmer validation setting, Bulgarian software and dissemination links through Krumatic, and a defined post-MSCA replication and transferability route through MVCRI provides a realistic pathway toward wider reuse. The magnitude claimed here is honest about horizon: FIELDWISE does not assert that it will irrigate two million hectares, but that it produces the scientifically controlled, documented transfer methodology and the operational evidence needed for the approach to be reused within a domain of that size, and it names the specific channels — industrial (AgroVIR), cross-border software (Krumatic) and institutional replication (MVCRI) — through which that reuse would proceed. This is the societal importance of the work: addressing water scarcity and climatic variability in European high-value horticulture through decision support whose reach is anchored in real production statistics rather than aspiration.</w:t>
-      </w:r>
-    </w:p>
-    <w:p>
-      <w:r>
-        <w:t>### Magnitude versus importance: why the contribution matters beyond its immediate scope</w:t>
-      </w:r>
-    </w:p>
-    <w:p>
-      <w:r>
-        <w:t>The three impact dimensions share one design logic that determines both their magnitude and their importance. Their magnitude within the fellowship is modest and honestly bounded — a single validated crop module, one instrumented commercial field, one MVP evaluated by one industrial partner, water-saving potential expressed only as literature-referenced context. Their importance beyond the fellowship is disproportionately larger, because what FIELDWISE delivers is reusable: a validation methodology, a documented reusable-versus-crop-specific separation, a quantified transfer gap, an openly released model card and crop-transfer specification, and a named integration and replication route. Each of these is engineered to be picked up and extended by others, so the contribution compounds rather than terminates at project end. This is reinforced at the human-capital level: the action consolidates the fellow as an Agricultural Data Scientist specialised in plant stress, Earth observation and decision support (a profile carried by the agreed Career Development Plan and the inter-sectoral placement), sustaining the capacity to carry the work forward. Finally, the credibility of the whole impact claim rests on its instrumentation: eleven KPIs each measure something the project controls and delivers, and none promises a numeric water saving in advance. FIELDWISE therefore offers evaluators a rare combination — a genuinely important scientific, environmental and economic contribution whose every magnitude statement is either measured by the project or transparently referenced — and it is this combination of reach and restraint, rather than any single quantified figure, that constitutes the project's contribution to the expected impacts.</w:t>
+        <w:t>Importance, credibility and proportionality of the contribution. The importance of FIELDWISE's contribution rests on three features that keep magnitude claims credible. First, every quantified magnitude is either drawn from published literature and labelled as bounded context, or measured from the project's own prospective data — the proposal deliberately avoids inventing water-saving or economic figures. Second, the contribution is auditable: an eleven-KPI set (K1–K11) is defined so that each indicator measures something the project actually controls and delivers and each traces to a named deliverable, so the magnitude of delivery can be checked rather than asserted. Third, the design converts an apparent weakness — a single fellow on a single crop — into strength, because the transferable core, the crop-transfer gates and the post-MSCA MVCRI route extend the reach of the work beyond the 24-month scientific programme without over-committing the resources of one fellowship. Taken together, the scientific protocol and honest transfer result, the disciplined agricultural/environmental magnitude context, the concrete research-to-operation economic vehicle, and the evidenced European/Bulgarian scale give the evaluator a contribution whose magnitude is significant precisely because it is credible, controlled and reusable beyond the immediate case.</w:t>
       </w:r>
     </w:p>
     <w:p>
@@ -470,58 +420,137 @@
     </w:p>
     <w:p>
       <w:r>
-        <w:t>FIELDWISE is a single-beneficiary MSCA Postdoctoral Fellowship: Dr. Rositsa Cholakova is recruited by and hosted at HUN-REN Agrartudomanyi Kutatokozpont (ATK) in Martonvásár, Hungary, under primary supervision by Dr. Roland Hollós (ATK) and co-supervision by Prof. András Jung at the associated partner Eötvös Loránd University (ELTE). It is a European Fellowship of 30 months: a 24-month research fellowship at HUN-REN Agrartudomanyi Kutatokozpont (M1-M24) followed by a six-month non-academic placement at AGROVIR Üzletviteli Tanácsadó Korlátolt Felelősségű Társaság (M25-M30). There is no separate secondment; the placement is the inter-sectoral mobility element and is shown on the Gantt chart.</w:t>
+        <w:t>FIELDWISE is implemented as a single-beneficiary MSCA Postdoctoral Fellowship (European Fellowship) hosted by HUN-REN Agrartudomanyi Kutatokozpont, with a total duration of 30 months: a 24-month fellowship period at the host (months 1-24) followed by a 6-month non-academic placement (months 25-30) under CC-07. Because this is a single-researcher action, the experienced researcher (Dr. Rositsa Cholakova) personally executes the scientific content of every work package; the partner organisations contribute supervision, data, instruments, software engineering and the operational evaluation environment as in-kind support. The work plan is deliberately compact — four work packages, eleven deliverables and six milestones — so that the effort concentrates on scientific substance rather than on managing a large consortium.</w:t>
       </w:r>
     </w:p>
     <w:p>
       <w:r>
-        <w:t>The work plan is organised into five work packages that follow the scientific logic of the objectives from raw evidence to operational uptake, so that each work package consumes a validated output of its predecessor rather than running in parallel silos:</w:t>
+        <w:t>The four work packages follow the project's causal chain from evidence to operation, so that each package supplies a validated input to the next:</w:t>
       </w:r>
     </w:p>
     <w:p>
       <w:r>
-        <w:t>- WP1 - Data Harmonisation and Physiological Stress Definition (lead: HUN-REN Agrartudomanyi Kutatokozpont) delivers objective O1: it harmonises the heterogeneous 2022-2026 processing-tomato archive of Magyar Agrár- és Élettudományi Egyetem (MATE) into a QC-controlled common-variable matrix and fixes a physiologically meaningful water-stress target and a pre-registered validation protocol.</w:t>
+        <w:t>- **WP1 — Data Harmonisation, Stress Definition and Model Development** (lead: HUN-REN Agrartudomanyi Kutatokozpont). Harmonises the heterogeneous five-season MATE archive, fixes a physiologically meaningful water-stress target, and develops, evaluates and freezes the primary, parsimonious water-status model. It produces the Career Development Plan (D1.3), the Primary model, benchmark and model card (D2.1), the Harmonised database/metadata and variable-availability map (D1.1), the Stress-target, feature-selection and validation protocol (D1.2) and the Spectral/UAV/Sentinel harmonisation and crop-transfer specification (D2.2).</w:t>
         <w:br/>
       </w:r>
       <w:r>
-        <w:t>- WP2 - HUN-REN Modelling and ELTE Scale Harmonisation (lead: HUN-REN Agrartudomanyi Kutatokozpont) delivers objective O2: it builds a parsimonious, interpretable, uncertainty-aware primary water-status model with one nonlinear benchmark where justified, separates reusable system components from crop-specific parameters, and defines the spectral/UAV/Sentinel scaling and crop-transfer specification.</w:t>
+        <w:t>- **WP3 — Independent Commercial-Farmer Prospective Validation** (lead: the independent commercial-farmer validation site). Applies the frozen model prospectively at an instrumented, independent commercial field and quantifies the transfer gap, delivering the Independent commercial-field validation dataset (D3.1) and the Prospective transferability, uncertainty and limited-recalibration report (D3.2).</w:t>
         <w:br/>
       </w:r>
       <w:r>
-        <w:t>- WP3 - Independent Commercial-Farmer Prospective Validation (lead: the independent commercial-farmer validation site) delivers objective O3: it instruments an independent commercial field and measures the transfer gap of the historical model prospectively, with uncertainty and any limited recalibration stated openly.</w:t>
+        <w:t>- **WP4 — DrR Web MVP, Co-development and Exploitation Preparation** (lead: КРУМАТИК ЕООД). Co-develops the crop-configurable web MVP that carries the validated processing-tomato module and prepares the post-MSCA exploitation route, delivering the Crop-configurable DrR web MVP with validated processing-tomato module (D4.1) and the Pre-placement technical/usability requirements dossier (D4.2).</w:t>
         <w:br/>
       </w:r>
       <w:r>
-        <w:t>- WP4 - DrR Web MVP, Co-development and Exploitation Preparation (lead: КРУМАТИК ЕООД) delivers objective O4's build strand: it co-develops a crop-configurable DrR web MVP carrying the validated processing-tomato module and prepares the exploitation route and the placement evaluation protocol, using structured AgroVIR requirements consultation from M1.</w:t>
-        <w:br/>
-      </w:r>
-      <w:r>
-        <w:t>- WP5 - AgroVIR Non-Academic Placement (lead: AGROVIR Üzletviteli Tanácsadó Korlátolt Felelősségű Társaság) delivers objective O4's evaluation strand: during the M25-M30 placement it evaluates the MVP operationally within a real farm-management-information-system environment and defines the post-MSCA integration and exploitation roadmap.</w:t>
+        <w:t>- **WP5 — AgroVIR Non-Academic Placement** (lead: AGROVIR Üzletviteli Tanácsadó Korlátolt Felelősségű Társaság). Evaluates the MVP operationally during the non-academic placement and finalises the operational assessment and integration roadmap, delivering the AgroVIR operational/interoperability assessment (D5.1) and the Post-MSCA FMIS integration and exploitation roadmap (D5.2).</w:t>
       </w:r>
     </w:p>
     <w:p>
       <w:r>
-        <w:t>The plan carries eleven deliverables and five milestones. The deliverables are: D1.1 Harmonised database/metadata and variable-availability map (M6), D1.2 Stress-target, feature-selection and validation protocol (M6), D1.3 Career Development Plan (M3); D2.1 Primary model, benchmark and model card (M14), D2.2 Spectral/UAV/Sentinel harmonisation, scaling and crop-transfer specification (M14); D3.1 Independent commercial-field validation dataset (M18), D3.2 Prospective transferability, uncertainty and limited-recalibration report (M18); D4.1 Crop-configurable DrR web MVP with validated processing-tomato module (M24), D4.2 Pre-placement technical/usability requirements dossier (M24); D5.1 AgroVIR operational/interoperability assessment (M30), D5.2 Post-MSCA FMIS integration and exploitation roadmap (M30). The Career Development Plan (D1.3) is front-loaded to M3 so that the training and career logic frames the whole fellowship, and is reviewed at each steering point.</w:t>
+        <w:t>Six milestones gate progress: MS1 (Historical knowledge base and target definition complete), MS6 (Primary model frozen and registered), MS2 (Model and scale-transition framework ready for final prospective assessment), MS3 (Independent real-world transferability quantified), MS4 (MVP ready for industrial placement evaluation) and MS5 (Industrial evaluation and placement completed). Each milestone carries a verifiable achievement criterion — for example, MS6 is met only when the primary water-status model parameters are fixed and the model card (D2.1) is registered with recorded performance metrics before the first prospective field season begins, and MS3 is met when the frozen model has been applied prospectively and the transfer gap quantified with an uncertainty estimate in D3.2.</w:t>
       </w:r>
     </w:p>
     <w:p>
       <w:r>
-        <w:t>The five milestones are decision gates rather than restatements of deliverables, each carrying a verifiable achievement criterion: MS1 Historical knowledge base and target definition complete (M6); MS2 Model and scale-transition framework ready for final prospective assessment (M14); MS3 Independent real-world transferability quantified (M18); MS4 MVP ready for industrial placement evaluation (M24); MS5 Industrial evaluation and placement completed (M30). MS4 is the pivotal gate: only a validated, externally-access-tested MVP passes into the industrial placement, so that the M25-M30 placement is never spent stabilising an immature tool. MS5 falls in the placement's last month, so the placement window is milestoned by construction and its completion is evidenced directly by D5.1 and D5.2.</w:t>
+        <w:t>### Timing of the work packages and their components</w:t>
       </w:r>
     </w:p>
     <w:p>
       <w:r>
-        <w:t>### Timing of the work packages and their components, and the critical path</w:t>
+        <w:t>The schedule is front-loaded on the science and back-loaded on operation, with two work packages running in parallel through the middle of the action:</w:t>
       </w:r>
     </w:p>
     <w:p>
       <w:r>
-        <w:t>The timeline fits comfortably within the 30-month duration. The confirmed schedule places WP1 in M1-M6, WP2 in M3-M14, WP3 in M4-M18, WP4 in M1-M24 and WP5 in M25-M30. Three design choices give the plan its robustness. First, WP4 runs continuously from M1 to M24: software co-development with КРУМАТИК ЕООД and AgroVIR requirements consultation (T4.4) begin at the outset rather than waiting for the science to finish, so the MVP integrates validated functions incrementally instead of in a risky end-load. Second, the field-dependent tasks of WP3 (installation T3.2 in M5-M7; coordinated physiological, proximal and thermal campaigns T3.3 in M7-M14; UAV and Sentinel acquisition T3.4 in M8-M15) are positioned to catch the growing season, and the securing of written field access (T3.1) is scheduled in M4-M6, well ahead of instrumentation. Third, the two temporally strict, finish-to-start couplings are honoured with slack: WP4 ends at M24 before WP5 starts at M25, and the migration of validated core functions (T4.3, M18-M22) precedes the placement evaluation (T5.1, M25-M27).</w:t>
+        <w:t>- **WP1** runs from the outset to month 14. Its opening tasks — auditing the archive, defining the common-variable matrix, selecting the physiological stress target and predefining blocked temporal validation (T1.1-T1.5) — complete ahead of the month-3 model freeze. MS1 confirms the historical knowledge base and target definition before that freeze; the primary model is then developed and frozen, delivering D1.3 and D2.1 at month 3 and triggering MS6. The harmonisation and crop-transfer strand (T2.4-T2.6) continues to month 14, delivering D1.1, D1.2 and D2.2 and reaching MS2.</w:t>
+        <w:br/>
+      </w:r>
+      <w:r>
+        <w:t>- **WP3** begins after the month-3 model freeze and runs across the growing season(s) to month 18, when D3.1 and D3.2 are delivered and MS3 quantifies real-world transferability. Securing written field access, installing the meteorological station and soil sensors, and conducting the coordinated physiological, proximal, thermal and UAV campaigns precede the prospective application of the frozen model.</w:t>
+        <w:br/>
+      </w:r>
+      <w:r>
+        <w:t>- **WP4** runs in parallel from month 1 to month 24. Structured AgroVIR consultation is used from project start (T4.4) and software development proceeds from the outset, so that validated data and model functions are migrated incrementally into the web MVP; D4.1 and D4.2 are delivered at month 24 with MS4.</w:t>
+        <w:br/>
+      </w:r>
+      <w:r>
+        <w:t>- **WP5** is the 6-month non-academic placement at AgroVIR, months 25-30, delivering D5.1 and D5.2 at month 30 and closing the action at MS5.</w:t>
       </w:r>
     </w:p>
     <w:p>
       <w:r>
-        <w:t>The critical path runs T1.3 (select the primary physiological stress target) -&gt; T2.2 (develop the parsimonious primary model and benchmark) -&gt; T3.5 (apply the historical model prospectively and quantify the transfer gap) -&gt; T4.3 (migrate validated core functions toward the MVP) -&gt; T5.1 (operational evaluation at AgroVIR). This is exactly the scientific spine of the proposal - target definition, modelling, prospective validation, productisation, industrial evaluation - which means the schedule protects the highest-value chain of work. The inter-WP dependencies are explicit: WP1 feeds WP2 and WP3 (the common-variable matrix, the stress target and the pre-registered protocol govern both), WP2 feeds WP3 (T3.5 applies the WP2 historical model prospectively) and WP4 (T4.2 implements the WP2 reusable/crop-specific separation), WP3 feeds WP4 (only the WP3-validated module migrates into D4.1), and WP4 gates WP5 through the MS4 MVP-ready check. The dependency graph is acyclic and no critical-path dependency is left unresolved.</w:t>
+        <w:t>The inter-package dependencies are explicit and were normalised in scheduling. The single strict finish-to-start dependency is WP4→WP5 (and, at task level, T4.3→T5.1): the MVP delivered at MS4 (month 24) must exist before the placement evaluation can begin, and the WP-level constraint is feasible because WP4 ends at month 24 and WP5 starts at month 25. The remaining inter-WP links (WP1→WP3, WP1→WP4, WP3→WP4) are data_input dependencies that pass information without enforcing strict temporal ordering, which is what allows WP4 to co-develop concurrently rather than waiting for WP3 to finish. The critical path is therefore: freeze the primary model (T2.3) → apply it prospectively and quantify the transfer gap (T3.5) → migrate validated core functions toward the MVP (T4.3) → operational evaluation (T5.1) → MS5. Freezing the model before any field season (MS6) is a deliberate design choice that keeps the WP3 validation genuinely out-of-sample and removes the risk of hindsight fitting.</w:t>
+      </w:r>
+    </w:p>
+    <w:p>
+      <w:r>
+        <w:t>### Gantt chart (months elapsed)</w:t>
+      </w:r>
+    </w:p>
+    <w:p>
+      <w:r>
+        <w:t>```</w:t>
+        <w:br/>
+      </w:r>
+      <w:r>
+        <w:t>Months elapsed (1 -&gt; 30)      1   3       6       9      12      14  16  18      21      24  25      27      30</w:t>
+        <w:br/>
+      </w:r>
+      <w:r>
+        <w:t>WP1  Data Harmon./Model    |=============================|                                                  (M1-14)</w:t>
+        <w:br/>
+      </w:r>
+      <w:r>
+        <w:t xml:space="preserve">       D1.3,D2.1 @3   MS1(pre-3)  MS6 @3                D1.1,D1.2,D2.2 @14 / MS2 @14</w:t>
+        <w:br/>
+      </w:r>
+      <w:r>
+        <w:t>WP3  Prospective Valid.               |===========================|                                        (after M3 freeze -&gt; M18)</w:t>
+        <w:br/>
+      </w:r>
+      <w:r>
+        <w:t xml:space="preserve">                                          D3.1,D3.2 @18 / MS3 @18</w:t>
+        <w:br/>
+      </w:r>
+      <w:r>
+        <w:t>WP4  DrR Web MVP           |===================================================|                            (M1-24)</w:t>
+        <w:br/>
+      </w:r>
+      <w:r>
+        <w:t xml:space="preserve">       AgroVIR consult. + Krumatic dev. from M1          D4.1,D4.2 @24 / MS4 @24</w:t>
+        <w:br/>
+      </w:r>
+      <w:r>
+        <w:t>WP5  AgroVIR Placement                                              |===================|                  (M25-30, non-academic placement)</w:t>
+        <w:br/>
+      </w:r>
+      <w:r>
+        <w:t xml:space="preserve">                                                                        D5.1,D5.2 @30 / MS5 @30</w:t>
+      </w:r>
+    </w:p>
+    <w:p>
+      <w:r>
+        <w:t>Legend:  |===| work-package span      D#.# deliverable (canonical due month)      MS# milestone</w:t>
+        <w:br/>
+      </w:r>
+      <w:r>
+        <w:t>Note:    This is a single-beneficiary European Fellowship: the mobility element is the WP5 non-academic</w:t>
+        <w:br/>
+      </w:r>
+      <w:r>
+        <w:t xml:space="preserve">         placement at AgroVIR (months 25-30); there are no secondments. Bars are positioned on months</w:t>
+        <w:br/>
+      </w:r>
+      <w:r>
+        <w:t xml:space="preserve">         elapsed and anchored to confirmed deliverable due months (3, 14, 18, 24, 30) and the confirmed</w:t>
+        <w:br/>
+      </w:r>
+      <w:r>
+        <w:t xml:space="preserve">         fellowship/placement structure (M1-24 fellowship + M25-30 placement = 30 months).</w:t>
+        <w:br/>
+      </w:r>
+      <w:r>
+        <w:t>```</w:t>
       </w:r>
     </w:p>
     <w:p>
@@ -531,12 +560,12 @@
     </w:p>
     <w:p>
       <w:r>
-        <w:t>The fellow's 30 person-months are distributed to match where the intellectual load lies: WP1 3.0 PM, WP2 6.0 PM, WP3 6.6 PM, WP4 6.0 PM, WP5 5.4 PM, and 3.0 PM cross-cutting (supervision cadence, training, open-science and reporting), totalling 30.0 PM. The weighting is science-heavy and honest: the two most demanding and most novel strands - modelling (WP2) and the independent prospective validation with its field campaigns (WP3) - together take almost half the fellow's time, while WP1 is deliberately lean because it reuses an existing archive rather than mounting a new data campaign. The build (WP4) and the industrial placement (WP5) are resourced enough to deliver a working MVP and a substantive operational evaluation without displacing the research core.</w:t>
+        <w:t>The researcher's effort is 30 person-months of full-time work over the 30-month action, distributed to match where the intellectual weight of the project lies: WP1 (merged data-harmonisation and model-development package) 9.0 PM, WP3 6.6 PM, WP4 6.0 PM, WP5 5.4 PM, and 3.0 PM cross-cutting (training and Career Development Plan activity, dissemination, open-science and project management), totalling 30.0 PM. WP1 carries the largest share because it holds the scientific core — harmonising a heterogeneous five-season archive and building an interpretable, uncertainty-aware model are the most demanding tasks. WP3 is the second-heaviest because prospective field validation is campaign-intensive. WP4 is spread thinly but continuously across 24 months, reflecting incremental co-development rather than a single build. WP5 concentrates on the placement months. This profile is consistent with a single-researcher action in which the fellow is the sole executor of scientific content.</w:t>
       </w:r>
     </w:p>
     <w:p>
       <w:r>
-        <w:t>The fellow's effort is complemented by partner in-kind contributions that are stated as operator-declared estimates pending written partner confirmation: approximately 2.5 PM from the ATK supervisor, 2.0 PM from the ELTE co-supervisor, 3.0 PM from AgroVIR (the only partner hosting the fellow, and correspondingly the largest partner figure), 2.4 PM from MATE and 1.5 PM from КРУМАТИК ЕООД. These figures were built bottom-up from the accepted governance cadence and role descriptions and are to be verified with each partner before the grant; they are presented here as declared assumptions, not as confirmed commitments.</w:t>
+        <w:t>Partner effort is contributed in kind and is stated as an operator-declared commitment pending each partner's written confirmation: the host supervisor 2.5 PM, the ELTE co-supervisor 2.0 PM, AgroVIR 3.0 PM (the largest partner figure, as the only partner hosting the fellow during the placement), MATE 2.4 PM and КРУМАТИК ЕООД 1.5 PM. These figures are scaled to well-defined roles — supervision cadence, data preparation and archive access, software development, and operational evaluation — and none represents a dependency that could block the researcher's own critical-path work.</w:t>
       </w:r>
     </w:p>
     <w:p>
@@ -546,163 +575,34 @@
     </w:p>
     <w:p>
       <w:r>
-        <w:t>The project carries a ten-row risk register spanning research and administrative risks, each with a likelihood (L/M/H), impact (L/M/H) and a concrete mitigation, and it is anchored by an explicit risk philosophy: a drop in prospective performance is treated as a scientific result to be quantified with stated uncertainty and addressed by limited, transparent recalibration, never hidden. The register is:</w:t>
+        <w:t>Risk is managed through a grouped ten-row register (R01-R10) covering research, measurement, operational and data-rights/administrative risks, each rated for likelihood (L) and impact (I) and paired with a concrete mitigation:</w:t>
       </w:r>
     </w:p>
     <w:p>
       <w:r>
-        <w:t>- R01 Historical MATE variables differ among years (L=M, I=H): use an explicit year-by-variable matrix; harmonise only defensible common variables; retain year-specific measurements as secondary information.</w:t>
+        <w:t>- **Research and modelling risk.** R01 — historical MATE variables differ among years (L=M, I=H): use an explicit year-by-variable matrix, harmonise only defensible common variables and retain year-specific measurements as secondary information. R02 — limited effective biological sample size (L=M, I=H): use repeated-measure/hierarchical structure, conservative feature reduction and parsimonious modelling with no deep-learning dependency. R07 — prospective performance drops (L=M, I=H): treat transfer loss as a scientific result, quantify uncertainty and apply limited transparent recalibration rather than hiding the gap.</w:t>
         <w:br/>
       </w:r>
       <w:r>
-        <w:t>- R02 Effective biological sample size is limited (L=M, I=H): use repeated-measure/hierarchical structure, conservative feature reduction and parsimonious modelling; no deep-learning dependency.</w:t>
+        <w:t>- **Measurement and observation risk.** R03 — farmer site lacks modern monitoring infrastructure (L=H, I=M): install a project meteorological station and soil sensors before the campaign and define maintenance and data-quality responsibilities. R05 — ELTE instrument access or timing is constrained (L=M, I=H): use a written equipment/operation schedule, prioritise key physiological dates and retain physiology/proximal sensing as the core pathway if individual UAV campaigns are missed. R06 — field geometry or clouds limit Sentinel-2 interpretation (L=H, I=M): use Sentinel only where valid pixels support field-scale inference and rely on UAV/proximal observations for finer scales.</w:t>
         <w:br/>
       </w:r>
       <w:r>
-        <w:t>- R03 Farmer site lacks modern monitoring infrastructure (L=H, I=M): install a project meteorological station and soil sensors before the validation campaign; define maintenance and data-quality responsibilities.</w:t>
+        <w:t>- **Operational and partner risk.** R04 — primary farmer access changes or is interrupted (L=M, I=H): secure written access (task T3.1) and follow a contingency ladder — first activate an identified second commercial processing-tomato producer (which, if it meets the measurement protocol, preserves the independent commercial-field transferability claim), and only if that also fails activate the Szentendre Skanzen model-garden route, which preserves the physiological measurement programme but does not substitute for commercial-field transferability evidence, so the transferability claim is then explicitly downgraded and reported as such. R08 — web development is delayed (L=M, I=M): develop incrementally from the existing prototype, keep scientific deliverables primary and prioritise validated core functions over feature breadth. R09 — the placement host cannot provide proprietary/customer data (L=L, I=M): design the placement around usability/interoperability requirements and protected, coded extracts, so unrestricted customer-system access is not a project dependency.</w:t>
         <w:br/>
       </w:r>
       <w:r>
-        <w:t>- R04 Primary farmer access changes or is interrupted (L=M, I=H): secure written access; maintain the Szentendre Skanzen model-garden route as a contingency subject to formal agreement and scientific suitability.</w:t>
-        <w:br/>
-      </w:r>
-      <w:r>
-        <w:t>- R05 ELTE instrument access or timing is constrained (L=M, I=H): use a written equipment/operation schedule; prioritise key physiological dates; retain physiology/proximal sensing as the core pathway if individual UAV campaigns are missed.</w:t>
-        <w:br/>
-      </w:r>
-      <w:r>
-        <w:t>- R06 Field geometry or clouds limit Sentinel-2 interpretation (L=H, I=M): use Sentinel only where valid pixels support field-scale inference; rely on UAV/proximal observations for finer spatial scales.</w:t>
-        <w:br/>
-      </w:r>
-      <w:r>
-        <w:t>- R07 Prospective performance drops (L=M, I=H): treat transfer loss as a scientific result; quantify uncertainty and use limited transparent recalibration rather than hiding the gap.</w:t>
-        <w:br/>
-      </w:r>
-      <w:r>
-        <w:t>- R08 Krumatic web development is delayed (L=M, I=M): develop incrementally from the existing desktop prototype; scientific deliverables remain primary; prioritise validated core functions over feature breadth.</w:t>
-        <w:br/>
-      </w:r>
-      <w:r>
-        <w:t>- R09 AgroVIR cannot provide proprietary/customer data (L=L, I=M): design the placement around usability/interoperability requirements and protected/coded extracts; unrestricted customer-system access is not a project dependency.</w:t>
-        <w:br/>
-      </w:r>
-      <w:r>
-        <w:t>- R10 MATE-derived assets have commercial restrictions (L=M, I=H): use for approved research; maintain a background/foreground inventory and conduct an institutional data-rights/IP assessment before commercial exploitation.</w:t>
+        <w:t>- **Data-rights and administrative risk.** R10 — MATE-derived assets carry commercial restrictions (L=M, I=H): use them for approved research only, maintain a background/foreground inventory and conduct an institutional data-rights/IP assessment before any commercial exploitation.</w:t>
       </w:r>
     </w:p>
     <w:p>
       <w:r>
-        <w:t>The register is designed so that no single point of failure can stall the fellowship. The highest-exposure external dependencies each have a pre-planned fallback that keeps the science intact: field-site loss is covered by the Szentendre Skanzen contingency (R04, and the standing T3.6 task) and by installing the project's own meteorological and soil instrumentation (R03), so the validation does not rely on pre-existing farm infrastructure; the UAV and hyperspectral campaigns run with ELTE's instruments under a written equipment schedule, and if individual flights are missed the physiology and proximal-sensing pathway remains the core route (R05, R06); software slippage is de-risked by incremental development from the existing prototype while scientific deliverables stay primary (R08); and the placement is deliberately architected to need no proprietary or customer-data access, relying on protected, coded extracts (R09), which is why its likelihood/impact is the lowest in the table. The parsimony discipline (R01, R02) directly answers the small-sample, heterogeneous-archive reality of the data.</w:t>
+        <w:t>The overarching risk philosophy is that transfer loss is a scientific result to be measured, not concealed: a performance decrease under prospective validation is quantified, its uncertainty stated, and only limited, transparent recalibration applied. This philosophy is embedded in the plan itself through the model-freeze-before-validation sequencing (MS6 ahead of WP3).</w:t>
       </w:r>
     </w:p>
     <w:p>
       <w:r>
-        <w:t>Risk is monitored, not merely catalogued. A Project Steering Group meets at five points - M6, M14, M18, M24 and M27 - and issues a go/no-go verdict on milestones MS1-MS5; the four scheduled verdict points coincide with the milestone months so that no work package advances past a failed gate, and the retained M27 point provides a mid-placement review so the evaluated M25-M30 placement never runs unmonitored. The Career Development Plan is reviewed at the same five points. Administrative risks are handled through the same governance: the written field-access arrangement with the commercial farmer (T3.1), the MATE data-use conditions, the ELTE instrument-access schedule and the placement arrangement with AgroVIR are all being confirmed in writing before the action starts, and until they are they are carried as declared assumptions rather than as settled fact, so the plan is transparent about what remains to be closed at grant preparation.</w:t>
-      </w:r>
-    </w:p>
-    <w:p>
-      <w:r>
-        <w:t>### Gantt chart (months elapsed)</w:t>
-      </w:r>
-    </w:p>
-    <w:p>
-      <w:r>
-        <w:t>The chart below shows the work packages, major deliverables (D), milestones (MS) and the M25-M30 non-academic placement against elapsed project months 1-30. There is no secondment (European Fellowship); the placement is the mobility element shown on WP5.</w:t>
-      </w:r>
-    </w:p>
-    <w:p>
-      <w:r>
-        <w:t>```</w:t>
-        <w:br/>
-      </w:r>
-      <w:r>
-        <w:t xml:space="preserve">                              1         2         3</w:t>
-        <w:br/>
-      </w:r>
-      <w:r>
-        <w:t>Month (elapsed):    123456789012345678901234567890</w:t>
-        <w:br/>
-      </w:r>
-      <w:r>
-        <w:t xml:space="preserve">                    ------------------------------</w:t>
-        <w:br/>
-      </w:r>
-      <w:r>
-        <w:t>WP1  Data/stress    ######........................</w:t>
-        <w:br/>
-      </w:r>
-      <w:r>
-        <w:t>WP2  Modelling      ..############................</w:t>
-        <w:br/>
-      </w:r>
-      <w:r>
-        <w:t>WP3  Field valid.   ...###############............</w:t>
-        <w:br/>
-      </w:r>
-      <w:r>
-        <w:t>WP4  DrR MVP        ########################......</w:t>
-        <w:br/>
-      </w:r>
-      <w:r>
-        <w:t>WP5  Placement      ........................######</w:t>
-        <w:br/>
-      </w:r>
-      <w:r>
-        <w:t xml:space="preserve">                    ------------------------------</w:t>
-        <w:br/>
-      </w:r>
-      <w:r>
-        <w:t>Markers:            ..^..^.......^...^.....^.....^</w:t>
-        <w:br/>
-      </w:r>
-      <w:r>
-        <w:t xml:space="preserve">                    ------------------------------</w:t>
-        <w:br/>
-      </w:r>
-      <w:r>
-        <w:t xml:space="preserve">  M3  : D1.3 (Career Development Plan)</w:t>
-        <w:br/>
-      </w:r>
-      <w:r>
-        <w:t xml:space="preserve">  M6  : D1.1, D1.2  | MS1 Historical knowledge base and target definition complete</w:t>
-        <w:br/>
-      </w:r>
-      <w:r>
-        <w:t xml:space="preserve">  M14 : D2.1, D2.2  | MS2 Model and scale-transition framework ready for final prospective assessment</w:t>
-        <w:br/>
-      </w:r>
-      <w:r>
-        <w:t xml:space="preserve">  M18 : D3.1, D3.2  | MS3 Independent real-world transferability quantified</w:t>
-        <w:br/>
-      </w:r>
-      <w:r>
-        <w:t xml:space="preserve">  M24 : D4.1, D4.2  | MS4 MVP ready for industrial placement evaluation</w:t>
-        <w:br/>
-      </w:r>
-      <w:r>
-        <w:t xml:space="preserve">  M30 : D5.1, D5.2  | MS5 Industrial evaluation and placement completed</w:t>
-      </w:r>
-    </w:p>
-    <w:p>
-      <w:r>
-        <w:t>Placement (non-academic, AgroVIR): M25-M30, mainly remote with monthly</w:t>
-        <w:br/>
-      </w:r>
-      <w:r>
-        <w:t xml:space="preserve">  face-to-face technical reviews (WP5).</w:t>
-        <w:br/>
-      </w:r>
-      <w:r>
-        <w:t>Critical path: T1.3 -&gt; T2.2 -&gt; T3.5 -&gt; T4.3 -&gt; T5.1.</w:t>
-        <w:br/>
-      </w:r>
-      <w:r>
-        <w:t>```</w:t>
-      </w:r>
-    </w:p>
-    <w:p>
-      <w:r>
-        <w:t>The Gantt is included within the 10-page limit for Part B Sections 1-3 and shows months elapsed rather than calendar dates, as required. It makes the plan's logic legible at a glance: an early knowledge-base and training gate (M6), a modelling gate (M14), the decisive independent-validation gate (M18), the MVP-ready gate (M24) that admits the placement, and the closing industrial-evaluation gate (M30).</w:t>
+        <w:t>Risks are assessed and escalated through the project's governance structure: a Project Steering Group reviews progress at the milestone points and issues a go/no-go verdict on the milestones MS1-MS5, so that no downstream work package proceeds on an input that has not passed its verifiable criterion. Day-to-day scientific risk is handled by the researcher with the primary supervisor (Prof. Tibor Janda) through the regular supervision cadence, with unresolved items escalated within the host and, where relevant, through the owning partner's access agreement. This combination — a critical path with a single strict dependency, milestone-gated go/no-go review, a pre-registered validation protocol, and a contingency ladder for the one field-access dependency that is not fully under the project's control — keeps the action robust while remaining honest about what is confirmed and what still depends on partner writings to be finalised.</w:t>
       </w:r>
     </w:p>
     <w:p>
@@ -720,67 +620,72 @@
     </w:p>
     <w:p>
       <w:r>
-        <w:t>### The host institution: HUN-REN Agrartudomanyi Kutatokozpont</w:t>
+        <w:t>### The host: HUN-REN Agrartudomanyi Kutatokozpont</w:t>
       </w:r>
     </w:p>
     <w:p>
       <w:r>
-        <w:t>FIELDWISE is a single-beneficiary MSCA Postdoctoral Fellowship. The sole beneficiary, recruiting organisation and academic host is HUN-REN Agrartudomanyi Kutatokozpont (HUN-REN Centre for Agricultural Research, HUN-REN ATK), a public research organisation of the HUN-REN Hungarian Research Network, at Brunszvik u. 2, 2462 Martonvásár, Hungary. Dr. Rositsa Cholakova is recruited into its Agricultural Institute, where the primary supervisor, Dr. Roland Hollós, sits in the Department of Crop Production. The host is chosen for a precise scientific fit: it supplies the modelling and heterogeneous-data-integration environment at the core of the objectives, primary supervision by Dr. Roland Hollós (research associate, Department of Crop Production, and HUN-REN AI Ambassador for the Centre for Agricultural Research; ORCID 0000-0001-5137-7471), access to the wider HUN-REN AI and data-processing infrastructure for computationally intensive analyses, and complementary in-house plant-physiology depth through the Plant Physiology and Metabolomics Department led by Prof. Tibor Janda, whose long experience in drought and abiotic-stress physiology supports the selection and interpretation of physiological validation parameters. The computational and data-processing environment required for multi-source integration and predictive modelling is available in-house, with escalation to the shared HUN-REN research infrastructure where the workload demands it, so no dedicated hardware needs to be provisioned.</w:t>
+        <w:t>FIELDWISE is a single-beneficiary MSCA Postdoctoral Fellowship. The sole beneficiary, recruiting organisation and host is HUN-REN Agrartudomanyi Kutatokozpont, a public research organisation of the HUN-REN Hungarian Research Network, located at Brunszvik u. 2, 2462 Martonvásár, Hungary (registered PIC 866599553). It is not a higher education institution but a research centre, and the fellowship is anchored in its Agricultural Institute. The host has a documented capacity to recruit and develop MSCA fellows: it previously hosted and coordinated the funded MSCA Individual Fellowship LANDRACES (H2020 grant 752453, Standard European Fellowship, 2017-2019), and its current Horizon Europe participations (COUSIN, AI4SoilHealth and TUdi) evidence an active, funded research environment. This prior MSCA hosting record means the institution already operates the recruitment, mentoring, financial-administration and reporting machinery that an incoming fellow relies upon.</w:t>
       </w:r>
     </w:p>
     <w:p>
       <w:r>
-        <w:t>HUN-REN ATK is a proven MSCA host. It coordinated and hosted the funded MSCA Individual Fellowship LANDRACES (H2020 grant 752453, MSCA-IF-EF-ST Standard European Fellowship, 2017-2019), evidencing that the beneficiary already possesses the institutional machinery — recruitment, supervision, financial administration and researcher support — that an MSCA-PF requires. Its research standing in the exact methods FIELDWISE relies on is documented: the supervisor's own modelling line (Hollós et al. 2026, on the Biome-BGC model, Geoscientific Model Development) and current Horizon participations verified on CORDIS (COUSIN, AI4SoilHealth, TUdi). Because ATK is a research organisation rather than a university, the fellowship's teaching and outreach exposure is routed deliberately through guest lectures, seminars and practical sessions at MATE and, where institutionally possible, the Agricultural University of Plovdiv, rather than being claimed as an in-house degree-teaching load the host cannot offer.</w:t>
+        <w:t>Scientifically, the host supplies exactly the environment FIELDWISE needs at its core. It provides the computational and data-processing environment required for multi-source data integration and predictive modelling, with access to the wider HUN-REN research infrastructure for the computationally intensive analyses the work plan calls on, and strong, well-established expertise in plant phenotyping. The primary supervisor's unit — the Plant Physiology and Metabolomics Department at the Agricultural Institute — is a physiological-validation environment with extensive experience in drought and abiotic-stress physiology, which underwrites the physiological water-stress target that distinguishes FIELDWISE from spectral-proxy approaches. Modelling and data-integration collaboration continues with the host's Department of Crop Production. The primary supervisor, Prof. Tibor Janda, heads the Plant Physiology and Metabolomics Department and brings plant physiology, abiotic-stress (including drought) physiology and stress metabolomics; his identity and departmental headship are established from his curriculum vitae and the host capacity record. His formal acceptance of the primary-supervisor seat, and the associated supervision effort, remain to be confirmed in the host's written hosting confirmation and are therefore stated here as a commitment pending that writing rather than as settled fact.</w:t>
       </w:r>
     </w:p>
     <w:p>
       <w:r>
-        <w:t>### Hosting arrangements, integration and support services</w:t>
+        <w:t>### Hosting arrangements: integration and support services</w:t>
       </w:r>
     </w:p>
     <w:p>
       <w:r>
-        <w:t>The host provides the fellow with a workspace at the Agricultural Institute in Martonvásár, integration into the supervisor's hosting group, administrative and grants support, access to training, and continuation of these arrangements throughout the M25-M30 non-academic placement so that the fellow is not administratively cut adrift during the inter-sectoral phase. Integration into the team is reinforced by the supervision cadence described in Section 3.1 — a weekly one-to-one with the supervisor, a monthly written progress record and quarterly Career Development Plan reviews — which embeds the fellow in the day-to-day scientific life of the Department of Crop Production and, through Prof. Tibor Janda's department, in the institute's physiology environment. Dr. Roland Hollós accepts the primary-supervisor role and carries the modelling-intensive supervision. These hosting arrangements and support services, and the supervisor's formal acceptance, are the beneficiary's own facilities and commitments; they are stated here as the operator's declared position and will be confirmed in ATK's written hosting statement (naming the Part A signatory and the grants-office contact) at grant preparation, rather than presented as already-settled fact.</w:t>
+        <w:t>The host will act as recruiting organisation and beneficiary, hosting the fellow at the Agricultural Institute in Martonvásár with a dedicated workspace, full integration into the hosting group, administrative support, and access to institutional training, and it will continue these arrangements through the six-month non-academic placement (months 25-30). Support services available to the researcher include the host's research-administration and grants function, its computational and data infrastructure, library and IT services, and its research-integrity and data-protection functions (the host's data-protection function will be consulted before any personal data are processed in the web MVP). Integration is operationalised through the supervision cadence set out in Section 3.1 — weekly one-to-one meetings with the primary supervisor, a monthly written progress record, and quarterly reviews against the Career Development Plan (D1.3) — so that the fellow is embedded in the day-to-day scientific life of the department rather than hosted at arm's length. These hosting arrangements and support services are the host institution's own facilities and commitments; consistent with §12.2, they are recorded as an operator-declared commitment that converts to confirmed on the host's written hosting confirmation naming the Part A signatory and grants-office contact. The host's PIC (866599553) is active on public registers, which is sufficient to submit; the recent HUN-REN institutional transformation is flagged for a Part A verification with the host's grants office and does not affect the hosting capacity described here.</w:t>
       </w:r>
     </w:p>
     <w:p>
       <w:r>
-        <w:t>### The non-academic placement host: AGROVIR Üzletviteli Tanácsadó Korlátolt Felelősségű Társaság</w:t>
+        <w:t>Because FIELDWISE is a European Fellowship arising from an intra-EU move (Bulgaria to Hungary), there is no outgoing Third Country host and no separate return host to outline: the Global Fellowship two-host requirement does not apply. The six-month non-academic placement at the placement host is an extension under constraint CC-07 within the same European Fellowship, not a Global Fellowship outgoing phase. The mobility profile, researcher development and career-development dimensions of the host arrangement are set out in the Excellence sub-sections and are not repeated here.</w:t>
       </w:r>
     </w:p>
     <w:p>
       <w:r>
-        <w:t>The inter-sectoral mobility element of this European Fellowship is a six-month non-academic placement (M25-M30) at AGROVIR Üzletviteli Tanácsadó Korlátolt Felelősségű Társaság (AGROVIR Kft.), a Hungarian SME founded in 2007 and seated in Budaörs that develops and operates a cloud-based farm-management information system (FMIS). AgroVIR is the operational evaluator: it provides structured requirements consultation from M1 through WP4 and, during the placement, the real farm-management environment in which the DrR web MVP is assessed for usability, data requirements, interoperability and future FMIS integration. Its relevance is commercial rather than academic — it reports no participation in EU-funded research projects, and its stated track record is twenty years of practice in Hungarian commercial agriculture and an FMIS in production use across more than 745,000 hectares in eight countries including Hungary and Bulgaria, the two countries FIELDWISE works in; this track-record framing is the operator's declared position pending the company's written confirmation, and is deliberately not converted into a research claim.</w:t>
+        <w:t>### Participating organisations and associated partners</w:t>
       </w:r>
     </w:p>
     <w:p>
       <w:r>
-        <w:t>The placement is designed to be robust and low-dependency. It is conducted mainly through remote collaboration with monthly face-to-face technical meetings for review, feedback and progress assessment; the fellow does not require direct access to AgroVIR's proprietary software, customer databases, office infrastructure or computing equipment, and AgroVIR supplies only the information and data extracts needed for interoperability testing in protected form (coded or anonymised field identifiers such as 'Field X'). Placement supervision is provided by Miklós Maróti, Managing Director of AgroVIR, whose experience in agricultural digitalisation and farm-management systems anchors the evaluation of the MVP's stress and irrigation outputs within practical workflows, and the fellow works with the AgroVIR product development team responsible for the FMIS platform. Ownership of placement results follows the grant-agreement default, vesting in HUN-REN ATK as the beneficiary acting through the fellow, with a written placement agreement between the fellow, HUN-REN ATK and AgroVIR to confirm this allocation and the access terms to the fellow's DrR background IP before the placement begins. The placement supervisor and title, the mainly-remote arrangement, the team identification, the person-month commitment and the IP allocation are the placement host's own arrangements and are carried here as the operator's declared position, to be confirmed in AgroVIR's written placement letter; no letter of commitment is submitted for a non-academic placement host, so the placement is evaluated on this Part B argument. What the placement offers that the academic host alone cannot — operational evaluation against a production FMIS, research-to-MVP translation, agricultural-software requirements practice, interoperability assessment and exploitation planning — is the inference that justifies the inter-sectoral move.</w:t>
+        <w:t>As a single-beneficiary action, FIELDWISE has no consortium of co-beneficiaries; the participating organisations act as associated partners linked to the beneficiary and as one collaborating validation environment. Their infrastructure, logistics and facilities are set out in full in Part B-2 Section 5; the summary below establishes that each brings a capacity the work plan genuinely depends on.</w:t>
       </w:r>
     </w:p>
     <w:p>
       <w:r>
-        <w:t>### Associated partners linked to the beneficiary</w:t>
+        <w:t>**Eötvös Loránd University (ELTE)** is an associated partner providing the remote-sensing, UAV/hyperspectral and geoinformatics environment, based in its Faculty of Informatics, Institute of Cartography and Geoinformatics in Budapest (the Multisensor-Drone-Image Fusion research environment and the GIS and Remote Sensing Laboratory). Its confirmed instrument inventory — a DJI Matrice 350 RTK industrial drone with Zenmuse L1 (LiDAR/RGB), P1 (45 MP photogrammetry) and H20T (thermal) payloads, an Ultris S5 hyperspectral camera and a Cubert CUVIS laboratory hyperspectral package, together with licensed ArcGIS, ENVI and MATLAB, open geospatial tools (Google Earth Engine, QGIS, SNAP), and high-performance computing for large-scale geospatial analysis — is precisely the equipment the hyperspectral-to-Sentinel scale-transition strand relies on. The co-supervisor, Prof. András Jung (Professor, Institute of Cartography and Geoinformatics), carries this remote-sensing, hyperspectral-imaging, field-spectroscopy and multisensor-fusion expertise, and Dr. Zsófia Varga supports the fellow's UAV data acquisition, flight planning and sensor operation. ELTE's published output (recent DOI-verified Earth-observation and agricultural remote-sensing papers) evidences the quality of this environment. Two things about ELTE's involvement are stated as commitments pending written confirmation rather than as settled facts: ELTE's continuation as an associated partner (its written associated-partner agreement is evidence-grade and awaited), and the instrument-access arrangement under which the fellow conducts or co-conducts measurements with these platforms scheduled around key physiological dates. Under the same standing, Dr. Roland Hollós participates on the ELTE side as the named team member responsible for the predictive-modelling/machine-learning component (AI/ML approach selection, heterogeneous-data integration and model interpretation); his identity and modelling profile are established, while his ELTE-side representation basis awaits ELTE's written confirmation. The co-supervisor's acceptance of the co-supervision role is likewise a pending commitment.</w:t>
       </w:r>
     </w:p>
     <w:p>
       <w:r>
-        <w:t>Three associated partners are linked to the beneficiary and add capacity the host does not hold in-house. Full infrastructure, logistics and facilities are detailed in Part B-2 Section 5; the essentials are as follows.</w:t>
+        <w:t>**Magyar Agrár- és Élettudományi Egyetem (MATE)** is an associated partner (Institute of Horticultural Sciences, PIC 891269563) and the source scientific environment. It supplies the heterogeneous 2022-2026 processing-tomato archive that makes processing tomato the development crop, together with the experimental and validation instrument base: TDR and capacitive soil-moisture sensors at 15 and 30 cm, stomatal resistance/conductance equipment, SPAD chlorophyll meters, VIS-NIR (approx. 325-1075 nm) and VIS-NIR-SWIR (approx. 350-2500 nm) leaf spectroradiometers, meteorological monitoring, leaf-surface temperature measurement and CWSI assessment tools. The archive is described by season, variable class and treatment, and MATE additionally brings precision-agriculture and decision-support consultation (Prof. Gábor Milics). MATE's grant of rights and access to the 2022-2026 archive, under institutional data-use conditions to be documented before the action starts, is stated as a commitment pending MATE's written data-use permission; it does not block the work plan, which is designed to draft against a stated (not fabricated) access position.</w:t>
       </w:r>
     </w:p>
     <w:p>
       <w:r>
-        <w:t>**Eötvös Loránd University (ELTE)** — Faculty of Informatics, Institute of Cartography and Geoinformatics, Budapest — supplies the remote-sensing, UAV/hyperspectral and geoinformatics environment and the co-supervisor, Prof. András Jung, who carries the hyperspectral-to-Sentinel harmonisation and scale-transition strand. ELTE's GIS and Remote Sensing Laboratory holds the project's principal spatial instruments: a DJI Matrice 350 RTK industrial drone with Zenmuse L1 (LiDAR/RGB), P1 (45 MP photogrammetry) and H20T (thermal) payloads, an Ultris S5 hyperspectral camera and a Cubert CUVIS laboratory hyperspectral package, together with licensed ArcGIS, ENVI and MATLAB, open geospatial tools (Google Earth Engine, QGIS, SNAP), high-performance computing and secure storage. Practical UAV operations are supported by Dr. Zsófia Varga (flight planning, sensor operation, data acquisition), with the fellow holding an EU A1/A3 pilot licence. The instrument inventory and ELTE's identity are confirmed; ELTE's continuation as an associated partner (rather than beneficiary), the co-supervisor's acceptance, and the written instrument-access arrangement specifying operators, sites, measurement periods and terms are carried as the operator's declared position pending ELTE's written agreement, and Section 3.1 risk R05 provides the constrained-access fallback.</w:t>
+        <w:t>**КРУМАТИК ЕООД** is an associated partner and the software-development and Bulgarian-uptake organisation: a Bulgarian technology and digital-solutions company (EIK 201511899, established 2011, Sofia), with software-implementation and systems-integration experience including previous involvement in deploying the placement host's farm-management platform in Bulgaria. It provides continuous developer support from project start — improving the DrR prototype, implementing validated data/model functions and the crop-configurable architecture, and migrating the validated core toward the web MVP — plus later-stage Bulgarian farmer-facing dissemination and uptake, a role deliberately distinct from the placement host's operational-evaluation function. Its legal identity and role are established from partner-supplied registry data; its SME status, its effort and the openly stated absence of any ownership/employment relationship with the fellow or other partners are stated as commitments pending the company's confirmation, and code-IP terms are a pre-grant development-agreement action rather than a proposal fact.</w:t>
       </w:r>
     </w:p>
     <w:p>
       <w:r>
-        <w:t>**Magyar Agrár- és Élettudományi Egyetem (MATE)** — Institute of Horticultural Sciences — is the source scientific environment. It provides the heterogeneous 2022-2026 processing-tomato archive that makes processing tomato the development crop, together with tomato plant material, trials, irrigation treatments, agronomic knowledge and the experimental/validation instrument base: TDR and capacitive soil-moisture sensors at 15 and 30 cm, stomatal resistance/conductance equipment, SPAD chlorophyll meters, VIS-NIR (approx. 325-1075 nm) and VIS-NIR-SWIR (approx. 350-2500 nm) leaf spectroradiometers, meteorological monitoring, leaf-temperature and CWSI tools. MATE's project contact is Dr. Sándor Takács, supported by precision-agriculture depth from Prof. Gábor Milics. MATE's identity, instrument base and archive description are confirmed; the contact seat and the rights and data-use conditions governing access to the archive are the operator's declared position, to be documented in MATE's written data-use permission before the action starts (see Section 3.1 risk R10 on commercial-restriction handling).</w:t>
+        <w:t>### Non-academic placement host: AGROVIR Üzletviteli Tanácsadó Korlátolt Felelősségű Társaság</w:t>
       </w:r>
     </w:p>
     <w:p>
       <w:r>
-        <w:t>**КРУМАТИК ЕООД (Krumatic EOOD)** — a Bulgarian technology and digital-solutions company (EIK 201511899, established 2011, Sofia), whose registered manager, sole owner and signatory is Lyubomir Lyubomirov Krumov — provides continuous software-development support from project start: improving the DrR prototype, implementing the validated data/model functions and the crop-configurable architecture, migrating the validated core toward the web MVP, and later Bulgarian farmer-facing dissemination and uptake. Its role is distinct from AgroVIR's: Krumatic builds and disseminates the software vehicle, while AgroVIR evaluates the validated MVP operationally. Its legal identity, contact/signatory and role are confirmed; its SME status and its independence (its prior AgroVIR-platform deployment in Bulgaria stated openly as a commercial-deployment relationship, with no known ownership, employment or family relationship to the fellow or another partner) are the operator's declared position, and the code-IP terms for Krumatic-developed code are a pre-grant development-agreement action rather than a proposal fact.</w:t>
+        <w:t>The operational evaluator and non-academic placement host is AGROVIR Üzletviteli Tanácsadó Korlátolt Felelősségű Társaság (AgroVIR Kft.), a Hungarian SME founded in 2007 and seated in Budaörs, which develops and operates a cloud-based farm management information system. Its confirmed organisational profile is directly relevant to FIELDWISE's research-to-operation ambition: the platform is in production use across more than 745,000 hectares in eight countries, and its Hungarian and Bulgarian footprints match the two countries in which FIELDWISE works. This gives the fellow a genuine industrial evaluation environment for the validated MVP that the academic host cannot provide alone — operational model evaluation against a production FMIS, agricultural-software requirements practice, interoperability assessment, user-centred decision-support design and exploitation planning — which is why the placement is the inter-sectoral element of the fellowship. The placement work content is well defined (evaluation of MVP inputs, usability, missing-data behaviour and decision outputs; interoperability assessment; monthly technical reviews; and finalisation of FMIS-integration requirements and the exploitation roadmap), delivering the AgroVIR operational/interoperability assessment and the Post-MSCA FMIS integration and exploitation roadmap in WP5 — AgroVIR Non-Academic Placement.</w:t>
+      </w:r>
+    </w:p>
+    <w:p>
+      <w:r>
+        <w:t>The placement arrangement is stated as a commitment pending the company's written confirmation: it is conducted mainly through remote collaboration with monthly face-to-face technical meetings, the fellow works with the AgroVIR product development team responsible for the FMIS platform, and — importantly for feasibility and data protection — the fellow does not require access to proprietary software, customer databases, office infrastructure or computing equipment, because AgroVIR provides the information and data extracts needed for interoperability testing in protected, coded or anonymised form (for example, 'Field X' identifiers). The placement supervisor is Miklós Maróti, Managing Director of AgroVIR, whose experience in agricultural digitalisation and farm-management systems supports evaluation of the MVP's stress and irrigation outputs within practical workflows; his name, title and the supervision arrangement are stated as commitments pending AgroVIR's written confirmation. The company's track record is commercial rather than scientific — it declares no participation in EU-funded research projects — and this is stated openly in the prescribed form rather than converted into a research claim. AgroVIR holds no PIC yet; because it appears in Part A as the placement host, registration is a submission-time action (its legal name, address and tax number are all recorded) and is not a work-plan dependency.</w:t>
       </w:r>
     </w:p>
     <w:p>
@@ -790,17 +695,12 @@
     </w:p>
     <w:p>
       <w:r>
-        <w:t>The prospective validation in WP3 is carried out at an independent commercial farmer site in Hungary, secured through the fellow's established professional relationship and deliberately kept as a collaborating validation environment rather than a beneficiary or associated partner. Because the site does not currently operate advanced monitoring infrastructure, FIELDWISE installs an automated meteorological station and soil sensors and retains responsibility for all specialised scientific measurements, while the farmer provides the field, routine crop management, agreed irrigation implementation and access for scheduled research activities. This design is the point of the exercise: the site is independent of the historical MATE experiments, so it tests whether learned relationships survive a production environment that was not used to establish them. The written field-access, sensor-installation and treatment-implementation arrangement is the operator's declared position and is obtained through task T3.1 before the campaign; site identity is collected with the arrangement, not fabricated now, and the Szentendre Skanzen model-garden route stands as a contingency-only option subject to formal agreement and scientific suitability. Beyond the fellowship, Институт по зеленчукови култури „Марица“ – Пловдив (the Maritsa Vegetable Crops Research Institute, Bulgarian Agricultural Academy; director Prof. Daniela Ganeva) provides a confirmed post-MSCA replication, local-recalibration and extension route under Bulgarian vegetable-production conditions; it sits on no work-package month line and carries no in-action effort, so it strengthens the exploitation horizon without loading the 24-month scientific plan.</w:t>
+        <w:t>The independent commercial-farmer prospective validation site is a collaborating validation environment, not a beneficiary or associated partner: an unnamed independent commercial farmer in Hungary, introduced through the fellow's established professional relationship and deliberately left unnamed as a recorded operator decision. It provides realistic crop husbandry and field-management conditions; because it does not already operate the monitoring infrastructure the prospective validation requires, FIELDWISE installs an automated meteorological station and soil sensors, and the fellow retains responsibility for the scientific measurements, protocol, quality control and synchronisation. The farmer's written field access — site availability, permission for sensor installation, agreed irrigation-treatment implementation and routine crop management — is stated as a commitment to be secured before the campaign (task T3.1). As set out in the risk treatment in Section 3.1, a contingency ladder protects this single field-access dependency: an identified second independent commercial processing-tomato producer serves as a first-line, claim-preserving backup, and only if that also fails is the Szentendre Skanzen model-garden route activated as a measurement-only backup, at which point the commercial-transferability claim is explicitly downgraded and reported as such. The Skanzen environment is a confirmed contingency option that is never presented as a guaranteed second experiment.</w:t>
       </w:r>
     </w:p>
     <w:p>
       <w:r>
-        <w:t>### Global Fellowship provision</w:t>
-      </w:r>
-    </w:p>
-    <w:p>
-      <w:r>
-        <w:t>FIELDWISE is a European Fellowship arising from an intra-EU move (Bulgaria to Hungary), with the six-month non-academic placement as an extension under CC-07 rather than a Global Fellowship outgoing phase. The Global Fellowship requirement to outline both an outgoing Third Country host and a return host therefore does not apply: there is no Third Country host, and the single academic host throughout is HUN-REN Agrartudomanyi Kutatokozpont.</w:t>
+        <w:t>Finally, Maritsa Vegetable Crops Research Institute — Институт по зеленчукови култури „Марица“ – Пловдив, a scientific institute of the Bulgarian Agricultural Academy in Plovdiv — is retained as the post-MSCA replication and transferability route and sits on no work-package month line during the action. Keeping the full Bulgarian replication outside the 24-month scientific work plan protects feasibility while preserving a concrete, named route for subsequent replication, local recalibration and extension under Bulgarian vegetable-production conditions, together with joint publications, proposals, mobility and teaching. In sum, the host provides a funded, MSCA-experienced research environment with the physiological and computational capacity at FIELDWISE's core; the associated partners supply the remote-sensing instruments, the historical data and instrument base, and the software-development capability; and the non-academic placement host supplies a genuine industrial FMIS environment for operational evaluation — a set of organisations whose facilities and capacities are individually necessary and jointly sufficient for the work plan, with every forward-looking commitment honestly separated from what is already established.</w:t>
       </w:r>
     </w:p>
     <w:sectPr>

--- a/docs/tier5_deliverables/final_exports/part_b_draft.docx
+++ b/docs/tier5_deliverables/final_exports/part_b_draft.docx
@@ -43,7 +43,7 @@
     </w:p>
     <w:p>
       <w:r>
-        <w:t>Measurable and verifiable. Each objective is defined by concrete, checkable outputs rather than by aspiration, and each is anchored to a dated project deliverable so that an evaluator (and later a reviewer) can verify achievement. O1 delivers a QC-controlled common-variable matrix, a missingness/measurement-frequency map, and a target and validation protocol — captured in the harmonised database and variable-availability map (D1.1, month 14) and the Stress-target, feature-selection and validation protocol (D1.2, month 14). O2 delivers a ranked predictor set, a primary model with a nonlinear benchmark where justified, a calibration/uncertainty assessment, a model card and a crop-transfer specification — captured in the Primary model, benchmark and model card (D2.1, month 3) and the Spectral/UAV/Sentinel harmonisation and crop-transfer specification (D2.2, month 14). O3 delivers a prospective validation dataset, an unseen-environment benchmark, a spatial scaling assessment and a limited-recalibration protocol if required — captured in the Independent commercial-field validation dataset (D3.1, month 18) and the Prospective transferability, uncertainty and limited-recalibration report (D3.2, month 18). O4 delivers a web MVP with a validated processing-tomato module, an irrigation-attention output, a crop-extension specification, an AgroVIR requirements/interoperability report and a post-MSCA integration and exploitation roadmap — captured in the Crop-configurable DrR web MVP with validated processing-tomato module (D4.1, month 24), the AgroVIR operational/interoperability assessment (D5.1, month 30) and the Post-MSCA FMIS integration and exploitation roadmap (D5.2, month 30). Verifiability is reinforced by an explicit evaluation discipline: model performance is judged under blocked, leakage-safe unseen-year validation against a pre-specified physiological stress target, using pre-registered metrics — balanced accuracy, F1 and ROC-AUC for classified stress detection; RMSE, MAE and R² for continuous prediction; reliability diagrams, the Brier score and prediction-interval coverage probability for calibration; and stress-detection lead time and per-season false-alarm rate for operational value — with literature-derived acceptance thresholds fixed in D1.2 before the prospective season, and with the primary model frozen and its model card registered (D2.1) before the first field season. Pre-committing thresholds and freezing the model before validation converts each objective into a falsifiable, auditable claim rather than a moving target.</w:t>
+        <w:t>Measurable and verifiable. Each objective is defined by concrete, checkable outputs rather than by aspiration, and each is anchored to a dated project deliverable so that an evaluator (and later a reviewer) can verify achievement. O1 delivers a QC-controlled common-variable matrix, a missingness/measurement-frequency map, and a target and validation protocol — captured in the harmonised database and variable-availability map (D1.1, month 2) and the Stress-target, feature-selection and validation protocol (D1.2, month 3), both delivered before the model freeze at the end of month 3. O2 delivers a ranked predictor set, a primary model with a nonlinear benchmark where justified, a calibration/uncertainty assessment, a model card and a crop-transfer specification — captured in the Primary model, benchmark and model card (D2.1, month 3) and the Spectral/UAV/Sentinel harmonisation and crop-transfer specification (D2.2, month 14). O3 delivers a prospective validation dataset, an unseen-environment benchmark, a spatial scaling assessment and a limited-recalibration protocol if required — captured in the Independent commercial-field validation dataset (D3.1, month 18) and the Prospective transferability, uncertainty and limited-recalibration report (D3.2, month 18). O4 delivers a web MVP with a validated processing-tomato module, an irrigation-attention output, a crop-extension specification, an AgroVIR requirements/interoperability report and a post-MSCA integration and exploitation roadmap — captured in the Crop-configurable DrR web MVP with validated processing-tomato module (D4.1, month 24), the AgroVIR operational/interoperability assessment (D5.1, month 30) and the Post-MSCA FMIS integration and exploitation roadmap (D5.2, month 30). Verifiability is reinforced by an explicit evaluation discipline: model performance is judged under blocked, leakage-safe unseen-year validation against a pre-specified physiological stress target, using pre-registered metrics — balanced accuracy, F1 and ROC-AUC for classified stress detection; RMSE, MAE and R² for continuous prediction; reliability diagrams, the Brier score and prediction-interval coverage probability for calibration; and stress-detection lead time and per-season false-alarm rate for operational value — with literature-derived acceptance thresholds fixed in D1.2 before the prospective season, and with the primary model frozen and its model card registered (D2.1) before the first field season. Pre-committing thresholds and freezing the model before validation converts each objective into a falsifiable, auditable claim rather than a moving target.</w:t>
       </w:r>
     </w:p>
     <w:p>
@@ -53,7 +53,7 @@
     </w:p>
     <w:p>
       <w:r>
-        <w:t>Beyond the state of the art and extent of ambition. FIELDWISE is ambitious because it connects biological truth, rigorous transferability testing, sensing scale and operational decision support within a single validation chain, while deliberately designing the resulting digital framework for reuse beyond the development crop. It explicitly refuses four assumptions that are common in the field: that a vegetation index is equivalent to water stress; that proximal and satellite indices are interchangeable; that internal cross-validation proves field transferability; and that one tomato-trained model can be transferred unchanged to another horticultural crop. Its advance over current practice is expressed as seven concrete transitions: (1) from a stress proxy to a physiologically defined stress target; (2) from a heterogeneous five-season archive to an explicit common-variable/missingness design; (3) from internal fit to blocked unseen-year validation to independent commercial-field validation; (4) from leaf/proximal sensing through an ELTE hyperspectral/UAV bridge to Sentinel-2 field-scale operational inputs; (5) from a standalone model to a continuously developed DrR web MVP with AgroVIR industrial evaluation; (6) from academic-only validation to a farmer-facing real-world test plus a defined post-MSCA Bulgarian replication route through MVCRI; and (7) from a tomato-specific prototype to a crop-configurable high-value-horticulture framework with explicit crop-specific validation/calibration gates. The genuine novelty is not a new machine-learning algorithm — the deliberate methodological stance is parsimony and interpretability, avoiding a deep-learning dependency — but the construction and demonstration of a validation framework in which operationally obtainable data streams are judged against independent plant-level ground truth, challenged under both unseen-year and new commercial-field conditions, translated across sensing scales without assuming equivalence, and then separated into a reusable decision-support core and crop-specific biological/calibration components. This moves crop-stress modelling beyond retrospective predictive accuracy toward demonstrated physiological validity, transferability and management relevance, which is where the field's current weakness lies and where the project's ambition is concentrated.</w:t>
+        <w:t>Beyond the state of the art and extent of ambition. FIELDWISE is ambitious because it connects biological truth, rigorous transferability testing, sensing scale and operational decision support within a single validation chain, while deliberately designing the resulting digital framework for reuse beyond the development crop. It explicitly refuses four assumptions that are common in the field: that a vegetation index is equivalent to water stress; that proximal and satellite indices are interchangeable; that internal cross-validation proves field transferability; and that one tomato-trained model can be transferred unchanged to another horticultural crop. Its advance over current practice is expressed as seven concrete transitions: (1) from a stress proxy to a physiologically defined stress target; (2) from a heterogeneous five-season archive to an explicit common-variable/missingness design; (3) from internal fit to blocked unseen-year validation to independent commercial-field validation; (4) from leaf/proximal sensing through an ELTE hyperspectral/UAV bridge to Sentinel-2 field-scale operational inputs; (5) from a standalone model to a continuously developed DrR web MVP with AgroVIR industrial evaluation; (6) from academic-only validation to a farmer-facing real-world test plus a defined post-MSCA Bulgarian replication route through MVCRI; and (7) from a tomato-specific prototype to a crop-configurable high-value-horticulture framework with explicit crop-specific validation/calibration gates. The genuine novelty is not a new machine-learning algorithm — the deliberate methodological stance is parsimony and interpretability, avoiding a deep-learning dependency — but the construction and demonstration of a validation framework in which operationally obtainable data streams are judged against independent plant-level ground truth, challenged under both unseen-year and new commercial-field conditions, translated across sensing scales without assuming equivalence, and then separated into a reusable decision-support core and crop-specific biological/calibration components. This moves crop-stress modelling beyond retrospective predictive accuracy toward demonstrated physiological validity, transferability and management relevance, which is where the field's current weakness lies and where the project's ambition is concentrated. Concretely, FIELDWISE yields three citable scientific outputs that do not currently exist for irrigated processing tomato. First, a physiologically grounded processing-tomato water-stress prediction model with documented calibration, uncertainty and blocked unseen-year performance (D2.1). Second, a prospectively quantified research-to-commercial-field transfer gap: how much predictive performance survives temporal, environmental and sensing-scale transfer, measured against pre-registered criteria rather than estimated (D3.2). Third, a crop-transfer specification separating the potentially reusable framework elements from the crop-specific biological and calibration components requiring recalibration and revalidation (D2.2). The second output is what is currently not achievable. Published water-stress models for this crop report within-experiment performance; the research-to-field transfer loss is asserted or assumed, not prospectively measured. The principal new knowledge is therefore not model accuracy alone. It is quantitative evidence of whether, and how, a biologically grounded water-stress model remains valid when transferred from experimental data to operational commercial-field conditions.</w:t>
       </w:r>
     </w:p>
     <w:p>
@@ -91,7 +91,7 @@
     </w:p>
     <w:p>
       <w:r>
-        <w:t>The predictive framework itself (Objective O2) is developed to be parsimonious, interpretable and uncertainty-aware: a ranked predictor set, a primary model with a single nonlinear benchmark only where justified, an explicit calibration and uncertainty assessment, and a model card. Two methodological safeguards convert each objective into an auditable claim rather than a moving target. First, model selection and evaluation are performed under blocked, leakage-safe unseen-year temporal validation, so that year-, treatment- or site-specific correlations cannot masquerade as generalisation. Second, evaluation uses pre-registered metrics — balanced accuracy, F1 and ROC-AUC for classified stress detection; RMSE, MAE and R² for continuous prediction; reliability diagrams, the Brier score and prediction-interval coverage probability for calibration; and stress-detection lead time and per-season false-alarm rate for operational value — with literature-derived acceptance thresholds fixed in the validation protocol before the prospective season, and with the primary model frozen and its model card registered in the Primary model, benchmark and model card before the first field season. Freezing the model and pre-committing thresholds before the prospective test is the methodological device that makes the transferability claim honest.</w:t>
+        <w:t>The predictive framework itself (Objective O2) is developed to be parsimonious, interpretable and uncertainty-aware: a ranked predictor set, a primary model with a single nonlinear benchmark only where justified, an explicit calibration and uncertainty assessment, and a model card. Two methodological safeguards convert each objective into an auditable claim rather than a moving target. First, model selection and evaluation are performed under blocked, leakage-safe unseen-year temporal validation, so that year-, treatment- or site-specific correlations cannot masquerade as generalisation. Second, evaluation uses pre-registered metrics — balanced accuracy, F1 and ROC-AUC for classified stress detection; RMSE, MAE and R² for continuous prediction; reliability diagrams, the Brier score and prediction-interval coverage probability for calibration; and stress-detection lead time and per-season false-alarm rate for operational value — with literature-derived acceptance thresholds fixed in the validation protocol before the prospective season, and with the primary model frozen and its model card registered in the Primary model, benchmark and model card before the first field season. Freezing the model and pre-committing thresholds before the prospective test is the methodological device that makes the transferability claim honest. The action is deliberately front-loaded to make this ordering structural. The harmonised historical knowledge base (D1.1, month 2) and the stress-target, feature-selection and validation protocol (D1.2, month 3) are delivered before the freeze. The primary model is frozen at the end of month 3 (MS6), against a fixed and documented target and protocol. No outcome data from the commercial field are used before the freeze.</w:t>
       </w:r>
     </w:p>
     <w:p>
@@ -268,7 +268,7 @@
     </w:p>
     <w:p>
       <w:r>
-        <w:t>Starting point and the competence gap the fellowship closes. Dr. Rositsa Cholakova enters FIELDWISE as an accomplished plant physiologist and agronomist, holding a BSc/MSc in Plant Protection/Agronomy, a PhD in Plant Physiology, approximately five years of university teaching and research in plant stress physiology, and an expanding technical profile in remote sensing, hyperspectral sensing, UAV applications, GIS and agricultural data analysis. The measures proposed here are credible precisely because they are targeted: FIELDWISE is designed around the one competence gap that stands between this profile and full independence in a fast-growing field — rigorous predictive modelling and model validation across time, sensing scales and environments. By closing that gap, the fellowship completes a coherent progression from a plant physiologist/agronomist who uses digital tools into an independent Agricultural Data Scientist specialised in plant stress, Earth observation and decision-support systems. This is the researcher-facing outcome the whole action is engineered to deliver, and it is what directly serves the call's expected outcome of an increased set of research and transferable skills leading to improved employability and career prospects within academia and beyond (EO-01) and its corresponding expected impact (EI-01). It is not asserted as a slogan: it is operationalised by the Career Development Plan and the inter-sectoral placement set out below, and it is measured by the project's own career KPI.</w:t>
+        <w:t>Starting point and the competence gap the fellowship closes. Dr. Rositsa Cholakova enters FIELDWISE as an accomplished plant physiologist and agronomist, holding a BSc/MSc in Plant Protection/Agronomy, a PhD in Plant Physiology, approximately five years of university teaching and research in plant stress physiology, and an expanding technical profile in remote sensing, hyperspectral sensing, UAV applications, GIS and agricultural data analysis. The measures proposed here are credible precisely because they are targeted: FIELDWISE is designed around the one competence gap that stands between this profile and full independence in a fast-growing field — rigorous predictive modelling and model validation across time, sensing scales and environments. By closing that gap, the fellowship completes a coherent progression from a plant physiologist/agronomist who uses digital tools into an independent Agricultural Data Scientist specialised in plant stress, Earth observation and decision-support systems. This is the researcher-facing outcome the whole action is engineered to deliver, and it is what directly serves the call's expected outcome of an increased set of research and transferable skills leading to improved employability and career prospects within academia and beyond (EO-01) and its corresponding expected impact (EI-01). It is not asserted as a slogan: it is operationalised by the Career Development Plan and the inter-sectoral placement set out below, and it is measured by the project's own career KPI. Two concrete post-fellowship trajectories anchor this breadth. The first is an independent Agricultural Data Scientist or researcher role at the interface of plant science, Earth observation and agricultural technology. It builds directly on the FIELDWISE modelling record and the AgroVIR placement experience. The second is an independent research and innovation line in Bulgaria, applying the validated FIELDWISE methodology and DrR concept to further irrigated high-value horticultural crops.</w:t>
       </w:r>
     </w:p>
     <w:p>
@@ -331,7 +331,7 @@
     </w:p>
     <w:p>
       <w:r>
-        <w:t>Communication to practitioners, students and the public. Communication is deliberately widened beyond research audiences. The fellow will deliver practitioner-oriented demonstrations of the stress and uncertainty outputs; Krumatic supports Bulgarian farmer-facing dissemination, demonstration and uptake of the MVP, providing a concrete channel into the Bulgarian grower community. As an operator-preserved commitment, the project targets one public field demonstration with farmers and one public-facing article per year. Only if it is formally established and scientifically suitable, a public-facing demonstration at the planned Szentendre Skanzen model Bulgarian garden would link traditional horticultural knowledge with modern environmental sensing; this is stated conditionally and carries no unconditional promise. Teaching-linked communication — short guest lectures, seminars or practical sessions at MATE and, where institutionally possible, the Agricultural University of Plovdiv — feeds research results back into higher education. Together these activities address broadened public engagement (EI-03) and the feedback of results into teaching (EI-06), while remaining sized to a single fellow's realistic reach.</w:t>
+        <w:t>Communication to practitioners, students and the public. Communication is deliberately widened beyond research audiences. The fellow will deliver practitioner-oriented demonstrations of the stress and uncertainty outputs; Krumatic supports Bulgarian farmer-facing dissemination, demonstration and uptake of the MVP, providing a concrete channel into the Bulgarian grower community. As an operator-preserved commitment, the project targets one public field demonstration with farmers and one public-facing article per year. Only if it is formally established and scientifically suitable, a public-facing demonstration at the planned Szentendre Skanzen model Bulgarian garden would link traditional horticultural knowledge with modern environmental sensing; this is stated conditionally and carries no unconditional promise. Teaching-linked communication — short guest lectures, seminars or practical sessions at MATE and, where institutionally possible, the Agricultural University of Plovdiv — feeds research results back into higher education. Together these activities address broadened public engagement (EI-03) and the feedback of results into teaching (EI-06), while remaining sized to a single fellow's realistic reach. Reach and uptake are measured through owner-committed indicators tied to these channels. Field demonstrations target at least 15 practitioners or growers each, recorded by attendance. Public-facing articles target at least 300 views or readers where the outlet reports analytics; otherwise they appear in a named sector outlet. The structured AgroVIR evaluation is completed across all six assessment dimensions (D5.1, KPI K9). Repository downloads and citations of the released model card and crop-transfer specification are monitored from release, not promised. Scientific dissemination targets two named international events: the EGU General Assembly and the European Conference on Precision Agriculture (ECPA). The committed outputs are at least two conference presentations and at least two peer-reviewed manuscripts submitted, one targeted for publication within the fellowship. They further include a specialised training school or workshop, two institutional seminars and an industry or end-user workshop. An exploitation or technology-transfer consultation and a European Researchers' Night activity complete the set.</w:t>
       </w:r>
     </w:p>
     <w:p>
@@ -374,7 +374,7 @@
     </w:p>
     <w:p>
       <w:r>
-        <w:t>Agricultural and environmental impact — credible magnitude with disciplined honesty. FIELDWISE begins with processing tomato precisely because roughly five seasons of heterogeneous scientific observations (2022-2026) already exist, while the intended application domain is irrigated high-value horticulture. Critically, the project makes no fixed-percentage water-saving promise, because real savings depend on crop, cultivar, soil, weather, growth stage, irrigation system and the management action actually taken. What the project provides for magnitude is credible, bounded, literature-referenced context: comparable published studies demonstrate water-saving effects in the approximate 8–30% range under specific strategies — for processing tomato, plant-and-soil monitoring has been reported to reduce irrigation by around 30% versus empirical farmer management and by around 7.5% versus ET-based scheduling in a two-year field trial (Carucci et al. 2023), and early-stage controlled deficit has achieved roughly 25% water saving without statistically significant yield loss while poorly timed deficits reduced yield (Badr et al. 2026). These are stated as bounded context only, never as a FIELDWISE promise; they establish that the magnitude at stake is material and that the water–yield trade-off must be quantified rather than assumed. The project's own claimed value is therefore expressed as correct stress detection, warning lead time, uncertainty honesty, usability and irrigation-attention relevance. Prospective water-saving quantification is claimed only to the extent the commercial farmer-field irrigation-treatment arrangement actually supports it; where it does not, FIELDWISE reports detection, lead-time and uncertainty outcomes together with measured yield and quality. This disciplined framing is itself part of the importance of the contribution: it gives evaluators a defensible magnitude signal without overclaiming.</w:t>
+        <w:t>Agricultural and environmental impact — credible magnitude with disciplined honesty. FIELDWISE begins with processing tomato precisely because roughly five seasons of heterogeneous scientific observations (2022-2026) already exist, while the intended application domain is irrigated high-value horticulture. Critically, the project makes no fixed-percentage water-saving promise, because real savings depend on crop, cultivar, soil, weather, growth stage, irrigation system and the management action actually taken. What the project provides for magnitude is credible, bounded, literature-referenced context: comparable published studies demonstrate water-saving effects in the approximate 8–30% range under specific strategies — for processing tomato, plant-and-soil monitoring has been reported to reduce irrigation by around 30% versus empirical farmer management and by around 7.5% versus ET-based scheduling in a two-year field trial (Carucci et al. 2023), and early-stage controlled deficit has achieved roughly 25% water saving without statistically significant yield loss while poorly timed deficits reduced yield (Badr et al. 2026). These are stated as bounded context only, never as a FIELDWISE promise; they establish that the magnitude at stake is material and that the water–yield trade-off must be quantified rather than assumed. The project's own claimed value is therefore expressed as correct stress detection, warning lead time, uncertainty honesty, usability and irrigation-attention relevance. Stress-detection lead time is quantified prospectively with the pre-registered lead-time metric; no fixed numerical lead-time benefit is claimed before validation. The published water-saving ranges above serve as contextual benchmarks only. The project's own quantified contribution is its measured physiological validity, transfer performance, uncertainty and decision value under commercial-field conditions. Prospective water-saving quantification is claimed only to the extent the commercial farmer-field irrigation-treatment arrangement actually supports it; where it does not, FIELDWISE reports detection, lead-time and uncertainty outcomes together with measured yield and quality. This disciplined framing is itself part of the importance of the contribution: it gives evaluators a defensible magnitude signal without overclaiming.</w:t>
       </w:r>
     </w:p>
     <w:p>
@@ -384,7 +384,7 @@
     </w:p>
     <w:p>
       <w:r>
-        <w:t>European and societal relevance and its scale. The societal magnitude is bounded and evidenced rather than rhetorical. Eurostat reports fresh vegetables cultivated over approximately 2.0 million hectares in the EU in 2023, and about 0.7 million EU farms cultivating fresh vegetables in the 2020 census — an indication of the scale of the horticultural domain in which scientifically transferable, plant-based irrigation decision support could ultimately matter, presented explicitly as a potential application domain and not as an immediate addressable market. Bulgaria supplies concrete downstream context for the project's cross-border replication logic: about 35.6 thousand hectares of main vegetable area and roughly 128 thousand tonnes of tomato in harvest 2024. The combination of Hungarian scientific and industrial environments, a real farmer validation setting, Bulgarian software and dissemination links through Krumatic, and a defined post-MSCA replication and re-validation route through MVCRI provides a realistic pathway toward wider reuse, contributing particularly to SDG 2, SDG 6, SDG 12 and SDG 13. This cross-border pathway also broadens public and practitioner engagement with the research (EI-03) through practitioner-oriented demonstrations and farmer-facing communication.</w:t>
+        <w:t>European and societal relevance and its scale. The societal magnitude is bounded and evidenced rather than rhetorical. Eurostat reports fresh vegetables cultivated over approximately 2.0 million hectares in the EU in 2023, and about 0.7 million EU farms cultivating fresh vegetables in the 2020 census — an indication of the scale of the horticultural domain in which scientifically transferable, plant-based irrigation decision support could ultimately matter, presented explicitly as a potential application domain and not as an immediate addressable market. Bulgaria supplies concrete downstream context for the project's cross-border replication logic: about 35.6 thousand hectares of main vegetable area and roughly 128 thousand tonnes of tomato in harvest 2024. The realistic near-term segment, however, is the processing-tomato sector of Hungary and Bulgaria, not the entire EU horticultural domain. In Hungary, the principal Univer raw-material network integrates approximately 1,500 ha and nearly 100 farmers (industry-reported network figures; citation pending, flagged). That network accounts for about 70-80% of national processing-tomato production. In Bulgaria, the WPTC reported approximately 1,100 ha contracted or harvested by the three main processing operations in 2024 (WPTC country production tables, 2024). Of this, 700 ha were contracted by Balkan Foods and about 400 ha by two further companies. Together these figures indicate an immediately relevant target domain on the order of 2,600 ha, between the single validation field and the EU-scale domain. Later extension targets further irrigated high-value horticultural crops. The combination of Hungarian scientific and industrial environments, a real farmer validation setting, Bulgarian software and dissemination links through Krumatic, and a defined post-MSCA replication and re-validation route through MVCRI provides a realistic pathway toward wider reuse, contributing particularly to SDG 2, SDG 6, SDG 12 and SDG 13. This cross-border pathway also broadens public and practitioner engagement with the research (EI-03) through practitioner-oriented demonstrations and farmer-facing communication.</w:t>
       </w:r>
     </w:p>
     <w:p>
@@ -434,7 +434,7 @@
         <w:br/>
       </w:r>
       <w:r>
-        <w:t>- **WP3 — Independent Commercial-Farmer Prospective Validation** (lead: the independent commercial-farmer validation site). Applies the frozen model prospectively at an instrumented, independent commercial field and quantifies the transfer gap, delivering the Independent commercial-field validation dataset (D3.1) and the Prospective transferability, uncertainty and limited-recalibration report (D3.2).</w:t>
+        <w:t>- **WP3 — Independent Commercial-Farmer Prospective Validation** (scientific lead: the fellow at the beneficiary HUN-REN ATK, under host supervision). Applies the frozen model prospectively at an instrumented, independent commercial field and quantifies the transfer gap. Protocol design, sampling strategy, acceptance criteria, analysis and scientific interpretation remain with the fellow. The independent commercial farmer hosts the production-scale validation environment, secured by the T3.1 written access agreement and the recorded backup-producer contingency ladder. Deliverables: the Independent commercial-field validation dataset (D3.1) and the Prospective transferability, uncertainty and limited-recalibration report (D3.2).</w:t>
         <w:br/>
       </w:r>
       <w:r>
@@ -462,7 +462,7 @@
     </w:p>
     <w:p>
       <w:r>
-        <w:t>- **WP1** runs from the outset to month 14. Its opening tasks — auditing the archive, defining the common-variable matrix, selecting the physiological stress target and predefining blocked temporal validation (T1.1-T1.5) — complete ahead of the month-3 model freeze. MS1 confirms the historical knowledge base and target definition before that freeze; the primary model is then developed and frozen, delivering D1.3 and D2.1 at month 3 and triggering MS6. The harmonisation and crop-transfer strand (T2.4-T2.6) continues to month 14, delivering D1.1, D1.2 and D2.2 and reaching MS2.</w:t>
+        <w:t>- **WP1** runs from the outset to month 14. Its opening tasks — auditing the archive, defining the common-variable matrix, selecting the physiological stress target and predefining blocked temporal validation (T1.1-T1.5) — complete ahead of the month-3 model freeze. D1.1 (harmonised database and variable-availability map) lands at month 2; D1.2 (stress-target, feature-selection and validation protocol) at month 3. MS1 confirms the historical knowledge base and target definition before that freeze; the primary model is then developed and frozen, delivering D1.3 and D2.1 at month 3 and triggering MS6. No outcome data from the commercial field are used before the freeze. The harmonisation and crop-transfer strand (T2.4-T2.6) continues to month 14, delivering D2.2 and reaching MS2.</w:t>
         <w:br/>
       </w:r>
       <w:r>
@@ -565,7 +565,7 @@
     </w:p>
     <w:p>
       <w:r>
-        <w:t>Partner effort is contributed in kind and is stated as an operator-declared commitment pending each partner's written confirmation: the host supervisor 2.5 PM, the ELTE co-supervisor 2.0 PM, AgroVIR 3.0 PM (the largest partner figure, as the only partner hosting the fellow during the placement), MATE 2.4 PM and КРУМАТИК ЕООД 1.5 PM. These figures are scaled to well-defined roles — supervision cadence, data preparation and archive access, software development, and operational evaluation — and none represents a dependency that could block the researcher's own critical-path work.</w:t>
+        <w:t>Partner effort is contributed in kind and is stated as an operator-declared commitment pending each partner's written confirmation: the host supervisor 2.5 PM, the ELTE co-supervisor 2.0 PM, AgroVIR 3.0 PM (the largest partner figure, as the only partner hosting the fellow during the placement), MATE 2.4 PM and КРУМАТИК ЕООД 1.5 PM. These figures are scaled to well-defined roles — supervision cadence, data preparation and archive access, software development, and operational evaluation — and none represents a dependency that could block the researcher's own critical-path work. These contributions are deliberately structured to reduce the fellow's peak workload during the overlapping field, modelling and software period (months 4-14). ATK supervision, MATE data and measurement support, ELTE EO-campaign support and КРУМАТИК ЕООД software engineering absorb work that would otherwise fall on the fellow. The person-month figures themselves remain operator-declared commitments pending each partner's written confirmation.</w:t>
       </w:r>
     </w:p>
     <w:p>
